--- a/古文今讀21-25.docx
+++ b/古文今讀21-25.docx
@@ -2754,7 +2754,7 @@
         <w:t xml:space="preserve">（　　）16. </w:t>
       </w:r>
       <w:r>
-        <w:t>下列文句所表現的語氣，何者是「反問」？</w:t>
+        <w:t>下列文句所表現的語氣，何者是「激問」？</w:t>
       </w:r>
     </w:p>
     <w:p>
@@ -3948,7 +3948,7 @@
           </w:tcPr>
           <w:p>
             <w:r>
-              <w:t>D</w:t>
+              <w:t>C</w:t>
             </w:r>
           </w:p>
         </w:tc>
@@ -3958,7 +3958,7 @@
           </w:tcPr>
           <w:p>
             <w:r>
-              <w:t>「安有為人臣而戲其君乎」用反問語氣，強調自己絕不敢戲弄君主。</w:t>
+              <w:t>「安有為人臣而戲其君乎」用激問語氣，答案在問題的反面，藉此強調自己絕不敢戲弄君主。</w:t>
             </w:r>
           </w:p>
         </w:tc>

--- a/古文今讀21-25.docx
+++ b/古文今讀21-25.docx
@@ -1260,7 +1260,16 @@
           <w:b w:val="0"/>
           <w:sz w:val="22"/>
         </w:rPr>
-        <w:t>補充（墨子・所染）：蓬生麻中，不扶而直；白沙在涅，與之俱黑。入鮑魚之肆，久而不聞其臭；入芝蘭之室，久而不聞其香。染於蒼則蒼，染於黃則黃——比喻人的習性會因環境影響而改變，近朱者赤，近墨者黑。</w:t>
+        <w:t>補充（墨子・所染）：蓬生麻中，不扶而直；白沙在涅，與之俱黑。入鮑魚之肆，久而不聞其臭；入芝蘭之室，久而不聞其香。染於蒼則蒼，染於黃則黃——比喻人的習性會因環境影響而改變。</w:t>
+      </w:r>
+    </w:p>
+    <w:p>
+      <w:r>
+        <w:rPr>
+          <w:b w:val="0"/>
+          <w:sz w:val="22"/>
+        </w:rPr>
+        <w:t>成語補充「環境對人的影響」：近朱者赤，近墨者黑（接近好人使人變好，接近壞人使人變壞）、孟母三遷（比喻父母用心良苦，重視孩子成長的環境）、橘化為枳／南橘北枳（同一事物因環境不同而發生改變）、里仁為美（居住在仁厚風氣的地方最好，強調選擇居住環境的重要）、耳濡目染（長期處在某種環境中，不知不覺受到影響）、潛移默化（在不知不覺中，思想、性格逐漸受到感染而改變）。</w:t>
       </w:r>
     </w:p>
     <w:p>
@@ -2875,6 +2884,25 @@
     </w:p>
     <w:p>
       <w:r>
+        <w:rPr>
+          <w:b w:val="0"/>
+        </w:rPr>
+        <w:t xml:space="preserve">（　　）22. </w:t>
+      </w:r>
+      <w:r>
+        <w:t>「蓬生麻中，不扶而直；白沙在涅，與之俱黑」這段話，與下列哪一個成語最能表現「環境對人的影響」？</w:t>
+      </w:r>
+    </w:p>
+    <w:p>
+      <w:pPr>
+        <w:ind w:left="454"/>
+      </w:pPr>
+      <w:r>
+        <w:t>(A) 近朱者赤，近墨者黑　　(B) 水落石出　　(C) 畫蛇添足　　(D) 刻舟求劍</w:t>
+      </w:r>
+    </w:p>
+    <w:p>
+      <w:r>
         <w:br w:type="page"/>
       </w:r>
     </w:p>
@@ -4203,6 +4231,38 @@
           </w:p>
         </w:tc>
       </w:tr>
+      <w:tr>
+        <w:tc>
+          <w:tcPr>
+            <w:tcW w:type="dxa" w:w="1134"/>
+          </w:tcPr>
+          <w:p>
+            <w:r>
+              <w:t>22</w:t>
+            </w:r>
+          </w:p>
+        </w:tc>
+        <w:tc>
+          <w:tcPr>
+            <w:tcW w:type="dxa" w:w="1134"/>
+          </w:tcPr>
+          <w:p>
+            <w:r>
+              <w:t>A</w:t>
+            </w:r>
+          </w:p>
+        </w:tc>
+        <w:tc>
+          <w:tcPr>
+            <w:tcW w:type="dxa" w:w="7370"/>
+          </w:tcPr>
+          <w:p>
+            <w:r>
+              <w:t>蓬草生長在麻中會自然挺直，白沙混入黑泥也會變黑，正說明環境對人潛移默化的影響，意近「近朱者赤，近墨者黑」。</w:t>
+            </w:r>
+          </w:p>
+        </w:tc>
+      </w:tr>
     </w:tbl>
     <w:p/>
     <w:p>

--- a/古文今讀21-25.docx
+++ b/古文今讀21-25.docx
@@ -1989,6 +1989,15 @@
       </w:r>
     </w:p>
     <w:p>
+      <w:r>
+        <w:rPr>
+          <w:b w:val="0"/>
+          <w:sz w:val="22"/>
+        </w:rPr>
+        <w:t>成語「齊人攫金」：比喻一心貪圖財利，見利而不見其他，因利慾薰心而不顧一切、不擇手段的人。</w:t>
+      </w:r>
+    </w:p>
+    <w:p>
       <w:pPr>
         <w:spacing w:before="240" w:after="120"/>
       </w:pPr>
@@ -3372,7 +3381,7 @@
         <w:t xml:space="preserve">（　　）4. </w:t>
       </w:r>
       <w:r>
-        <w:t>「吏捕得之」的「之」是指？</w:t>
+        <w:t>後人以「齊人攫金」比喻什麼樣的人？</w:t>
       </w:r>
     </w:p>
     <w:p>
@@ -3380,7 +3389,7 @@
         <w:ind w:left="454"/>
       </w:pPr>
       <w:r>
-        <w:t>(A) 搶奪金子的齊人　　(B) 賣金子的商人　　(C) 圍觀的市集群眾　　(D) 巡邏的官吏</w:t>
+        <w:t>(A) 一心貪圖財利，見利而不見其他，因利慾薰心而不顧一切、不擇手段的人　　(B) 誠實可靠，堂堂正正做事的人　　(C) 行事謹慎，瞻前顧後的人　　(D) 喜歡在市集閒逛購物的人</w:t>
       </w:r>
     </w:p>
     <w:p>
@@ -4978,7 +4987,7 @@
           </w:tcPr>
           <w:p>
             <w:r>
-              <w:t>巡吏逮捕的對象，是那個伸手搶奪金子後逃跑的齊人。</w:t>
+              <w:t>「齊人攫金」比喻一心只想得到財利，見利而不見其他，因利慾薰心而不顧一切、不擇手段的人。</w:t>
             </w:r>
           </w:p>
         </w:tc>

--- a/古文今讀21-25.docx
+++ b/古文今讀21-25.docx
@@ -4987,7 +4987,7 @@
           </w:tcPr>
           <w:p>
             <w:r>
-              <w:t>「齊人攫金」比喻一心只想得到財利，見利而不見其他，因利慾薰心而不顧一切、不擇手段的人。</w:t>
+              <w:t>(A)正確：「齊人攫金」正是形容一心貪圖財利、見利不見其他，因利慾薰心而不顧一切、不擇手段的人。(B)錯誤：齊人當眾搶奪他人財物，正好與「誠實可靠，堂堂正正」相反。(C)錯誤：齊人取金時「不見人，徒見金」，是不顧後果、莽撞行事，並非謹慎、瞻前顧後。(D)錯誤：齊人到市集的目的是伺機搶奪金子，不是單純逛街購物。</w:t>
             </w:r>
           </w:p>
         </w:tc>

--- a/古文今讀21-25.docx
+++ b/古文今讀21-25.docx
@@ -1283,6 +1283,213 @@
     </w:p>
     <w:p>
       <w:pPr>
+        <w:spacing w:before="120"/>
+      </w:pPr>
+      <w:r>
+        <w:rPr>
+          <w:b/>
+          <w:color w:val="C00000"/>
+        </w:rPr>
+        <w:t>重點提示｜成語</w:t>
+      </w:r>
+    </w:p>
+    <w:tbl>
+      <w:tblPr>
+        <w:tblStyle w:val="TableGrid"/>
+        <w:tblW w:type="auto" w:w="0"/>
+        <w:jc w:val="center"/>
+        <w:tblLook w:firstColumn="1" w:firstRow="1" w:lastColumn="0" w:lastRow="0" w:noHBand="0" w:noVBand="1" w:val="04A0"/>
+      </w:tblPr>
+      <w:tblGrid>
+        <w:gridCol w:w="4320"/>
+        <w:gridCol w:w="4320"/>
+      </w:tblGrid>
+      <w:tr>
+        <w:tc>
+          <w:tcPr>
+            <w:tcW w:type="dxa" w:w="2268"/>
+            <w:shd w:val="clear" w:color="auto" w:fill="E2EFDA"/>
+            <w:shd w:val="clear" w:color="auto" w:fill="FCE4D6"/>
+          </w:tcPr>
+          <w:p>
+            <w:pPr>
+              <w:jc w:val="center"/>
+            </w:pPr>
+            <w:r>
+              <w:rPr>
+                <w:b/>
+              </w:rPr>
+              <w:t>成語</w:t>
+            </w:r>
+          </w:p>
+        </w:tc>
+        <w:tc>
+          <w:tcPr>
+            <w:tcW w:type="dxa" w:w="6803"/>
+            <w:shd w:val="clear" w:color="auto" w:fill="E2EFDA"/>
+            <w:shd w:val="clear" w:color="auto" w:fill="FCE4D6"/>
+          </w:tcPr>
+          <w:p>
+            <w:pPr>
+              <w:jc w:val="center"/>
+            </w:pPr>
+            <w:r>
+              <w:rPr>
+                <w:b/>
+              </w:rPr>
+              <w:t>解釋</w:t>
+            </w:r>
+          </w:p>
+        </w:tc>
+      </w:tr>
+      <w:tr>
+        <w:tc>
+          <w:tcPr>
+            <w:tcW w:type="dxa" w:w="2268"/>
+            <w:shd w:val="clear" w:color="auto" w:fill="FCE4D6"/>
+          </w:tcPr>
+          <w:p>
+            <w:r>
+              <w:t>欬唾成珠（ㄎㄞˋ）</w:t>
+            </w:r>
+          </w:p>
+        </w:tc>
+        <w:tc>
+          <w:tcPr>
+            <w:tcW w:type="dxa" w:w="6803"/>
+            <w:shd w:val="clear" w:color="auto" w:fill="FCE4D6"/>
+          </w:tcPr>
+          <w:p>
+            <w:r>
+              <w:t>比喻言談不凡或文詞優美。</w:t>
+            </w:r>
+          </w:p>
+        </w:tc>
+      </w:tr>
+      <w:tr>
+        <w:tc>
+          <w:tcPr>
+            <w:tcW w:type="dxa" w:w="2268"/>
+            <w:shd w:val="clear" w:color="auto" w:fill="FCE4D6"/>
+          </w:tcPr>
+          <w:p>
+            <w:r>
+              <w:t>目不見睫</w:t>
+            </w:r>
+          </w:p>
+        </w:tc>
+        <w:tc>
+          <w:tcPr>
+            <w:tcW w:type="dxa" w:w="6803"/>
+            <w:shd w:val="clear" w:color="auto" w:fill="FCE4D6"/>
+          </w:tcPr>
+          <w:p>
+            <w:r>
+              <w:t>比喻人無自知之明，不能看見自己的過失。</w:t>
+            </w:r>
+          </w:p>
+        </w:tc>
+      </w:tr>
+      <w:tr>
+        <w:tc>
+          <w:tcPr>
+            <w:tcW w:type="dxa" w:w="2268"/>
+            <w:shd w:val="clear" w:color="auto" w:fill="FCE4D6"/>
+          </w:tcPr>
+          <w:p>
+            <w:r>
+              <w:t>利令智昏</w:t>
+            </w:r>
+          </w:p>
+        </w:tc>
+        <w:tc>
+          <w:tcPr>
+            <w:tcW w:type="dxa" w:w="6803"/>
+            <w:shd w:val="clear" w:color="auto" w:fill="FCE4D6"/>
+          </w:tcPr>
+          <w:p>
+            <w:r>
+              <w:t>因貪圖財利而失去理智，做出不顧一切的事。</w:t>
+            </w:r>
+          </w:p>
+        </w:tc>
+      </w:tr>
+      <w:tr>
+        <w:tc>
+          <w:tcPr>
+            <w:tcW w:type="dxa" w:w="2268"/>
+            <w:shd w:val="clear" w:color="auto" w:fill="FCE4D6"/>
+          </w:tcPr>
+          <w:p>
+            <w:r>
+              <w:t>玩物喪志</w:t>
+            </w:r>
+          </w:p>
+        </w:tc>
+        <w:tc>
+          <w:tcPr>
+            <w:tcW w:type="dxa" w:w="6803"/>
+            <w:shd w:val="clear" w:color="auto" w:fill="FCE4D6"/>
+          </w:tcPr>
+          <w:p>
+            <w:r>
+              <w:t>一味玩賞無益的器物，因而消磨人的志向。</w:t>
+            </w:r>
+          </w:p>
+        </w:tc>
+      </w:tr>
+      <w:tr>
+        <w:tc>
+          <w:tcPr>
+            <w:tcW w:type="dxa" w:w="2268"/>
+            <w:shd w:val="clear" w:color="auto" w:fill="FCE4D6"/>
+          </w:tcPr>
+          <w:p>
+            <w:r>
+              <w:t>鼠目寸光</w:t>
+            </w:r>
+          </w:p>
+        </w:tc>
+        <w:tc>
+          <w:tcPr>
+            <w:tcW w:type="dxa" w:w="6803"/>
+            <w:shd w:val="clear" w:color="auto" w:fill="FCE4D6"/>
+          </w:tcPr>
+          <w:p>
+            <w:r>
+              <w:t>形容人目光短淺，識見狹小。</w:t>
+            </w:r>
+          </w:p>
+        </w:tc>
+      </w:tr>
+      <w:tr>
+        <w:tc>
+          <w:tcPr>
+            <w:tcW w:type="dxa" w:w="2268"/>
+            <w:shd w:val="clear" w:color="auto" w:fill="FCE4D6"/>
+          </w:tcPr>
+          <w:p>
+            <w:r>
+              <w:t>鋌而走險（ㄊㄧㄥˇ）</w:t>
+            </w:r>
+          </w:p>
+        </w:tc>
+        <w:tc>
+          <w:tcPr>
+            <w:tcW w:type="dxa" w:w="6803"/>
+            <w:shd w:val="clear" w:color="auto" w:fill="FCE4D6"/>
+          </w:tcPr>
+          <w:p>
+            <w:r>
+              <w:t>在窮途末路或受逼迫時，採取冒險行動或不正當的行為。</w:t>
+            </w:r>
+          </w:p>
+        </w:tc>
+      </w:tr>
+    </w:tbl>
+    <w:p/>
+    <w:p>
+      <w:pPr>
         <w:spacing w:before="240" w:after="120"/>
       </w:pPr>
       <w:r>
@@ -1968,15 +2175,6 @@
           <w:sz w:val="22"/>
         </w:rPr>
         <w:t>原文：昔齊人有欲金者，清旦，衣冠而之市，適鬻金者之所，因攫其金而去。吏捕得之，問曰：「人皆在焉，子攫人之金何？」對曰：「取金之時，不見人，徒見金。」</w:t>
-      </w:r>
-    </w:p>
-    <w:p>
-      <w:r>
-        <w:rPr>
-          <w:b w:val="0"/>
-          <w:sz w:val="22"/>
-        </w:rPr>
-        <w:t>補充成語：目不見睫（比喻人無自知之明，不能看見自己的過失）、玩物喪志（一味玩賞無益的器物，因而消磨人的志向）、鼠目寸光（形容人目光短淺，識見狹小）、利慾薰心（被利慾迷惑，使得理智昏亂）、鋌而走險（在窮途末路或受逼迫時，採取冒險行動或不正當的行為）。</w:t>
       </w:r>
     </w:p>
     <w:p>
@@ -4475,7 +4673,7 @@
           </w:tcPr>
           <w:p>
             <w:r>
-              <w:t>應：回答。楚人被質問後，答不出話來。</w:t>
+              <w:t>「應」字依語境有多種意思：(A)回答——本文「其人弗能應也」即指楚人答不出話來，為正確答案。(B)對付、因應——如「隨機應變」的「應」。(C)適合、相稱——如「得心應手」「應景」的「應」。(D)附和、呼應——如「一唱一應」「裡應外合」的「應」。</w:t>
             </w:r>
           </w:p>
         </w:tc>

--- a/古文今讀21-25.docx
+++ b/古文今讀21-25.docx
@@ -727,6 +727,165 @@
           <w:sz w:val="22"/>
         </w:rPr>
         <w:t>「何如」＝怎麼樣，常放在句末表示詢問；「弗」＝不，用法同「不」；「俄而」「頃之」「有頃」都表示「一會兒、不久」。</w:t>
+      </w:r>
+    </w:p>
+    <w:p>
+      <w:pPr>
+        <w:spacing w:before="240" w:after="120"/>
+      </w:pPr>
+      <w:r>
+        <w:rPr>
+          <w:b/>
+          <w:color w:val="385723"/>
+          <w:sz w:val="28"/>
+        </w:rPr>
+        <w:t>六、應</w:t>
+      </w:r>
+    </w:p>
+    <w:tbl>
+      <w:tblPr>
+        <w:tblStyle w:val="TableGrid"/>
+        <w:tblW w:type="auto" w:w="0"/>
+        <w:jc w:val="center"/>
+        <w:tblLook w:firstColumn="1" w:firstRow="1" w:lastColumn="0" w:lastRow="0" w:noHBand="0" w:noVBand="1" w:val="04A0"/>
+      </w:tblPr>
+      <w:tblGrid>
+        <w:gridCol w:w="4320"/>
+        <w:gridCol w:w="4320"/>
+      </w:tblGrid>
+      <w:tr>
+        <w:tc>
+          <w:tcPr>
+            <w:tcW w:type="dxa" w:w="2268"/>
+            <w:shd w:val="clear" w:color="auto" w:fill="E2EFDA"/>
+          </w:tcPr>
+          <w:p>
+            <w:pPr>
+              <w:jc w:val="center"/>
+            </w:pPr>
+            <w:r>
+              <w:rPr>
+                <w:b/>
+              </w:rPr>
+              <w:t>意義（詞性）</w:t>
+            </w:r>
+          </w:p>
+        </w:tc>
+        <w:tc>
+          <w:tcPr>
+            <w:tcW w:type="dxa" w:w="6803"/>
+            <w:shd w:val="clear" w:color="auto" w:fill="E2EFDA"/>
+          </w:tcPr>
+          <w:p>
+            <w:pPr>
+              <w:jc w:val="center"/>
+            </w:pPr>
+            <w:r>
+              <w:rPr>
+                <w:b/>
+              </w:rPr>
+              <w:t>例句（出處）</w:t>
+            </w:r>
+          </w:p>
+        </w:tc>
+      </w:tr>
+      <w:tr>
+        <w:tc>
+          <w:tcPr>
+            <w:tcW w:type="dxa" w:w="2268"/>
+          </w:tcPr>
+          <w:p>
+            <w:r>
+              <w:t>回答</w:t>
+            </w:r>
+          </w:p>
+        </w:tc>
+        <w:tc>
+          <w:tcPr>
+            <w:tcW w:type="dxa" w:w="6803"/>
+          </w:tcPr>
+          <w:p>
+            <w:r>
+              <w:t>其人弗能「「應」」也（第21課，課本標註）</w:t>
+            </w:r>
+          </w:p>
+        </w:tc>
+      </w:tr>
+      <w:tr>
+        <w:tc>
+          <w:tcPr>
+            <w:tcW w:type="dxa" w:w="2268"/>
+          </w:tcPr>
+          <w:p>
+            <w:r>
+              <w:t>對付、因應</w:t>
+            </w:r>
+          </w:p>
+        </w:tc>
+        <w:tc>
+          <w:tcPr>
+            <w:tcW w:type="dxa" w:w="6803"/>
+          </w:tcPr>
+          <w:p>
+            <w:r>
+              <w:t>隨機「「應」」變（補充）</w:t>
+            </w:r>
+          </w:p>
+        </w:tc>
+      </w:tr>
+      <w:tr>
+        <w:tc>
+          <w:tcPr>
+            <w:tcW w:type="dxa" w:w="2268"/>
+          </w:tcPr>
+          <w:p>
+            <w:r>
+              <w:t>適合、相稱</w:t>
+            </w:r>
+          </w:p>
+        </w:tc>
+        <w:tc>
+          <w:tcPr>
+            <w:tcW w:type="dxa" w:w="6803"/>
+          </w:tcPr>
+          <w:p>
+            <w:r>
+              <w:t>得心「「應」」手、「「應」」景（補充）</w:t>
+            </w:r>
+          </w:p>
+        </w:tc>
+      </w:tr>
+      <w:tr>
+        <w:tc>
+          <w:tcPr>
+            <w:tcW w:type="dxa" w:w="2268"/>
+          </w:tcPr>
+          <w:p>
+            <w:r>
+              <w:t>附和、呼應</w:t>
+            </w:r>
+          </w:p>
+        </w:tc>
+        <w:tc>
+          <w:tcPr>
+            <w:tcW w:type="dxa" w:w="6803"/>
+          </w:tcPr>
+          <w:p>
+            <w:r>
+              <w:t>一唱一「「應」」、裡「「應」」外合（補充）</w:t>
+            </w:r>
+          </w:p>
+        </w:tc>
+      </w:tr>
+    </w:tbl>
+    <w:p/>
+    <w:p>
+      <w:r>
+        <w:rPr>
+          <w:b w:val="0"/>
+          <w:sz w:val="22"/>
+        </w:rPr>
+        <w:t>「應」字依語境有多種意思，須看上下文判斷：本文「其人弗能應也」是回答的意思。</w:t>
       </w:r>
     </w:p>
     <w:p>

--- a/古文今讀21-25.docx
+++ b/古文今讀21-25.docx
@@ -4,7 +4,7 @@
   <w:body>
     <w:p>
       <w:pPr>
-        <w:spacing w:before="240" w:after="120"/>
+        <w:spacing w:before="200"/>
         <w:jc w:val="center"/>
       </w:pPr>
       <w:r>
@@ -17,13 +17,9 @@
       </w:r>
     </w:p>
     <w:p>
-      <w:pPr>
-        <w:jc w:val="center"/>
-      </w:pPr>
       <w:r>
         <w:rPr>
           <w:b w:val="0"/>
-          <w:sz w:val="22"/>
         </w:rPr>
         <w:t>第21課 自相矛盾　第22課 師曠論學　第23課 阿豺折箭　第24課 名落孫山　第25課 齊人攫金</w:t>
       </w:r>
@@ -31,38 +27,33 @@
     <w:p>
       <w:r>
         <w:rPr>
-          <w:b w:val="0"/>
-          <w:sz w:val="22"/>
+          <w:b/>
         </w:rPr>
-      </w:r>
-    </w:p>
-    <w:p>
-      <w:r>
-        <w:rPr>
-          <w:b/>
-          <w:sz w:val="22"/>
-        </w:rPr>
-        <w:t>虛字整理：汝爾子若君卿、吾予余愚某僕、之、於、何如弗俄而汝曹清旦徒</w:t>
-      </w:r>
-    </w:p>
-    <w:p>
-      <w:r>
-        <w:rPr>
-          <w:b w:val="0"/>
-          <w:sz w:val="22"/>
-        </w:rPr>
-        <w:t>出處：簡報＝老師簡報例句；課本標註＝課本旁註所列；補充＝整理時另加的用法</w:t>
+        <w:t>虛字整理：汝爾子若君卿、吾予余愚某僕、之、於、何如弗俄而汝曹清旦徒、應</w:t>
       </w:r>
     </w:p>
     <w:p>
       <w:pPr>
-        <w:spacing w:before="240" w:after="120"/>
+        <w:spacing w:before="200"/>
       </w:pPr>
       <w:r>
         <w:rPr>
           <w:b/>
           <w:color w:val="385723"/>
-          <w:sz w:val="28"/>
+          <w:sz w:val="32"/>
+        </w:rPr>
+        <w:t>虛字整理</w:t>
+      </w:r>
+    </w:p>
+    <w:p>
+      <w:pPr>
+        <w:spacing w:before="200"/>
+      </w:pPr>
+      <w:r>
+        <w:rPr>
+          <w:b/>
+          <w:color w:val="385723"/>
+          <w:sz w:val="26"/>
         </w:rPr>
         <w:t>一、汝、爾、子、若、君、卿（你）</w:t>
       </w:r>
@@ -71,7 +62,6 @@
       <w:tblPr>
         <w:tblStyle w:val="TableGrid"/>
         <w:tblW w:type="auto" w:w="0"/>
-        <w:jc w:val="center"/>
         <w:tblLook w:firstColumn="1" w:firstRow="1" w:lastColumn="0" w:lastRow="0" w:noHBand="0" w:noVBand="1" w:val="04A0"/>
       </w:tblPr>
       <w:tblGrid>
@@ -85,9 +75,6 @@
             <w:shd w:val="clear" w:color="auto" w:fill="E2EFDA"/>
           </w:tcPr>
           <w:p>
-            <w:pPr>
-              <w:jc w:val="center"/>
-            </w:pPr>
             <w:r>
               <w:rPr>
                 <w:b/>
@@ -102,9 +89,6 @@
             <w:shd w:val="clear" w:color="auto" w:fill="E2EFDA"/>
           </w:tcPr>
           <w:p>
-            <w:pPr>
-              <w:jc w:val="center"/>
-            </w:pPr>
             <w:r>
               <w:rPr>
                 <w:b/>
@@ -131,11 +115,11 @@
           </w:tcPr>
           <w:p>
             <w:r>
-              <w:t>「「汝」」取十九支箭折之（第23課，課本標註）</w:t>
+              <w:t>「汝」取十九支箭折之（第23課，課本標註）</w:t>
               <w:br/>
-              <w:t>「「汝」」各獻吾一支箭（第23課，補充）</w:t>
+              <w:t>「汝」各獻吾一支箭（第23課，補充）</w:t>
               <w:br/>
-              <w:t>「「汝」」等各奉吾一支箭（第23課，補充）</w:t>
+              <w:t>「汝」等各奉吾一支箭（第23課，補充）</w:t>
             </w:r>
           </w:p>
         </w:tc>
@@ -146,20 +130,19 @@
       <w:r>
         <w:rPr>
           <w:b w:val="0"/>
-          <w:sz w:val="22"/>
         </w:rPr>
         <w:t>汝＝爾＝子＝若＝君＝卿，都是「你」的意思（課本標註）。</w:t>
       </w:r>
     </w:p>
     <w:p>
       <w:pPr>
-        <w:spacing w:before="240" w:after="120"/>
+        <w:spacing w:before="200"/>
       </w:pPr>
       <w:r>
         <w:rPr>
           <w:b/>
           <w:color w:val="385723"/>
-          <w:sz w:val="28"/>
+          <w:sz w:val="26"/>
         </w:rPr>
         <w:t>二、吾、予、余、愚、某、僕、老夫（我）</w:t>
       </w:r>
@@ -168,7 +151,6 @@
       <w:tblPr>
         <w:tblStyle w:val="TableGrid"/>
         <w:tblW w:type="auto" w:w="0"/>
-        <w:jc w:val="center"/>
         <w:tblLook w:firstColumn="1" w:firstRow="1" w:lastColumn="0" w:lastRow="0" w:noHBand="0" w:noVBand="1" w:val="04A0"/>
       </w:tblPr>
       <w:tblGrid>
@@ -182,9 +164,6 @@
             <w:shd w:val="clear" w:color="auto" w:fill="E2EFDA"/>
           </w:tcPr>
           <w:p>
-            <w:pPr>
-              <w:jc w:val="center"/>
-            </w:pPr>
             <w:r>
               <w:rPr>
                 <w:b/>
@@ -199,9 +178,6 @@
             <w:shd w:val="clear" w:color="auto" w:fill="E2EFDA"/>
           </w:tcPr>
           <w:p>
-            <w:pPr>
-              <w:jc w:val="center"/>
-            </w:pPr>
             <w:r>
               <w:rPr>
                 <w:b/>
@@ -228,11 +204,11 @@
           </w:tcPr>
           <w:p>
             <w:r>
-              <w:t>以子之矛，陷子之盾，何如？「「吾」」盾之堅，物莫能陷也（第21課，課本標註）</w:t>
+              <w:t>以子之矛，陷子之盾，何如？「吾」盾之堅，物莫能陷也（第21課，課本標註）</w:t>
               <w:br/>
-              <w:t>「「吾」」矛之利，於物無不陷也（第21課，課本標註）</w:t>
+              <w:t>「吾」矛之利，於物無不陷也（第21課，課本標註）</w:t>
               <w:br/>
-              <w:t>「「吾」」年七十，欲學（第22課，課本標註）</w:t>
+              <w:t>「吾」年七十，欲學（第22課，課本標註）</w:t>
             </w:r>
           </w:p>
         </w:tc>
@@ -243,20 +219,19 @@
       <w:r>
         <w:rPr>
           <w:b w:val="0"/>
-          <w:sz w:val="22"/>
         </w:rPr>
         <w:t>予＝余＝吾，都是「我」的意思；愚＝某＝僕，是自謙的說法（課本標註，各課通用）。</w:t>
       </w:r>
     </w:p>
     <w:p>
       <w:pPr>
-        <w:spacing w:before="240" w:after="120"/>
+        <w:spacing w:before="200"/>
       </w:pPr>
       <w:r>
         <w:rPr>
           <w:b/>
           <w:color w:val="385723"/>
-          <w:sz w:val="28"/>
+          <w:sz w:val="26"/>
         </w:rPr>
         <w:t>三、之</w:t>
       </w:r>
@@ -265,7 +240,6 @@
       <w:tblPr>
         <w:tblStyle w:val="TableGrid"/>
         <w:tblW w:type="auto" w:w="0"/>
-        <w:jc w:val="center"/>
         <w:tblLook w:firstColumn="1" w:firstRow="1" w:lastColumn="0" w:lastRow="0" w:noHBand="0" w:noVBand="1" w:val="04A0"/>
       </w:tblPr>
       <w:tblGrid>
@@ -279,9 +253,6 @@
             <w:shd w:val="clear" w:color="auto" w:fill="E2EFDA"/>
           </w:tcPr>
           <w:p>
-            <w:pPr>
-              <w:jc w:val="center"/>
-            </w:pPr>
             <w:r>
               <w:rPr>
                 <w:b/>
@@ -296,9 +267,6 @@
             <w:shd w:val="clear" w:color="auto" w:fill="E2EFDA"/>
           </w:tcPr>
           <w:p>
-            <w:pPr>
-              <w:jc w:val="center"/>
-            </w:pPr>
             <w:r>
               <w:rPr>
                 <w:b/>
@@ -325,9 +293,9 @@
           </w:tcPr>
           <w:p>
             <w:r>
-              <w:t>以子「「之」」矛，陷子「「之」」盾（第21課，課本標註）</w:t>
+              <w:t>以子「之」矛，陷子「之」盾（第21課，課本標註）</w:t>
               <w:br/>
-              <w:t>鬻金者「「之」」所（第25課，注釋，＝……的地方）</w:t>
+              <w:t>鬻金者「之」所（第25課，注釋，＝……的地方）</w:t>
             </w:r>
           </w:p>
         </w:tc>
@@ -349,7 +317,7 @@
           </w:tcPr>
           <w:p>
             <w:r>
-              <w:t>賢郎更在孫山外（省略「「之」」外）（第24課，補充）</w:t>
+              <w:t>賢郎更在孫山外（省略「之」外）（第24課，補充）</w:t>
             </w:r>
           </w:p>
         </w:tc>
@@ -371,7 +339,7 @@
           </w:tcPr>
           <w:p>
             <w:r>
-              <w:t>衣冠而「「之」」市（第25課，注釋⑥、課本標註）</w:t>
+              <w:t>衣冠而「之」市（第25課，注釋④、課本標註）</w:t>
             </w:r>
           </w:p>
         </w:tc>
@@ -393,9 +361,9 @@
           </w:tcPr>
           <w:p>
             <w:r>
-              <w:t>譽「「之」」曰（指盾／矛）（第21課，課本標註）</w:t>
+              <w:t>譽「之」曰（指盾／矛）（第21課，課本標註）</w:t>
               <w:br/>
-              <w:t>吏捕得「「之」」（指攫金的人）（第25課，課本標註）</w:t>
+              <w:t>吏捕得「之」（指攫金的人）（第25課，課本標註）</w:t>
             </w:r>
           </w:p>
         </w:tc>
@@ -406,20 +374,19 @@
       <w:r>
         <w:rPr>
           <w:b w:val="0"/>
-          <w:sz w:val="22"/>
         </w:rPr>
         <w:t>「之」是助詞時，多翻成「的」或不必翻譯；是動詞時，意思是「到、往」；是代詞時，要依上下文找出它指的人、事、物。</w:t>
       </w:r>
     </w:p>
     <w:p>
       <w:pPr>
-        <w:spacing w:before="240" w:after="120"/>
+        <w:spacing w:before="200"/>
       </w:pPr>
       <w:r>
         <w:rPr>
           <w:b/>
           <w:color w:val="385723"/>
-          <w:sz w:val="28"/>
+          <w:sz w:val="26"/>
         </w:rPr>
         <w:t>四、於</w:t>
       </w:r>
@@ -428,7 +395,6 @@
       <w:tblPr>
         <w:tblStyle w:val="TableGrid"/>
         <w:tblW w:type="auto" w:w="0"/>
-        <w:jc w:val="center"/>
         <w:tblLook w:firstColumn="1" w:firstRow="1" w:lastColumn="0" w:lastRow="0" w:noHBand="0" w:noVBand="1" w:val="04A0"/>
       </w:tblPr>
       <w:tblGrid>
@@ -442,9 +408,6 @@
             <w:shd w:val="clear" w:color="auto" w:fill="E2EFDA"/>
           </w:tcPr>
           <w:p>
-            <w:pPr>
-              <w:jc w:val="center"/>
-            </w:pPr>
             <w:r>
               <w:rPr>
                 <w:b/>
@@ -459,9 +422,6 @@
             <w:shd w:val="clear" w:color="auto" w:fill="E2EFDA"/>
           </w:tcPr>
           <w:p>
-            <w:pPr>
-              <w:jc w:val="center"/>
-            </w:pPr>
             <w:r>
               <w:rPr>
                 <w:b/>
@@ -488,7 +448,7 @@
           </w:tcPr>
           <w:p>
             <w:r>
-              <w:t>晉平公問「「於」」師曠（第22課，課本標註）</w:t>
+              <w:t>晉平公問「於」師曠（第22課，課本標註）</w:t>
             </w:r>
           </w:p>
         </w:tc>
@@ -510,7 +470,7 @@
           </w:tcPr>
           <w:p>
             <w:r>
-              <w:t>苛政猛「「於」」虎（比）、己所不欲，勿施「「於」」人（給）（複習，第18課）</w:t>
+              <w:t>苛政猛「於」虎（比）、己所不欲，勿施「於」人（給）（複習，第18課）</w:t>
             </w:r>
           </w:p>
         </w:tc>
@@ -521,20 +481,19 @@
       <w:r>
         <w:rPr>
           <w:b w:val="0"/>
-          <w:sz w:val="22"/>
         </w:rPr>
         <w:t>「於」的常見用法：1.對於　2.向　3.在　4.比　5.給　6.被（置於動詞之後，表示被動）（課本標註，見11–20課整理）。</w:t>
       </w:r>
     </w:p>
     <w:p>
       <w:pPr>
-        <w:spacing w:before="240" w:after="120"/>
+        <w:spacing w:before="200"/>
       </w:pPr>
       <w:r>
         <w:rPr>
           <w:b/>
           <w:color w:val="385723"/>
-          <w:sz w:val="28"/>
+          <w:sz w:val="26"/>
         </w:rPr>
         <w:t>五、其他常見虛字：何如、弗、俄而、汝曹、清旦、徒</w:t>
       </w:r>
@@ -543,7 +502,6 @@
       <w:tblPr>
         <w:tblStyle w:val="TableGrid"/>
         <w:tblW w:type="auto" w:w="0"/>
-        <w:jc w:val="center"/>
         <w:tblLook w:firstColumn="1" w:firstRow="1" w:lastColumn="0" w:lastRow="0" w:noHBand="0" w:noVBand="1" w:val="04A0"/>
       </w:tblPr>
       <w:tblGrid>
@@ -557,9 +515,6 @@
             <w:shd w:val="clear" w:color="auto" w:fill="E2EFDA"/>
           </w:tcPr>
           <w:p>
-            <w:pPr>
-              <w:jc w:val="center"/>
-            </w:pPr>
             <w:r>
               <w:rPr>
                 <w:b/>
@@ -574,9 +529,6 @@
             <w:shd w:val="clear" w:color="auto" w:fill="E2EFDA"/>
           </w:tcPr>
           <w:p>
-            <w:pPr>
-              <w:jc w:val="center"/>
-            </w:pPr>
             <w:r>
               <w:rPr>
                 <w:b/>
@@ -603,7 +555,7 @@
           </w:tcPr>
           <w:p>
             <w:r>
-              <w:t>以子之矛，陷子之盾，「「何如」」？（第21課，課本標註）</w:t>
+              <w:t>以子之矛，陷子之盾，「何如」？（第21課，課本標註）</w:t>
             </w:r>
           </w:p>
         </w:tc>
@@ -625,7 +577,7 @@
           </w:tcPr>
           <w:p>
             <w:r>
-              <w:t>其人「「弗」」能應也（第21課，課本標註）</w:t>
+              <w:t>其人「弗」能應也（第21課，課本標註）</w:t>
             </w:r>
           </w:p>
         </w:tc>
@@ -647,7 +599,7 @@
           </w:tcPr>
           <w:p>
             <w:r>
-              <w:t>「「俄而」」命母弟慕利延曰（第23課，注釋④）</w:t>
+              <w:t>「俄而」命母弟慕利延曰（第23課，注釋③）</w:t>
             </w:r>
           </w:p>
         </w:tc>
@@ -669,7 +621,7 @@
           </w:tcPr>
           <w:p>
             <w:r>
-              <w:t>「「汝曹」」知否？（第23課，注釋⑥）</w:t>
+              <w:t>「汝曹」知否？（第23課，注釋⑤）</w:t>
             </w:r>
           </w:p>
         </w:tc>
@@ -691,7 +643,7 @@
           </w:tcPr>
           <w:p>
             <w:r>
-              <w:t>「「清旦」」，衣冠而之市（第25課，注釋②）</w:t>
+              <w:t>「清旦」，衣冠而之市（第25課，注釋②）</w:t>
             </w:r>
           </w:p>
         </w:tc>
@@ -713,7 +665,7 @@
           </w:tcPr>
           <w:p>
             <w:r>
-              <w:t>不見人，「「徒」」見金（第25課，注釋⑩）</w:t>
+              <w:t>不見人，「徒」見金（第25課，注釋⑦）</w:t>
             </w:r>
           </w:p>
         </w:tc>
@@ -724,20 +676,19 @@
       <w:r>
         <w:rPr>
           <w:b w:val="0"/>
-          <w:sz w:val="22"/>
         </w:rPr>
         <w:t>「何如」＝怎麼樣，常放在句末表示詢問；「弗」＝不，用法同「不」；「俄而」「頃之」「有頃」都表示「一會兒、不久」。</w:t>
       </w:r>
     </w:p>
     <w:p>
       <w:pPr>
-        <w:spacing w:before="240" w:after="120"/>
+        <w:spacing w:before="200"/>
       </w:pPr>
       <w:r>
         <w:rPr>
           <w:b/>
           <w:color w:val="385723"/>
-          <w:sz w:val="28"/>
+          <w:sz w:val="26"/>
         </w:rPr>
         <w:t>六、應</w:t>
       </w:r>
@@ -746,7 +697,6 @@
       <w:tblPr>
         <w:tblStyle w:val="TableGrid"/>
         <w:tblW w:type="auto" w:w="0"/>
-        <w:jc w:val="center"/>
         <w:tblLook w:firstColumn="1" w:firstRow="1" w:lastColumn="0" w:lastRow="0" w:noHBand="0" w:noVBand="1" w:val="04A0"/>
       </w:tblPr>
       <w:tblGrid>
@@ -760,9 +710,6 @@
             <w:shd w:val="clear" w:color="auto" w:fill="E2EFDA"/>
           </w:tcPr>
           <w:p>
-            <w:pPr>
-              <w:jc w:val="center"/>
-            </w:pPr>
             <w:r>
               <w:rPr>
                 <w:b/>
@@ -777,9 +724,6 @@
             <w:shd w:val="clear" w:color="auto" w:fill="E2EFDA"/>
           </w:tcPr>
           <w:p>
-            <w:pPr>
-              <w:jc w:val="center"/>
-            </w:pPr>
             <w:r>
               <w:rPr>
                 <w:b/>
@@ -806,7 +750,7 @@
           </w:tcPr>
           <w:p>
             <w:r>
-              <w:t>其人弗能「「應」」也（第21課，課本標註）</w:t>
+              <w:t>其人弗能「應」也（第21課，課本標註）</w:t>
             </w:r>
           </w:p>
         </w:tc>
@@ -828,7 +772,7 @@
           </w:tcPr>
           <w:p>
             <w:r>
-              <w:t>隨機「「應」」變（補充）</w:t>
+              <w:t>隨機「應」變（補充）</w:t>
             </w:r>
           </w:p>
         </w:tc>
@@ -850,7 +794,7 @@
           </w:tcPr>
           <w:p>
             <w:r>
-              <w:t>得心「「應」」手、「「應」」景（補充）</w:t>
+              <w:t>得心「應」手、「應」景（補充）</w:t>
             </w:r>
           </w:p>
         </w:tc>
@@ -872,7 +816,7 @@
           </w:tcPr>
           <w:p>
             <w:r>
-              <w:t>一唱一「「應」」、裡「「應」」外合（補充）</w:t>
+              <w:t>一唱一「應」、裡「應」外合（補充）</w:t>
             </w:r>
           </w:p>
         </w:tc>
@@ -883,27 +827,40 @@
       <w:r>
         <w:rPr>
           <w:b w:val="0"/>
-          <w:sz w:val="22"/>
         </w:rPr>
         <w:t>「應」字依語境有多種意思，須看上下文判斷：本文「其人弗能應也」是回答的意思。</w:t>
       </w:r>
     </w:p>
     <w:p>
+      <w:r>
+        <w:br w:type="page"/>
+      </w:r>
+    </w:p>
+    <w:p>
       <w:pPr>
-        <w:spacing w:before="240" w:after="120"/>
+        <w:spacing w:before="200"/>
+        <w:jc w:val="center"/>
       </w:pPr>
       <w:r>
         <w:rPr>
           <w:b/>
           <w:color w:val="385723"/>
-          <w:sz w:val="36"/>
+          <w:sz w:val="32"/>
         </w:rPr>
-        <w:t>各課重點</w:t>
+        <w:t>課文與選擇題</w:t>
+      </w:r>
+    </w:p>
+    <w:p>
+      <w:r>
+        <w:rPr>
+          <w:b w:val="0"/>
+        </w:rPr>
+        <w:t>班級：＿＿＿＿　座號：＿＿＿＿　姓名：＿＿＿＿＿＿　　得分：＿＿＿＿</w:t>
       </w:r>
     </w:p>
     <w:p>
       <w:pPr>
-        <w:spacing w:before="240" w:after="120"/>
+        <w:spacing w:before="200"/>
       </w:pPr>
       <w:r>
         <w:rPr>
@@ -914,283 +871,145 @@
         <w:t>第21課　自相矛盾　《韓非子》</w:t>
       </w:r>
     </w:p>
-    <w:tbl>
-      <w:tblPr>
-        <w:tblStyle w:val="TableGrid"/>
-        <w:tblW w:type="auto" w:w="0"/>
-        <w:jc w:val="center"/>
-        <w:tblLook w:firstColumn="1" w:firstRow="1" w:lastColumn="0" w:lastRow="0" w:noHBand="0" w:noVBand="1" w:val="04A0"/>
-      </w:tblPr>
-      <w:tblGrid>
-        <w:gridCol w:w="4320"/>
-        <w:gridCol w:w="4320"/>
-      </w:tblGrid>
-      <w:tr>
-        <w:tc>
-          <w:tcPr>
-            <w:tcW w:type="dxa" w:w="1701"/>
-            <w:shd w:val="clear" w:color="auto" w:fill="E2EFDA"/>
-          </w:tcPr>
-          <w:p>
-            <w:pPr>
-              <w:jc w:val="center"/>
-            </w:pPr>
-            <w:r>
-              <w:rPr>
-                <w:b/>
-              </w:rPr>
-              <w:t>詞語</w:t>
-            </w:r>
-          </w:p>
-        </w:tc>
-        <w:tc>
-          <w:tcPr>
-            <w:tcW w:type="dxa" w:w="7370"/>
-            <w:shd w:val="clear" w:color="auto" w:fill="E2EFDA"/>
-          </w:tcPr>
-          <w:p>
-            <w:pPr>
-              <w:jc w:val="center"/>
-            </w:pPr>
-            <w:r>
-              <w:rPr>
-                <w:b/>
-              </w:rPr>
-              <w:t>意思</w:t>
-            </w:r>
-          </w:p>
-        </w:tc>
-      </w:tr>
-      <w:tr>
-        <w:tc>
-          <w:tcPr>
-            <w:tcW w:type="dxa" w:w="1701"/>
-          </w:tcPr>
-          <w:p>
-            <w:r>
-              <w:t>鬻</w:t>
-            </w:r>
-          </w:p>
-        </w:tc>
-        <w:tc>
-          <w:tcPr>
-            <w:tcW w:type="dxa" w:w="7370"/>
-          </w:tcPr>
-          <w:p>
-            <w:r>
-              <w:t>賣</w:t>
-            </w:r>
-          </w:p>
-        </w:tc>
-      </w:tr>
-      <w:tr>
-        <w:tc>
-          <w:tcPr>
-            <w:tcW w:type="dxa" w:w="1701"/>
-          </w:tcPr>
-          <w:p>
-            <w:r>
-              <w:t>盾</w:t>
-            </w:r>
-          </w:p>
-        </w:tc>
-        <w:tc>
-          <w:tcPr>
-            <w:tcW w:type="dxa" w:w="7370"/>
-          </w:tcPr>
-          <w:p>
-            <w:r>
-              <w:t>古兵器，用來抵禦敵人的刀劍或戈矛的刺擊，具防禦作用</w:t>
-            </w:r>
-          </w:p>
-        </w:tc>
-      </w:tr>
-      <w:tr>
-        <w:tc>
-          <w:tcPr>
-            <w:tcW w:type="dxa" w:w="1701"/>
-          </w:tcPr>
-          <w:p>
-            <w:r>
-              <w:t>矛</w:t>
-            </w:r>
-          </w:p>
-        </w:tc>
-        <w:tc>
-          <w:tcPr>
-            <w:tcW w:type="dxa" w:w="7370"/>
-          </w:tcPr>
-          <w:p>
-            <w:r>
-              <w:t>古兵器，長柄，有青銅或鐵製的利刃，用來刺、戳穿敵人，具攻擊作用</w:t>
-            </w:r>
-          </w:p>
-        </w:tc>
-      </w:tr>
-      <w:tr>
-        <w:tc>
-          <w:tcPr>
-            <w:tcW w:type="dxa" w:w="1701"/>
-          </w:tcPr>
-          <w:p>
-            <w:r>
-              <w:t>譽</w:t>
-            </w:r>
-          </w:p>
-        </w:tc>
-        <w:tc>
-          <w:tcPr>
-            <w:tcW w:type="dxa" w:w="7370"/>
-          </w:tcPr>
-          <w:p>
-            <w:r>
-              <w:t>誇讚</w:t>
-            </w:r>
-          </w:p>
-        </w:tc>
-      </w:tr>
-      <w:tr>
-        <w:tc>
-          <w:tcPr>
-            <w:tcW w:type="dxa" w:w="1701"/>
-          </w:tcPr>
-          <w:p>
-            <w:r>
-              <w:t>陷</w:t>
-            </w:r>
-          </w:p>
-        </w:tc>
-        <w:tc>
-          <w:tcPr>
-            <w:tcW w:type="dxa" w:w="7370"/>
-          </w:tcPr>
-          <w:p>
-            <w:r>
-              <w:t>刺穿</w:t>
-            </w:r>
-          </w:p>
-        </w:tc>
-      </w:tr>
-      <w:tr>
-        <w:tc>
-          <w:tcPr>
-            <w:tcW w:type="dxa" w:w="1701"/>
-          </w:tcPr>
-          <w:p>
-            <w:r>
-              <w:t>或</w:t>
-            </w:r>
-          </w:p>
-        </w:tc>
-        <w:tc>
-          <w:tcPr>
-            <w:tcW w:type="dxa" w:w="7370"/>
-          </w:tcPr>
-          <w:p>
-            <w:r>
-              <w:t>有人</w:t>
-            </w:r>
-          </w:p>
-        </w:tc>
-      </w:tr>
-      <w:tr>
-        <w:tc>
-          <w:tcPr>
-            <w:tcW w:type="dxa" w:w="1701"/>
-          </w:tcPr>
-          <w:p>
-            <w:r>
-              <w:t>何如</w:t>
-            </w:r>
-          </w:p>
-        </w:tc>
-        <w:tc>
-          <w:tcPr>
-            <w:tcW w:type="dxa" w:w="7370"/>
-          </w:tcPr>
-          <w:p>
-            <w:r>
-              <w:t>怎麼樣</w:t>
-            </w:r>
-          </w:p>
-        </w:tc>
-      </w:tr>
-      <w:tr>
-        <w:tc>
-          <w:tcPr>
-            <w:tcW w:type="dxa" w:w="1701"/>
-          </w:tcPr>
-          <w:p>
-            <w:r>
-              <w:t>應</w:t>
-            </w:r>
-          </w:p>
-        </w:tc>
-        <w:tc>
-          <w:tcPr>
-            <w:tcW w:type="dxa" w:w="7370"/>
-          </w:tcPr>
-          <w:p>
-            <w:r>
-              <w:t>回答</w:t>
-            </w:r>
-          </w:p>
-        </w:tc>
-      </w:tr>
-      <w:tr>
-        <w:tc>
-          <w:tcPr>
-            <w:tcW w:type="dxa" w:w="1701"/>
-          </w:tcPr>
-          <w:p>
-            <w:r>
-              <w:t>弗</w:t>
-            </w:r>
-          </w:p>
-        </w:tc>
-        <w:tc>
-          <w:tcPr>
-            <w:tcW w:type="dxa" w:w="7370"/>
-          </w:tcPr>
-          <w:p>
-            <w:r>
-              <w:t>不</w:t>
-            </w:r>
-          </w:p>
-        </w:tc>
-      </w:tr>
-    </w:tbl>
-    <w:p/>
     <w:p>
       <w:r>
         <w:rPr>
-          <w:b w:val="0"/>
-          <w:sz w:val="22"/>
+          <w:b/>
         </w:rPr>
-        <w:t>原文：楚人有鬻盾與矛者，譽之曰：「吾盾之堅，物莫能陷也。」又譽其矛曰：「吾矛之利，於物無不陷也。」或曰：「以子之矛，陷子之盾，何如？」其人弗能應也。</w:t>
+        <w:t>【原文】</w:t>
       </w:r>
     </w:p>
     <w:p>
       <w:r>
         <w:rPr>
           <w:b w:val="0"/>
-          <w:sz w:val="22"/>
         </w:rPr>
-        <w:t>「矛」與「盾」一攻一守，性質相反：不可陷之盾與無不陷之矛，不可能同時存在，這正是矛盾之所在。</w:t>
+        <w:t>楚人有鬻盾與矛者，譽之曰：「吾盾之堅，物莫能陷也。」又譽其矛曰：「吾矛之利，於物無不陷也。」或曰：「以子之矛，陷子之盾，何如？」其人弗能應也。</w:t>
+      </w:r>
+    </w:p>
+    <w:p>
+      <w:r>
+        <w:rPr>
+          <w:b/>
+        </w:rPr>
+        <w:t>【注釋】</w:t>
       </w:r>
     </w:p>
     <w:p>
       <w:r>
         <w:rPr>
           <w:b w:val="0"/>
-          <w:sz w:val="22"/>
         </w:rPr>
-        <w:t>成語「自相矛盾」：比喻言語或行事前後不一致，互相牴觸，無法自圓其說。</w:t>
+        <w:t>①鬻：賣　②盾：古兵器，用來抵禦敵人的刀劍或戈矛的刺擊，具防禦作用　③矛：古兵器，長柄，有青銅或鐵製的利刃，用來刺、戳穿敵人，具攻擊作用　④譽：誇讚　⑤陷：刺穿　⑥或：有人　⑦何如：怎麼樣　⑧應：回答　⑨弗：不</w:t>
+      </w:r>
+    </w:p>
+    <w:p>
+      <w:r>
+        <w:rPr>
+          <w:b/>
+        </w:rPr>
+        <w:t>【語譯】</w:t>
+      </w:r>
+    </w:p>
+    <w:p>
+      <w:r>
+        <w:rPr>
+          <w:b w:val="0"/>
+        </w:rPr>
+        <w:t>楚國有個人同時賣盾牌和長矛，他誇耀自己的盾牌說：「我的盾牌非常堅固，沒有東西能刺穿它。」又誇耀自己的矛說：「我的矛非常鋒利，沒有東西刺不穿。」有人問他：「用你的矛來刺你的盾，結果會怎麼樣呢？」那個人無法回答。</w:t>
+      </w:r>
+    </w:p>
+    <w:p>
+      <w:r>
+        <w:rPr>
+          <w:b/>
+        </w:rPr>
+        <w:t>【成語教室】</w:t>
+      </w:r>
+    </w:p>
+    <w:p>
+      <w:r>
+        <w:rPr>
+          <w:b w:val="0"/>
+        </w:rPr>
+        <w:t>「矛」與「盾」一攻一守，性質相反：不可陷之盾與無不陷之矛，不可能同時存在，這正是矛盾的由來。成語「自相矛盾」：比喻言語或行事前後不一致，互相牴觸，無法自圓其說。</w:t>
+      </w:r>
+    </w:p>
+    <w:p>
+      <w:r>
+        <w:rPr>
+          <w:b/>
+        </w:rPr>
+        <w:t>【隨堂練習】</w:t>
+      </w:r>
+    </w:p>
+    <w:p>
+      <w:r>
+        <w:rPr>
+          <w:b w:val="0"/>
+        </w:rPr>
+        <w:t>（　　）1. 楚人先誇讚自己的盾牌堅固無比，接著又誇讚自己的長矛銳利無比，這樣的言論顯示了什麼？</w:t>
       </w:r>
     </w:p>
     <w:p>
       <w:pPr>
-        <w:spacing w:before="240" w:after="120"/>
+        <w:ind w:left="454"/>
+      </w:pPr>
+      <w:r>
+        <w:t>(A) 缺乏見識，胡亂稱讚自己的貨品　　(B) 只顧眼前利益，前後說法互相衝突而不自知　　(C) 謙虛謹慎，實事求是　　(D) 機智過人，善於推銷</w:t>
+      </w:r>
+    </w:p>
+    <w:p>
+      <w:r>
+        <w:rPr>
+          <w:b w:val="0"/>
+        </w:rPr>
+        <w:t>（　　）2. 「以子之矛，陷子之盾，何如？」這句話的作用是？</w:t>
+      </w:r>
+    </w:p>
+    <w:p>
+      <w:pPr>
+        <w:ind w:left="454"/>
+      </w:pPr>
+      <w:r>
+        <w:t>(A) 提出質疑，讓楚人自相矛盾的說法露出破綻　　(B) 嘲笑楚人的兵器太差　　(C) 表示想購買楚人的矛和盾　　(D) 請楚人示範兵器的用法</w:t>
+      </w:r>
+    </w:p>
+    <w:p>
+      <w:r>
+        <w:rPr>
+          <w:b w:val="0"/>
+        </w:rPr>
+        <w:t>（　　）3. 根據這則寓言，後人以「自相矛盾」比喻什麼樣的人？</w:t>
+      </w:r>
+    </w:p>
+    <w:p>
+      <w:pPr>
+        <w:ind w:left="454"/>
+      </w:pPr>
+      <w:r>
+        <w:t>(A) 無意間顯露出自己短處的人　　(B) 太過自滿的人　　(C) 言語或行事前後互相牴觸，不能自圓其說的人　　(D) 缺乏信用操守的人</w:t>
+      </w:r>
+    </w:p>
+    <w:p>
+      <w:r>
+        <w:rPr>
+          <w:b w:val="0"/>
+        </w:rPr>
+        <w:t>（　　）4. 「其人弗能應也」的「應」，意思是？</w:t>
+      </w:r>
+    </w:p>
+    <w:p>
+      <w:pPr>
+        <w:ind w:left="454"/>
+      </w:pPr>
+      <w:r>
+        <w:t>(A) 回答　　(B) 對付　　(C) 適合　　(D) 附和</w:t>
+      </w:r>
+    </w:p>
+    <w:p>
+      <w:pPr>
+        <w:spacing w:before="200"/>
       </w:pPr>
       <w:r>
         <w:rPr>
@@ -1201,11 +1020,624 @@
         <w:t>第22課　師曠論學　《說苑》</w:t>
       </w:r>
     </w:p>
+    <w:p>
+      <w:r>
+        <w:rPr>
+          <w:b/>
+        </w:rPr>
+        <w:t>【原文】</w:t>
+      </w:r>
+    </w:p>
+    <w:p>
+      <w:r>
+        <w:rPr>
+          <w:b w:val="0"/>
+        </w:rPr>
+        <w:t>晉平公問於師曠曰：「吾年七十，欲學，恐已暮矣。」師曠曰：「何不炳燭乎？」平公曰：「安有為人臣而戲其君乎？」師曠曰：「盲臣安敢戲其君乎？臣聞之：少而好學，如日出之陽；壯而好學，如日中之光；老而好學，如炳燭之明。炳燭之明，孰與昧行乎？」平公曰：「善哉！」</w:t>
+      </w:r>
+    </w:p>
+    <w:p>
+      <w:r>
+        <w:rPr>
+          <w:b/>
+        </w:rPr>
+        <w:t>【注釋】</w:t>
+      </w:r>
+    </w:p>
+    <w:p>
+      <w:r>
+        <w:rPr>
+          <w:b w:val="0"/>
+        </w:rPr>
+        <w:t>①師曠：春秋時期晉國樂師，字子野，雙目失明，以精通音律著稱　②暮：晚　③炳燭：點燃蠟燭　④安：豈、怎麼（反問語氣）　⑤孰與：比……怎麼樣　⑥昧行：在黑暗中行走　⑦盲臣：師曠自稱</w:t>
+      </w:r>
+    </w:p>
+    <w:p>
+      <w:r>
+        <w:rPr>
+          <w:b/>
+        </w:rPr>
+        <w:t>【語譯】</w:t>
+      </w:r>
+    </w:p>
+    <w:p>
+      <w:r>
+        <w:rPr>
+          <w:b w:val="0"/>
+        </w:rPr>
+        <w:t>晉平公問師曠說：「我已經七十歲了，想要學習，恐怕已經太晚了。」師曠說：「為什麼不點亮蠟燭呢？」平公說：「哪有身為臣子卻戲弄君主的呢？」師曠說：「我這瞎眼的臣子怎敢戲弄君主呢？我聽說：年少時好學，就像初升的太陽散發光芒；壯年時好學，就像正午的陽光普照；老年時好學，就像點燃蠟燭照明。點蠟燭的光亮，比起在黑暗中摸索前行，哪一個更好呢？」平公說：「說得好啊！」</w:t>
+      </w:r>
+    </w:p>
+    <w:p>
+      <w:r>
+        <w:rPr>
+          <w:b/>
+        </w:rPr>
+        <w:t>【名句精讀】</w:t>
+      </w:r>
+    </w:p>
+    <w:p>
+      <w:r>
+        <w:rPr>
+          <w:b w:val="0"/>
+        </w:rPr>
+        <w:t>《墨子・所染》：「蓬生麻中，不扶而直；白沙在涅，與之俱黑。入鮑魚之肆，久而不聞其臭；入芝蘭之室，久而不聞其香。染於蒼則蒼，染於黃則黃。」說明環境對人習性的潛移默化，與「近朱者赤，近墨者黑」意思相同。</w:t>
+      </w:r>
+    </w:p>
+    <w:p>
+      <w:r>
+        <w:rPr>
+          <w:b/>
+        </w:rPr>
+        <w:t>【隨堂練習】</w:t>
+      </w:r>
+    </w:p>
+    <w:p>
+      <w:r>
+        <w:rPr>
+          <w:b w:val="0"/>
+        </w:rPr>
+        <w:t>（　　）1. 在本文中，晉平公起初認為自己？</w:t>
+      </w:r>
+    </w:p>
+    <w:p>
+      <w:pPr>
+        <w:ind w:left="454"/>
+      </w:pPr>
+      <w:r>
+        <w:t>(A) 每天都在求新知　　(B) 年紀大了，不適合再學習了　　(C) 聰明才智比年輕時更靈光　　(D) 年紀越大，越要多讀書自我充實</w:t>
+      </w:r>
+    </w:p>
+    <w:p>
+      <w:r>
+        <w:rPr>
+          <w:b w:val="0"/>
+        </w:rPr>
+        <w:t>（　　）2. 從師曠對平公說的話中可以看出，他認為最重要的是？</w:t>
+      </w:r>
+    </w:p>
+    <w:p>
+      <w:pPr>
+        <w:ind w:left="454"/>
+      </w:pPr>
+      <w:r>
+        <w:t>(A) 年紀大小　　(B) 時時多讀書　　(C) 良師益友　　(D) 向學的心</w:t>
+      </w:r>
+    </w:p>
+    <w:p>
+      <w:r>
+        <w:rPr>
+          <w:b w:val="0"/>
+        </w:rPr>
+        <w:t>（　　）3. 下列哪句話最切合本文主旨？</w:t>
+      </w:r>
+    </w:p>
+    <w:p>
+      <w:pPr>
+        <w:ind w:left="454"/>
+      </w:pPr>
+      <w:r>
+        <w:t>(A) 不怕慢，只怕站　　(B) 活到老，學到老　　(C) 近朱者赤，近墨者黑　　(D) 光陰似箭，歲月如梭</w:t>
+      </w:r>
+    </w:p>
+    <w:p>
+      <w:r>
+        <w:rPr>
+          <w:b w:val="0"/>
+        </w:rPr>
+        <w:t>（　　）4. 根據本文，後人便以「炳燭之明」來比喻？</w:t>
+      </w:r>
+    </w:p>
+    <w:p>
+      <w:pPr>
+        <w:ind w:left="454"/>
+      </w:pPr>
+      <w:r>
+        <w:t>(A) 珍惜光陰　　(B) 老而好學　　(C) 不厭其煩　　(D) 不可輕忽怠慢</w:t>
+      </w:r>
+    </w:p>
+    <w:p>
+      <w:pPr>
+        <w:spacing w:before="200"/>
+      </w:pPr>
+      <w:r>
+        <w:rPr>
+          <w:b/>
+          <w:color w:val="385723"/>
+          <w:sz w:val="26"/>
+        </w:rPr>
+        <w:t>第23課　阿豺折箭　《魏書》</w:t>
+      </w:r>
+    </w:p>
+    <w:p>
+      <w:r>
+        <w:rPr>
+          <w:b/>
+        </w:rPr>
+        <w:t>【原文】</w:t>
+      </w:r>
+    </w:p>
+    <w:p>
+      <w:r>
+        <w:rPr>
+          <w:b w:val="0"/>
+        </w:rPr>
+        <w:t>阿豺有子二十人，臨終謂諸子曰：「汝等各獻吾一支箭。」一一折斷之。又謂母弟慕利延曰：「汝取一支箭折之。」慕利延折之。阿豺曰：「汝取十九支箭折之。」延不能折。阿豺乃曰：「汝曹知否？單者易折，眾則難摧。戮力一心，然後社稷可固。」</w:t>
+      </w:r>
+    </w:p>
+    <w:p>
+      <w:r>
+        <w:rPr>
+          <w:b/>
+        </w:rPr>
+        <w:t>【注釋】</w:t>
+      </w:r>
+    </w:p>
+    <w:p>
+      <w:r>
+        <w:rPr>
+          <w:b w:val="0"/>
+        </w:rPr>
+        <w:t>①阿豺：南北朝時期西北邊境少數民族吐谷渾的首領　②汝：你　③俄而：一會兒　④母弟：同母弟弟　⑤汝曹：你們　⑥摧：折斷　⑦戮力：合力　⑧社稷：國家的代稱</w:t>
+      </w:r>
+    </w:p>
+    <w:p>
+      <w:r>
+        <w:rPr>
+          <w:b/>
+        </w:rPr>
+        <w:t>【語譯】</w:t>
+      </w:r>
+    </w:p>
+    <w:p>
+      <w:r>
+        <w:rPr>
+          <w:b w:val="0"/>
+        </w:rPr>
+        <w:t>阿豺有二十個兒子，臨終前對眾子說：「你們每人獻給我一支箭。」他把箭一一折斷。又對同母弟弟慕利延說：「你拿一支箭把它折斷。」慕利延折斷了。阿豺說：「你拿十九支箭一起折斷它。」慕利延無法折斷。阿豺於是說：「你們知道了嗎？單獨一支容易折斷，聚集起來就難以摧毀。只要齊心合力，國家就能穩固。」</w:t>
+      </w:r>
+    </w:p>
+    <w:p>
+      <w:r>
+        <w:rPr>
+          <w:b/>
+        </w:rPr>
+        <w:t>【智慧諺語】</w:t>
+      </w:r>
+    </w:p>
+    <w:p>
+      <w:r>
+        <w:rPr>
+          <w:b w:val="0"/>
+        </w:rPr>
+        <w:t>一虎難敵眾犬；三個臭皮匠，勝過一個諸葛亮——比喻集合眾人的思考、討論，力量可以獲得更廣大的效益。成語「戮力同心」：比喻齊心合力。</w:t>
+      </w:r>
+    </w:p>
+    <w:p>
+      <w:r>
+        <w:rPr>
+          <w:b/>
+        </w:rPr>
+        <w:t>【隨堂練習】</w:t>
+      </w:r>
+    </w:p>
+    <w:p>
+      <w:r>
+        <w:rPr>
+          <w:b w:val="0"/>
+        </w:rPr>
+        <w:t>（　　）1. 下列哪一句最貼近本文的主旨？</w:t>
+      </w:r>
+    </w:p>
+    <w:p>
+      <w:pPr>
+        <w:ind w:left="454"/>
+      </w:pPr>
+      <w:r>
+        <w:t>(A) 團結就是力量，金石為開　　(B) 事實勝於雄辯　　(C) 精誠所至，金石為開　　(D) 明槍易躲，暗箭難防</w:t>
+      </w:r>
+    </w:p>
+    <w:p>
+      <w:r>
+        <w:rPr>
+          <w:b w:val="0"/>
+        </w:rPr>
+        <w:t>（　　）2. 阿豺臨終前教誨眾子折箭，是希望？</w:t>
+      </w:r>
+    </w:p>
+    <w:p>
+      <w:pPr>
+        <w:ind w:left="454"/>
+      </w:pPr>
+      <w:r>
+        <w:t>(A) 兒子們允文允武　　(B) 兒子們能兄弟齊心，共同穩固國家　　(C) 兒子們以後要聽從叔叔慕利延的話　　(D) 兒子們能各自獨當一面</w:t>
+      </w:r>
+    </w:p>
+    <w:p>
+      <w:r>
+        <w:rPr>
+          <w:b w:val="0"/>
+        </w:rPr>
+        <w:t>（　　）3. 「單者易折，眾則難摧」，意思最接近下列哪一個成語？</w:t>
+      </w:r>
+    </w:p>
+    <w:p>
+      <w:pPr>
+        <w:ind w:left="454"/>
+      </w:pPr>
+      <w:r>
+        <w:t>(A) 三人成虎　　(B) 眾志成城　　(C) 隔岸觀火　　(D) 各自為政</w:t>
+      </w:r>
+    </w:p>
+    <w:p>
+      <w:r>
+        <w:rPr>
+          <w:b w:val="0"/>
+        </w:rPr>
+        <w:t>（　　）4. 「俄而」的意思接近「不久」，下列何者「不可以」替換？</w:t>
+      </w:r>
+    </w:p>
+    <w:p>
+      <w:pPr>
+        <w:ind w:left="454"/>
+      </w:pPr>
+      <w:r>
+        <w:t>(A) 剎那　　(B) 須臾　　(C) 頃刻　　(D) 三人成虎</w:t>
+      </w:r>
+    </w:p>
+    <w:p>
+      <w:pPr>
+        <w:spacing w:before="200"/>
+      </w:pPr>
+      <w:r>
+        <w:rPr>
+          <w:b/>
+          <w:color w:val="385723"/>
+          <w:sz w:val="26"/>
+        </w:rPr>
+        <w:t>第24課　名落孫山　《過庭錄》</w:t>
+      </w:r>
+    </w:p>
+    <w:p>
+      <w:r>
+        <w:rPr>
+          <w:b/>
+        </w:rPr>
+        <w:t>【原文】</w:t>
+      </w:r>
+    </w:p>
+    <w:p>
+      <w:r>
+        <w:rPr>
+          <w:b w:val="0"/>
+        </w:rPr>
+        <w:t>吳人孫山，滑稽才子也。赴舉他郡，鄉人託以子偕往。發榜，山幸而中，鄉人之子失意。山先歸，鄉人問其子得失，山曰：「解名盡處是孫山，賢郎更在孫山外。」</w:t>
+      </w:r>
+    </w:p>
+    <w:p>
+      <w:r>
+        <w:rPr>
+          <w:b/>
+        </w:rPr>
+        <w:t>【注釋】</w:t>
+      </w:r>
+    </w:p>
+    <w:p>
+      <w:r>
+        <w:rPr>
+          <w:b w:val="0"/>
+        </w:rPr>
+        <w:t>①孫山：宋朝吳地人，滑稽才子　②滑稽：詼諧有趣的言語或動作　③赴舉：參加鄉試　④解名：鄉試錄取的名次；泛指考中舉人者的名字　⑤失意：不如意，指未被錄取</w:t>
+      </w:r>
+    </w:p>
+    <w:p>
+      <w:r>
+        <w:rPr>
+          <w:b/>
+        </w:rPr>
+        <w:t>【語譯】</w:t>
+      </w:r>
+    </w:p>
+    <w:p>
+      <w:r>
+        <w:rPr>
+          <w:b w:val="0"/>
+        </w:rPr>
+        <w:t>宋朝時吳地有個人名叫孫山，是個幽默風趣又有才氣的讀書人。有一年，他和同鄉人的兒子一起到別郡參加鄉試，發榜後，孫山僥倖考中榜末，同鄉人的兒子卻落榜了。孫山先回到家，同鄉人問起自己兒子考得如何，孫山回答：「舉人榜單上最後一名是孫山，您的兒子還落在孫山的後面呢！」</w:t>
+      </w:r>
+    </w:p>
+    <w:p>
+      <w:r>
+        <w:rPr>
+          <w:b/>
+        </w:rPr>
+        <w:t>【文學常識】</w:t>
+      </w:r>
+    </w:p>
+    <w:p>
+      <w:r>
+        <w:rPr>
+          <w:b w:val="0"/>
+        </w:rPr>
+        <w:t>科舉制度：童生 →（縣、府試）→ 秀才 →（鄉試）→ 舉人（第一名稱解元）→（會試）→ 貢士（第一名稱會元）→（殿試）→ 進士（第一名稱狀元）。古人所謂「連中三元」，就是指在鄉試、會試、殿試中都考取第一名。成語「名落孫山」：比喻投考未被錄取，榜上無名。</w:t>
+      </w:r>
+    </w:p>
+    <w:p>
+      <w:r>
+        <w:rPr>
+          <w:b/>
+        </w:rPr>
+        <w:t>【隨堂練習】</w:t>
+      </w:r>
+    </w:p>
+    <w:p>
+      <w:r>
+        <w:rPr>
+          <w:b w:val="0"/>
+        </w:rPr>
+        <w:t>（　　）1. 本文中提到到別郡參加鄉試的人，一共有幾位？</w:t>
+      </w:r>
+    </w:p>
+    <w:p>
+      <w:pPr>
+        <w:ind w:left="454"/>
+      </w:pPr>
+      <w:r>
+        <w:t>(A) 一位　　(B) 二位　　(C) 三位　　(D) 沒有人參加</w:t>
+      </w:r>
+    </w:p>
+    <w:p>
+      <w:r>
+        <w:rPr>
+          <w:b w:val="0"/>
+        </w:rPr>
+        <w:t>（　　）2. 孫山用「解名盡處是孫山，賢郎更在孫山外」回答鄉人，是為了說明什麼？</w:t>
+      </w:r>
+    </w:p>
+    <w:p>
+      <w:pPr>
+        <w:ind w:left="454"/>
+      </w:pPr>
+      <w:r>
+        <w:t>(A) 自己僥倖考中最後一名，而鄉人的兒子連他都不如，已經落榜　　(B) 自己根本沒有考中　　(C) 鄉人的兒子考得比自己好　　(D) 兩人這次都沒有去考試</w:t>
+      </w:r>
+    </w:p>
+    <w:p>
+      <w:r>
+        <w:rPr>
+          <w:b w:val="0"/>
+        </w:rPr>
+        <w:t>（　　）3. 本文主要是在敘述哪一種情境？</w:t>
+      </w:r>
+    </w:p>
+    <w:p>
+      <w:pPr>
+        <w:ind w:left="454"/>
+      </w:pPr>
+      <w:r>
+        <w:t>(A) 科舉題名的喜悅　　(B) 孫山以詼諧的說法，委婉道出鄉人之子落榜的實情　　(C) 父母對子女過高的期許　　(D) 鄉試制度的種種弊端</w:t>
+      </w:r>
+    </w:p>
+    <w:p>
+      <w:r>
+        <w:rPr>
+          <w:b w:val="0"/>
+        </w:rPr>
+        <w:t>（　　）4. 後人以「名落孫山」比喻什麼？</w:t>
+      </w:r>
+    </w:p>
+    <w:p>
+      <w:pPr>
+        <w:ind w:left="454"/>
+      </w:pPr>
+      <w:r>
+        <w:t>(A) 考試得到最高分　　(B) 名聲遠播四方　　(C) 考中舉人的最後一名　　(D) 投考未被錄取</w:t>
+      </w:r>
+    </w:p>
+    <w:p>
+      <w:pPr>
+        <w:spacing w:before="200"/>
+      </w:pPr>
+      <w:r>
+        <w:rPr>
+          <w:b/>
+          <w:color w:val="385723"/>
+          <w:sz w:val="26"/>
+        </w:rPr>
+        <w:t>第25課　齊人攫金　《列子》</w:t>
+      </w:r>
+    </w:p>
+    <w:p>
+      <w:r>
+        <w:rPr>
+          <w:b/>
+        </w:rPr>
+        <w:t>【原文】</w:t>
+      </w:r>
+    </w:p>
+    <w:p>
+      <w:r>
+        <w:rPr>
+          <w:b w:val="0"/>
+        </w:rPr>
+        <w:t>昔齊人有欲金者，清旦，衣冠而之市，適鬻金者之所，因攫其金而去。吏捕得之，問曰：「人皆在焉，子攫人之金何？」對曰：「取金之時，不見人，徒見金。」</w:t>
+      </w:r>
+    </w:p>
+    <w:p>
+      <w:r>
+        <w:rPr>
+          <w:b/>
+        </w:rPr>
+        <w:t>【注釋】</w:t>
+      </w:r>
+    </w:p>
+    <w:p>
+      <w:r>
+        <w:rPr>
+          <w:b w:val="0"/>
+        </w:rPr>
+        <w:t>①欲：想要　②清旦：清早　③衣冠：穿衣戴帽　④適：到　⑤鬻：出售　⑥攫：抓取、搶奪　⑦徒：只</w:t>
+      </w:r>
+    </w:p>
+    <w:p>
+      <w:r>
+        <w:rPr>
+          <w:b/>
+        </w:rPr>
+        <w:t>【語譯】</w:t>
+      </w:r>
+    </w:p>
+    <w:p>
+      <w:r>
+        <w:rPr>
+          <w:b w:val="0"/>
+        </w:rPr>
+        <w:t>從前齊國有個人想要得到金子，一天清早，他穿戴整齊，來到市集，到了賣金子的地方，趁機搶了金子就跑。官吏把他抓住，問他：「這麼多人都在場，你怎麼敢搶別人的金子呢？」他回答說：「我拿金子的時候，沒有看到人，只看到金子。」</w:t>
+      </w:r>
+    </w:p>
+    <w:p>
+      <w:r>
+        <w:rPr>
+          <w:b/>
+        </w:rPr>
+        <w:t>【寫作技巧】</w:t>
+      </w:r>
+    </w:p>
+    <w:p>
+      <w:r>
+        <w:rPr>
+          <w:b w:val="0"/>
+        </w:rPr>
+        <w:t>本文以人物問答作結——「子攫人之金何？」「取金之時，不見人，徒見金。」不直接評論是非，而是藉荒謬的回答，讓讀者自己體會其中的諷刺與警惕。成語「齊人攫金」：比喻一心貪圖財利，見利而不見其他，因利慾薰心而不顧一切、不擇手段的人。</w:t>
+      </w:r>
+    </w:p>
+    <w:p>
+      <w:r>
+        <w:rPr>
+          <w:b/>
+        </w:rPr>
+        <w:t>【隨堂練習】</w:t>
+      </w:r>
+    </w:p>
+    <w:p>
+      <w:r>
+        <w:rPr>
+          <w:b w:val="0"/>
+        </w:rPr>
+        <w:t>（　　）1. 本文的主旨最可能是？</w:t>
+      </w:r>
+    </w:p>
+    <w:p>
+      <w:pPr>
+        <w:ind w:left="454"/>
+      </w:pPr>
+      <w:r>
+        <w:t>(A) 做了壞事情，一定會被別人發現　　(B) 人窮志短，便會做出壞事　　(C) 金錢是萬惡的根源，應該遠離金錢　　(D) 諷刺被利慾蒙蔽了心智，因而不擇手段、不顧一切的人</w:t>
+      </w:r>
+    </w:p>
+    <w:p>
+      <w:r>
+        <w:rPr>
+          <w:b w:val="0"/>
+        </w:rPr>
+        <w:t>（　　）2. 「攫金者」的「攫」是指？</w:t>
+      </w:r>
+    </w:p>
+    <w:p>
+      <w:pPr>
+        <w:ind w:left="454"/>
+      </w:pPr>
+      <w:r>
+        <w:t>(A) 購買　　(B) 欣賞　　(C) 搶奪、抓取　　(D) 遺失</w:t>
+      </w:r>
+    </w:p>
+    <w:p>
+      <w:r>
+        <w:rPr>
+          <w:b w:val="0"/>
+        </w:rPr>
+        <w:t>（　　）3. 「不見人，徒見金」的「徒」，意思是？</w:t>
+      </w:r>
+    </w:p>
+    <w:p>
+      <w:pPr>
+        <w:ind w:left="454"/>
+      </w:pPr>
+      <w:r>
+        <w:t>(A) 只　　(B) 白白地　　(C) 徒弟　　(D) 步行</w:t>
+      </w:r>
+    </w:p>
+    <w:p>
+      <w:r>
+        <w:rPr>
+          <w:b w:val="0"/>
+        </w:rPr>
+        <w:t>（　　）4. 後人以「齊人攫金」比喻什麼樣的人？</w:t>
+      </w:r>
+    </w:p>
+    <w:p>
+      <w:pPr>
+        <w:ind w:left="454"/>
+      </w:pPr>
+      <w:r>
+        <w:t>(A) 一心貪圖財利，見利而不見其他，因利慾薰心而不顧一切、不擇手段的人　　(B) 誠實可靠，堂堂正正做事的人　　(C) 行事謹慎，瞻前顧後的人　　(D) 喜歡在市集閒逛購物的人</w:t>
+      </w:r>
+    </w:p>
+    <w:p>
+      <w:r>
+        <w:br w:type="page"/>
+      </w:r>
+    </w:p>
+    <w:p>
+      <w:pPr>
+        <w:spacing w:before="200"/>
+      </w:pPr>
+      <w:r>
+        <w:rPr>
+          <w:b/>
+          <w:color w:val="385723"/>
+          <w:sz w:val="32"/>
+        </w:rPr>
+        <w:t>成語精選</w:t>
+      </w:r>
+    </w:p>
+    <w:p>
+      <w:pPr>
+        <w:spacing w:before="200"/>
+      </w:pPr>
+      <w:r>
+        <w:rPr>
+          <w:b/>
+          <w:color w:val="385723"/>
+          <w:sz w:val="26"/>
+        </w:rPr>
+        <w:t>第21課　自相矛盾</w:t>
+      </w:r>
+    </w:p>
     <w:tbl>
       <w:tblPr>
         <w:tblStyle w:val="TableGrid"/>
         <w:tblW w:type="auto" w:w="0"/>
-        <w:jc w:val="center"/>
         <w:tblLook w:firstColumn="1" w:firstRow="1" w:lastColumn="0" w:lastRow="0" w:noHBand="0" w:noVBand="1" w:val="04A0"/>
       </w:tblPr>
       <w:tblGrid>
@@ -1215,265 +1647,10 @@
       <w:tr>
         <w:tc>
           <w:tcPr>
-            <w:tcW w:type="dxa" w:w="1701"/>
-            <w:shd w:val="clear" w:color="auto" w:fill="E2EFDA"/>
-          </w:tcPr>
-          <w:p>
-            <w:pPr>
-              <w:jc w:val="center"/>
-            </w:pPr>
-            <w:r>
-              <w:rPr>
-                <w:b/>
-              </w:rPr>
-              <w:t>詞語</w:t>
-            </w:r>
-          </w:p>
-        </w:tc>
-        <w:tc>
-          <w:tcPr>
-            <w:tcW w:type="dxa" w:w="7370"/>
-            <w:shd w:val="clear" w:color="auto" w:fill="E2EFDA"/>
-          </w:tcPr>
-          <w:p>
-            <w:pPr>
-              <w:jc w:val="center"/>
-            </w:pPr>
-            <w:r>
-              <w:rPr>
-                <w:b/>
-              </w:rPr>
-              <w:t>意思</w:t>
-            </w:r>
-          </w:p>
-        </w:tc>
-      </w:tr>
-      <w:tr>
-        <w:tc>
-          <w:tcPr>
-            <w:tcW w:type="dxa" w:w="1701"/>
-          </w:tcPr>
-          <w:p>
-            <w:r>
-              <w:t>師曠</w:t>
-            </w:r>
-          </w:p>
-        </w:tc>
-        <w:tc>
-          <w:tcPr>
-            <w:tcW w:type="dxa" w:w="7370"/>
-          </w:tcPr>
-          <w:p>
-            <w:r>
-              <w:t>春秋時期晉國樂師，字子野，雙目失明，以精通音律著稱</w:t>
-            </w:r>
-          </w:p>
-        </w:tc>
-      </w:tr>
-      <w:tr>
-        <w:tc>
-          <w:tcPr>
-            <w:tcW w:type="dxa" w:w="1701"/>
-          </w:tcPr>
-          <w:p>
-            <w:r>
-              <w:t>暮</w:t>
-            </w:r>
-          </w:p>
-        </w:tc>
-        <w:tc>
-          <w:tcPr>
-            <w:tcW w:type="dxa" w:w="7370"/>
-          </w:tcPr>
-          <w:p>
-            <w:r>
-              <w:t>晚</w:t>
-            </w:r>
-          </w:p>
-        </w:tc>
-      </w:tr>
-      <w:tr>
-        <w:tc>
-          <w:tcPr>
-            <w:tcW w:type="dxa" w:w="1701"/>
-          </w:tcPr>
-          <w:p>
-            <w:r>
-              <w:t>炳燭</w:t>
-            </w:r>
-          </w:p>
-        </w:tc>
-        <w:tc>
-          <w:tcPr>
-            <w:tcW w:type="dxa" w:w="7370"/>
-          </w:tcPr>
-          <w:p>
-            <w:r>
-              <w:t>點燃蠟燭</w:t>
-            </w:r>
-          </w:p>
-        </w:tc>
-      </w:tr>
-      <w:tr>
-        <w:tc>
-          <w:tcPr>
-            <w:tcW w:type="dxa" w:w="1701"/>
-          </w:tcPr>
-          <w:p>
-            <w:r>
-              <w:t>安</w:t>
-            </w:r>
-          </w:p>
-        </w:tc>
-        <w:tc>
-          <w:tcPr>
-            <w:tcW w:type="dxa" w:w="7370"/>
-          </w:tcPr>
-          <w:p>
-            <w:r>
-              <w:t>豈、怎麼（反問語氣）</w:t>
-            </w:r>
-          </w:p>
-        </w:tc>
-      </w:tr>
-      <w:tr>
-        <w:tc>
-          <w:tcPr>
-            <w:tcW w:type="dxa" w:w="1701"/>
-          </w:tcPr>
-          <w:p>
-            <w:r>
-              <w:t>孰與</w:t>
-            </w:r>
-          </w:p>
-        </w:tc>
-        <w:tc>
-          <w:tcPr>
-            <w:tcW w:type="dxa" w:w="7370"/>
-          </w:tcPr>
-          <w:p>
-            <w:r>
-              <w:t>比……怎麼樣</w:t>
-            </w:r>
-          </w:p>
-        </w:tc>
-      </w:tr>
-      <w:tr>
-        <w:tc>
-          <w:tcPr>
-            <w:tcW w:type="dxa" w:w="1701"/>
-          </w:tcPr>
-          <w:p>
-            <w:r>
-              <w:t>昧行</w:t>
-            </w:r>
-          </w:p>
-        </w:tc>
-        <w:tc>
-          <w:tcPr>
-            <w:tcW w:type="dxa" w:w="7370"/>
-          </w:tcPr>
-          <w:p>
-            <w:r>
-              <w:t>在黑暗中行走</w:t>
-            </w:r>
-          </w:p>
-        </w:tc>
-      </w:tr>
-      <w:tr>
-        <w:tc>
-          <w:tcPr>
-            <w:tcW w:type="dxa" w:w="1701"/>
-          </w:tcPr>
-          <w:p>
-            <w:r>
-              <w:t>盲臣</w:t>
-            </w:r>
-          </w:p>
-        </w:tc>
-        <w:tc>
-          <w:tcPr>
-            <w:tcW w:type="dxa" w:w="7370"/>
-          </w:tcPr>
-          <w:p>
-            <w:r>
-              <w:t>師曠自稱</w:t>
-            </w:r>
-          </w:p>
-        </w:tc>
-      </w:tr>
-    </w:tbl>
-    <w:p/>
-    <w:p>
-      <w:r>
-        <w:rPr>
-          <w:b w:val="0"/>
-          <w:sz w:val="22"/>
-        </w:rPr>
-        <w:t>原文：晉平公問於師曠曰：「吾年七十，欲學，恐已暮矣。」師曠曰：「何不炳燭乎？」平公曰：「安有為人臣而戲其君乎？」師曠曰：「盲臣安敢戲其君乎？臣聞之：少而好學，如日出之陽；壯而好學，如日中之光；老而好學，如炳燭之明。炳燭之明，孰與昧行乎？」平公曰：「善哉！」</w:t>
-      </w:r>
-    </w:p>
-    <w:p>
-      <w:r>
-        <w:rPr>
-          <w:b w:val="0"/>
-          <w:sz w:val="22"/>
-        </w:rPr>
-        <w:t>補充（墨子・所染）：蓬生麻中，不扶而直；白沙在涅，與之俱黑。入鮑魚之肆，久而不聞其臭；入芝蘭之室，久而不聞其香。染於蒼則蒼，染於黃則黃——比喻人的習性會因環境影響而改變。</w:t>
-      </w:r>
-    </w:p>
-    <w:p>
-      <w:r>
-        <w:rPr>
-          <w:b w:val="0"/>
-          <w:sz w:val="22"/>
-        </w:rPr>
-        <w:t>成語補充「環境對人的影響」：近朱者赤，近墨者黑（接近好人使人變好，接近壞人使人變壞）、孟母三遷（比喻父母用心良苦，重視孩子成長的環境）、橘化為枳／南橘北枳（同一事物因環境不同而發生改變）、里仁為美（居住在仁厚風氣的地方最好，強調選擇居住環境的重要）、耳濡目染（長期處在某種環境中，不知不覺受到影響）、潛移默化（在不知不覺中，思想、性格逐漸受到感染而改變）。</w:t>
-      </w:r>
-    </w:p>
-    <w:p>
-      <w:r>
-        <w:rPr>
-          <w:b w:val="0"/>
-          <w:sz w:val="22"/>
-        </w:rPr>
-        <w:t>成語「炳燭之明」：比喻年老仍好學不倦。</w:t>
-      </w:r>
-    </w:p>
-    <w:p>
-      <w:pPr>
-        <w:spacing w:before="120"/>
-      </w:pPr>
-      <w:r>
-        <w:rPr>
-          <w:b/>
-          <w:color w:val="C00000"/>
-        </w:rPr>
-        <w:t>重點提示｜成語</w:t>
-      </w:r>
-    </w:p>
-    <w:tbl>
-      <w:tblPr>
-        <w:tblStyle w:val="TableGrid"/>
-        <w:tblW w:type="auto" w:w="0"/>
-        <w:jc w:val="center"/>
-        <w:tblLook w:firstColumn="1" w:firstRow="1" w:lastColumn="0" w:lastRow="0" w:noHBand="0" w:noVBand="1" w:val="04A0"/>
-      </w:tblPr>
-      <w:tblGrid>
-        <w:gridCol w:w="4320"/>
-        <w:gridCol w:w="4320"/>
-      </w:tblGrid>
-      <w:tr>
-        <w:tc>
-          <w:tcPr>
-            <w:tcW w:type="dxa" w:w="2268"/>
-            <w:shd w:val="clear" w:color="auto" w:fill="E2EFDA"/>
+            <w:tcW w:type="dxa" w:w="2835"/>
             <w:shd w:val="clear" w:color="auto" w:fill="FCE4D6"/>
           </w:tcPr>
           <w:p>
-            <w:pPr>
-              <w:jc w:val="center"/>
-            </w:pPr>
             <w:r>
               <w:rPr>
                 <w:b/>
@@ -1484,14 +1661,10 @@
         </w:tc>
         <w:tc>
           <w:tcPr>
-            <w:tcW w:type="dxa" w:w="6803"/>
-            <w:shd w:val="clear" w:color="auto" w:fill="E2EFDA"/>
+            <w:tcW w:type="dxa" w:w="6236"/>
             <w:shd w:val="clear" w:color="auto" w:fill="FCE4D6"/>
           </w:tcPr>
           <w:p>
-            <w:pPr>
-              <w:jc w:val="center"/>
-            </w:pPr>
             <w:r>
               <w:rPr>
                 <w:b/>
@@ -1504,8 +1677,238 @@
       <w:tr>
         <w:tc>
           <w:tcPr>
-            <w:tcW w:type="dxa" w:w="2268"/>
+            <w:tcW w:type="dxa" w:w="2835"/>
+          </w:tcPr>
+          <w:p>
+            <w:r>
+              <w:t>自相矛盾</w:t>
+            </w:r>
+          </w:p>
+        </w:tc>
+        <w:tc>
+          <w:tcPr>
+            <w:tcW w:type="dxa" w:w="6236"/>
+          </w:tcPr>
+          <w:p>
+            <w:r>
+              <w:t>比喻言語或行事前後不一致，互相牴觸，無法自圓其說。</w:t>
+            </w:r>
+          </w:p>
+        </w:tc>
+      </w:tr>
+    </w:tbl>
+    <w:p/>
+    <w:p>
+      <w:pPr>
+        <w:spacing w:before="200"/>
+      </w:pPr>
+      <w:r>
+        <w:rPr>
+          <w:b/>
+          <w:color w:val="385723"/>
+          <w:sz w:val="26"/>
+        </w:rPr>
+        <w:t>第22課　師曠論學</w:t>
+      </w:r>
+    </w:p>
+    <w:tbl>
+      <w:tblPr>
+        <w:tblStyle w:val="TableGrid"/>
+        <w:tblW w:type="auto" w:w="0"/>
+        <w:tblLook w:firstColumn="1" w:firstRow="1" w:lastColumn="0" w:lastRow="0" w:noHBand="0" w:noVBand="1" w:val="04A0"/>
+      </w:tblPr>
+      <w:tblGrid>
+        <w:gridCol w:w="4320"/>
+        <w:gridCol w:w="4320"/>
+      </w:tblGrid>
+      <w:tr>
+        <w:tc>
+          <w:tcPr>
+            <w:tcW w:type="dxa" w:w="2835"/>
             <w:shd w:val="clear" w:color="auto" w:fill="FCE4D6"/>
+          </w:tcPr>
+          <w:p>
+            <w:r>
+              <w:rPr>
+                <w:b/>
+              </w:rPr>
+              <w:t>成語</w:t>
+            </w:r>
+          </w:p>
+        </w:tc>
+        <w:tc>
+          <w:tcPr>
+            <w:tcW w:type="dxa" w:w="6236"/>
+            <w:shd w:val="clear" w:color="auto" w:fill="FCE4D6"/>
+          </w:tcPr>
+          <w:p>
+            <w:r>
+              <w:rPr>
+                <w:b/>
+              </w:rPr>
+              <w:t>解釋</w:t>
+            </w:r>
+          </w:p>
+        </w:tc>
+      </w:tr>
+      <w:tr>
+        <w:tc>
+          <w:tcPr>
+            <w:tcW w:type="dxa" w:w="2835"/>
+          </w:tcPr>
+          <w:p>
+            <w:r>
+              <w:t>炳燭之明</w:t>
+            </w:r>
+          </w:p>
+        </w:tc>
+        <w:tc>
+          <w:tcPr>
+            <w:tcW w:type="dxa" w:w="6236"/>
+          </w:tcPr>
+          <w:p>
+            <w:r>
+              <w:t>比喻年老仍好學不倦。</w:t>
+            </w:r>
+          </w:p>
+        </w:tc>
+      </w:tr>
+      <w:tr>
+        <w:tc>
+          <w:tcPr>
+            <w:tcW w:type="dxa" w:w="2835"/>
+          </w:tcPr>
+          <w:p>
+            <w:r>
+              <w:t>近朱者赤，近墨者黑</w:t>
+            </w:r>
+          </w:p>
+        </w:tc>
+        <w:tc>
+          <w:tcPr>
+            <w:tcW w:type="dxa" w:w="6236"/>
+          </w:tcPr>
+          <w:p>
+            <w:r>
+              <w:t>接近好人使人變好，接近壞人使人變壞。</w:t>
+            </w:r>
+          </w:p>
+        </w:tc>
+      </w:tr>
+      <w:tr>
+        <w:tc>
+          <w:tcPr>
+            <w:tcW w:type="dxa" w:w="2835"/>
+          </w:tcPr>
+          <w:p>
+            <w:r>
+              <w:t>孟母三遷</w:t>
+            </w:r>
+          </w:p>
+        </w:tc>
+        <w:tc>
+          <w:tcPr>
+            <w:tcW w:type="dxa" w:w="6236"/>
+          </w:tcPr>
+          <w:p>
+            <w:r>
+              <w:t>比喻父母用心良苦，重視孩子成長的環境。</w:t>
+            </w:r>
+          </w:p>
+        </w:tc>
+      </w:tr>
+      <w:tr>
+        <w:tc>
+          <w:tcPr>
+            <w:tcW w:type="dxa" w:w="2835"/>
+          </w:tcPr>
+          <w:p>
+            <w:r>
+              <w:t>橘化為枳／南橘北枳</w:t>
+            </w:r>
+          </w:p>
+        </w:tc>
+        <w:tc>
+          <w:tcPr>
+            <w:tcW w:type="dxa" w:w="6236"/>
+          </w:tcPr>
+          <w:p>
+            <w:r>
+              <w:t>同一事物因環境不同而發生改變。</w:t>
+            </w:r>
+          </w:p>
+        </w:tc>
+      </w:tr>
+      <w:tr>
+        <w:tc>
+          <w:tcPr>
+            <w:tcW w:type="dxa" w:w="2835"/>
+          </w:tcPr>
+          <w:p>
+            <w:r>
+              <w:t>里仁為美</w:t>
+            </w:r>
+          </w:p>
+        </w:tc>
+        <w:tc>
+          <w:tcPr>
+            <w:tcW w:type="dxa" w:w="6236"/>
+          </w:tcPr>
+          <w:p>
+            <w:r>
+              <w:t>居住在仁厚風氣的地方最好，強調選擇居住環境的重要。</w:t>
+            </w:r>
+          </w:p>
+        </w:tc>
+      </w:tr>
+      <w:tr>
+        <w:tc>
+          <w:tcPr>
+            <w:tcW w:type="dxa" w:w="2835"/>
+          </w:tcPr>
+          <w:p>
+            <w:r>
+              <w:t>耳濡目染</w:t>
+            </w:r>
+          </w:p>
+        </w:tc>
+        <w:tc>
+          <w:tcPr>
+            <w:tcW w:type="dxa" w:w="6236"/>
+          </w:tcPr>
+          <w:p>
+            <w:r>
+              <w:t>長期處在某種環境中，不知不覺受到影響。</w:t>
+            </w:r>
+          </w:p>
+        </w:tc>
+      </w:tr>
+      <w:tr>
+        <w:tc>
+          <w:tcPr>
+            <w:tcW w:type="dxa" w:w="2835"/>
+          </w:tcPr>
+          <w:p>
+            <w:r>
+              <w:t>潛移默化</w:t>
+            </w:r>
+          </w:p>
+        </w:tc>
+        <w:tc>
+          <w:tcPr>
+            <w:tcW w:type="dxa" w:w="6236"/>
+          </w:tcPr>
+          <w:p>
+            <w:r>
+              <w:t>在不知不覺中，思想、性格逐漸受到感染而改變。</w:t>
+            </w:r>
+          </w:p>
+        </w:tc>
+      </w:tr>
+      <w:tr>
+        <w:tc>
+          <w:tcPr>
+            <w:tcW w:type="dxa" w:w="2835"/>
           </w:tcPr>
           <w:p>
             <w:r>
@@ -1515,8 +1918,7 @@
         </w:tc>
         <w:tc>
           <w:tcPr>
-            <w:tcW w:type="dxa" w:w="6803"/>
-            <w:shd w:val="clear" w:color="auto" w:fill="FCE4D6"/>
+            <w:tcW w:type="dxa" w:w="6236"/>
           </w:tcPr>
           <w:p>
             <w:r>
@@ -1528,8 +1930,7 @@
       <w:tr>
         <w:tc>
           <w:tcPr>
-            <w:tcW w:type="dxa" w:w="2268"/>
-            <w:shd w:val="clear" w:color="auto" w:fill="FCE4D6"/>
+            <w:tcW w:type="dxa" w:w="2835"/>
           </w:tcPr>
           <w:p>
             <w:r>
@@ -1539,8 +1940,7 @@
         </w:tc>
         <w:tc>
           <w:tcPr>
-            <w:tcW w:type="dxa" w:w="6803"/>
-            <w:shd w:val="clear" w:color="auto" w:fill="FCE4D6"/>
+            <w:tcW w:type="dxa" w:w="6236"/>
           </w:tcPr>
           <w:p>
             <w:r>
@@ -1552,8 +1952,7 @@
       <w:tr>
         <w:tc>
           <w:tcPr>
-            <w:tcW w:type="dxa" w:w="2268"/>
-            <w:shd w:val="clear" w:color="auto" w:fill="FCE4D6"/>
+            <w:tcW w:type="dxa" w:w="2835"/>
           </w:tcPr>
           <w:p>
             <w:r>
@@ -1563,8 +1962,7 @@
         </w:tc>
         <w:tc>
           <w:tcPr>
-            <w:tcW w:type="dxa" w:w="6803"/>
-            <w:shd w:val="clear" w:color="auto" w:fill="FCE4D6"/>
+            <w:tcW w:type="dxa" w:w="6236"/>
           </w:tcPr>
           <w:p>
             <w:r>
@@ -1576,8 +1974,7 @@
       <w:tr>
         <w:tc>
           <w:tcPr>
-            <w:tcW w:type="dxa" w:w="2268"/>
-            <w:shd w:val="clear" w:color="auto" w:fill="FCE4D6"/>
+            <w:tcW w:type="dxa" w:w="2835"/>
           </w:tcPr>
           <w:p>
             <w:r>
@@ -1587,8 +1984,7 @@
         </w:tc>
         <w:tc>
           <w:tcPr>
-            <w:tcW w:type="dxa" w:w="6803"/>
-            <w:shd w:val="clear" w:color="auto" w:fill="FCE4D6"/>
+            <w:tcW w:type="dxa" w:w="6236"/>
           </w:tcPr>
           <w:p>
             <w:r>
@@ -1600,8 +1996,7 @@
       <w:tr>
         <w:tc>
           <w:tcPr>
-            <w:tcW w:type="dxa" w:w="2268"/>
-            <w:shd w:val="clear" w:color="auto" w:fill="FCE4D6"/>
+            <w:tcW w:type="dxa" w:w="2835"/>
           </w:tcPr>
           <w:p>
             <w:r>
@@ -1611,8 +2006,7 @@
         </w:tc>
         <w:tc>
           <w:tcPr>
-            <w:tcW w:type="dxa" w:w="6803"/>
-            <w:shd w:val="clear" w:color="auto" w:fill="FCE4D6"/>
+            <w:tcW w:type="dxa" w:w="6236"/>
           </w:tcPr>
           <w:p>
             <w:r>
@@ -1624,8 +2018,7 @@
       <w:tr>
         <w:tc>
           <w:tcPr>
-            <w:tcW w:type="dxa" w:w="2268"/>
-            <w:shd w:val="clear" w:color="auto" w:fill="FCE4D6"/>
+            <w:tcW w:type="dxa" w:w="2835"/>
           </w:tcPr>
           <w:p>
             <w:r>
@@ -1635,8 +2028,7 @@
         </w:tc>
         <w:tc>
           <w:tcPr>
-            <w:tcW w:type="dxa" w:w="6803"/>
-            <w:shd w:val="clear" w:color="auto" w:fill="FCE4D6"/>
+            <w:tcW w:type="dxa" w:w="6236"/>
           </w:tcPr>
           <w:p>
             <w:r>
@@ -1649,7 +2041,7 @@
     <w:p/>
     <w:p>
       <w:pPr>
-        <w:spacing w:before="240" w:after="120"/>
+        <w:spacing w:before="200"/>
       </w:pPr>
       <w:r>
         <w:rPr>
@@ -1657,14 +2049,13 @@
           <w:color w:val="385723"/>
           <w:sz w:val="26"/>
         </w:rPr>
-        <w:t>第23課　阿豺折箭　《魏書》</w:t>
+        <w:t>第23課　阿豺折箭</w:t>
       </w:r>
     </w:p>
     <w:tbl>
       <w:tblPr>
         <w:tblStyle w:val="TableGrid"/>
         <w:tblW w:type="auto" w:w="0"/>
-        <w:jc w:val="center"/>
         <w:tblLook w:firstColumn="1" w:firstRow="1" w:lastColumn="0" w:lastRow="0" w:noHBand="0" w:noVBand="1" w:val="04A0"/>
       </w:tblPr>
       <w:tblGrid>
@@ -1674,35 +2065,29 @@
       <w:tr>
         <w:tc>
           <w:tcPr>
-            <w:tcW w:type="dxa" w:w="1701"/>
-            <w:shd w:val="clear" w:color="auto" w:fill="E2EFDA"/>
+            <w:tcW w:type="dxa" w:w="2835"/>
+            <w:shd w:val="clear" w:color="auto" w:fill="FCE4D6"/>
           </w:tcPr>
           <w:p>
-            <w:pPr>
-              <w:jc w:val="center"/>
-            </w:pPr>
             <w:r>
               <w:rPr>
                 <w:b/>
               </w:rPr>
-              <w:t>詞語</w:t>
+              <w:t>成語</w:t>
             </w:r>
           </w:p>
         </w:tc>
         <w:tc>
           <w:tcPr>
-            <w:tcW w:type="dxa" w:w="7370"/>
-            <w:shd w:val="clear" w:color="auto" w:fill="E2EFDA"/>
+            <w:tcW w:type="dxa" w:w="6236"/>
+            <w:shd w:val="clear" w:color="auto" w:fill="FCE4D6"/>
           </w:tcPr>
           <w:p>
-            <w:pPr>
-              <w:jc w:val="center"/>
-            </w:pPr>
             <w:r>
               <w:rPr>
                 <w:b/>
               </w:rPr>
-              <w:t>意思</w:t>
+              <w:t>解釋</w:t>
             </w:r>
           </w:p>
         </w:tc>
@@ -1710,21 +2095,21 @@
       <w:tr>
         <w:tc>
           <w:tcPr>
-            <w:tcW w:type="dxa" w:w="1701"/>
+            <w:tcW w:type="dxa" w:w="2835"/>
           </w:tcPr>
           <w:p>
             <w:r>
-              <w:t>阿豺</w:t>
+              <w:t>戮力同心</w:t>
             </w:r>
           </w:p>
         </w:tc>
         <w:tc>
           <w:tcPr>
-            <w:tcW w:type="dxa" w:w="7370"/>
+            <w:tcW w:type="dxa" w:w="6236"/>
           </w:tcPr>
           <w:p>
             <w:r>
-              <w:t>南北朝時期西北邊境少數民族吐谷渾的首領</w:t>
+              <w:t>比喻齊心合力。</w:t>
             </w:r>
           </w:p>
         </w:tc>
@@ -1732,21 +2117,21 @@
       <w:tr>
         <w:tc>
           <w:tcPr>
-            <w:tcW w:type="dxa" w:w="1701"/>
+            <w:tcW w:type="dxa" w:w="2835"/>
           </w:tcPr>
           <w:p>
             <w:r>
-              <w:t>汝</w:t>
+              <w:t>一虎難敵眾犬</w:t>
             </w:r>
           </w:p>
         </w:tc>
         <w:tc>
           <w:tcPr>
-            <w:tcW w:type="dxa" w:w="7370"/>
+            <w:tcW w:type="dxa" w:w="6236"/>
           </w:tcPr>
           <w:p>
             <w:r>
-              <w:t>你</w:t>
+              <w:t>比喻弱小的力量團結起來，也能制服強敵。</w:t>
             </w:r>
           </w:p>
         </w:tc>
@@ -1754,131 +2139,21 @@
       <w:tr>
         <w:tc>
           <w:tcPr>
-            <w:tcW w:type="dxa" w:w="1701"/>
+            <w:tcW w:type="dxa" w:w="2835"/>
           </w:tcPr>
           <w:p>
             <w:r>
-              <w:t>俄而</w:t>
+              <w:t>三個臭皮匠，勝過一個諸葛亮</w:t>
             </w:r>
           </w:p>
         </w:tc>
         <w:tc>
           <w:tcPr>
-            <w:tcW w:type="dxa" w:w="7370"/>
+            <w:tcW w:type="dxa" w:w="6236"/>
           </w:tcPr>
           <w:p>
             <w:r>
-              <w:t>一會兒</w:t>
-            </w:r>
-          </w:p>
-        </w:tc>
-      </w:tr>
-      <w:tr>
-        <w:tc>
-          <w:tcPr>
-            <w:tcW w:type="dxa" w:w="1701"/>
-          </w:tcPr>
-          <w:p>
-            <w:r>
-              <w:t>母弟</w:t>
-            </w:r>
-          </w:p>
-        </w:tc>
-        <w:tc>
-          <w:tcPr>
-            <w:tcW w:type="dxa" w:w="7370"/>
-          </w:tcPr>
-          <w:p>
-            <w:r>
-              <w:t>同母弟弟</w:t>
-            </w:r>
-          </w:p>
-        </w:tc>
-      </w:tr>
-      <w:tr>
-        <w:tc>
-          <w:tcPr>
-            <w:tcW w:type="dxa" w:w="1701"/>
-          </w:tcPr>
-          <w:p>
-            <w:r>
-              <w:t>汝曹</w:t>
-            </w:r>
-          </w:p>
-        </w:tc>
-        <w:tc>
-          <w:tcPr>
-            <w:tcW w:type="dxa" w:w="7370"/>
-          </w:tcPr>
-          <w:p>
-            <w:r>
-              <w:t>你們</w:t>
-            </w:r>
-          </w:p>
-        </w:tc>
-      </w:tr>
-      <w:tr>
-        <w:tc>
-          <w:tcPr>
-            <w:tcW w:type="dxa" w:w="1701"/>
-          </w:tcPr>
-          <w:p>
-            <w:r>
-              <w:t>摧</w:t>
-            </w:r>
-          </w:p>
-        </w:tc>
-        <w:tc>
-          <w:tcPr>
-            <w:tcW w:type="dxa" w:w="7370"/>
-          </w:tcPr>
-          <w:p>
-            <w:r>
-              <w:t>折斷</w:t>
-            </w:r>
-          </w:p>
-        </w:tc>
-      </w:tr>
-      <w:tr>
-        <w:tc>
-          <w:tcPr>
-            <w:tcW w:type="dxa" w:w="1701"/>
-          </w:tcPr>
-          <w:p>
-            <w:r>
-              <w:t>戮力</w:t>
-            </w:r>
-          </w:p>
-        </w:tc>
-        <w:tc>
-          <w:tcPr>
-            <w:tcW w:type="dxa" w:w="7370"/>
-          </w:tcPr>
-          <w:p>
-            <w:r>
-              <w:t>合力</w:t>
-            </w:r>
-          </w:p>
-        </w:tc>
-      </w:tr>
-      <w:tr>
-        <w:tc>
-          <w:tcPr>
-            <w:tcW w:type="dxa" w:w="1701"/>
-          </w:tcPr>
-          <w:p>
-            <w:r>
-              <w:t>社稷</w:t>
-            </w:r>
-          </w:p>
-        </w:tc>
-        <w:tc>
-          <w:tcPr>
-            <w:tcW w:type="dxa" w:w="7370"/>
-          </w:tcPr>
-          <w:p>
-            <w:r>
-              <w:t>國家的代稱</w:t>
+              <w:t>比喻集合眾人的思考、討論，力量可以獲得更廣大的效益。</w:t>
             </w:r>
           </w:p>
         </w:tc>
@@ -1886,35 +2161,8 @@
     </w:tbl>
     <w:p/>
     <w:p>
-      <w:r>
-        <w:rPr>
-          <w:b w:val="0"/>
-          <w:sz w:val="22"/>
-        </w:rPr>
-        <w:t>原文：阿豺有子二十人，臨終謂諸子曰：「汝等各獻吾一支箭。」一一折斷之。又謂母弟慕利延曰：「汝取一支箭折之。」慕利延折之。阿豺曰：「汝取十九支箭折之。」延不能折。阿豺乃曰：「汝曹知否？單者易折，眾則難摧。戮力一心，然後社稷可固。」</w:t>
-      </w:r>
-    </w:p>
-    <w:p>
-      <w:r>
-        <w:rPr>
-          <w:b w:val="0"/>
-          <w:sz w:val="22"/>
-        </w:rPr>
-        <w:t>智慧諺語：一虎難敵眾犬；三個臭皮匠，勝過一個諸葛亮——比喻集合眾人的思考、討論，力量可以獲得更廣大的效益。</w:t>
-      </w:r>
-    </w:p>
-    <w:p>
-      <w:r>
-        <w:rPr>
-          <w:b w:val="0"/>
-          <w:sz w:val="22"/>
-        </w:rPr>
-        <w:t>成語「戮力同心」：比喻齊心合力。</w:t>
-      </w:r>
-    </w:p>
-    <w:p>
       <w:pPr>
-        <w:spacing w:before="240" w:after="120"/>
+        <w:spacing w:before="200"/>
       </w:pPr>
       <w:r>
         <w:rPr>
@@ -1922,14 +2170,13 @@
           <w:color w:val="385723"/>
           <w:sz w:val="26"/>
         </w:rPr>
-        <w:t>第24課　名落孫山　《過庭錄》</w:t>
+        <w:t>第24課　名落孫山</w:t>
       </w:r>
     </w:p>
     <w:tbl>
       <w:tblPr>
         <w:tblStyle w:val="TableGrid"/>
         <w:tblW w:type="auto" w:w="0"/>
-        <w:jc w:val="center"/>
         <w:tblLook w:firstColumn="1" w:firstRow="1" w:lastColumn="0" w:lastRow="0" w:noHBand="0" w:noVBand="1" w:val="04A0"/>
       </w:tblPr>
       <w:tblGrid>
@@ -1939,35 +2186,29 @@
       <w:tr>
         <w:tc>
           <w:tcPr>
-            <w:tcW w:type="dxa" w:w="1701"/>
-            <w:shd w:val="clear" w:color="auto" w:fill="E2EFDA"/>
+            <w:tcW w:type="dxa" w:w="2835"/>
+            <w:shd w:val="clear" w:color="auto" w:fill="FCE4D6"/>
           </w:tcPr>
           <w:p>
-            <w:pPr>
-              <w:jc w:val="center"/>
-            </w:pPr>
             <w:r>
               <w:rPr>
                 <w:b/>
               </w:rPr>
-              <w:t>詞語</w:t>
+              <w:t>成語</w:t>
             </w:r>
           </w:p>
         </w:tc>
         <w:tc>
           <w:tcPr>
-            <w:tcW w:type="dxa" w:w="7370"/>
-            <w:shd w:val="clear" w:color="auto" w:fill="E2EFDA"/>
+            <w:tcW w:type="dxa" w:w="6236"/>
+            <w:shd w:val="clear" w:color="auto" w:fill="FCE4D6"/>
           </w:tcPr>
           <w:p>
-            <w:pPr>
-              <w:jc w:val="center"/>
-            </w:pPr>
             <w:r>
               <w:rPr>
                 <w:b/>
               </w:rPr>
-              <w:t>意思</w:t>
+              <w:t>解釋</w:t>
             </w:r>
           </w:p>
         </w:tc>
@@ -1975,109 +2216,21 @@
       <w:tr>
         <w:tc>
           <w:tcPr>
-            <w:tcW w:type="dxa" w:w="1701"/>
+            <w:tcW w:type="dxa" w:w="2835"/>
           </w:tcPr>
           <w:p>
             <w:r>
-              <w:t>孫山</w:t>
+              <w:t>名落孫山</w:t>
             </w:r>
           </w:p>
         </w:tc>
         <w:tc>
           <w:tcPr>
-            <w:tcW w:type="dxa" w:w="7370"/>
+            <w:tcW w:type="dxa" w:w="6236"/>
           </w:tcPr>
           <w:p>
             <w:r>
-              <w:t>宋朝吳地人，滑稽才子</w:t>
-            </w:r>
-          </w:p>
-        </w:tc>
-      </w:tr>
-      <w:tr>
-        <w:tc>
-          <w:tcPr>
-            <w:tcW w:type="dxa" w:w="1701"/>
-          </w:tcPr>
-          <w:p>
-            <w:r>
-              <w:t>滑稽</w:t>
-            </w:r>
-          </w:p>
-        </w:tc>
-        <w:tc>
-          <w:tcPr>
-            <w:tcW w:type="dxa" w:w="7370"/>
-          </w:tcPr>
-          <w:p>
-            <w:r>
-              <w:t>詼諧有趣的言語或動作</w:t>
-            </w:r>
-          </w:p>
-        </w:tc>
-      </w:tr>
-      <w:tr>
-        <w:tc>
-          <w:tcPr>
-            <w:tcW w:type="dxa" w:w="1701"/>
-          </w:tcPr>
-          <w:p>
-            <w:r>
-              <w:t>赴舉</w:t>
-            </w:r>
-          </w:p>
-        </w:tc>
-        <w:tc>
-          <w:tcPr>
-            <w:tcW w:type="dxa" w:w="7370"/>
-          </w:tcPr>
-          <w:p>
-            <w:r>
-              <w:t>參加鄉試</w:t>
-            </w:r>
-          </w:p>
-        </w:tc>
-      </w:tr>
-      <w:tr>
-        <w:tc>
-          <w:tcPr>
-            <w:tcW w:type="dxa" w:w="1701"/>
-          </w:tcPr>
-          <w:p>
-            <w:r>
-              <w:t>解名</w:t>
-            </w:r>
-          </w:p>
-        </w:tc>
-        <w:tc>
-          <w:tcPr>
-            <w:tcW w:type="dxa" w:w="7370"/>
-          </w:tcPr>
-          <w:p>
-            <w:r>
-              <w:t>鄉試錄取的名次；泛指考中舉人者的名字</w:t>
-            </w:r>
-          </w:p>
-        </w:tc>
-      </w:tr>
-      <w:tr>
-        <w:tc>
-          <w:tcPr>
-            <w:tcW w:type="dxa" w:w="1701"/>
-          </w:tcPr>
-          <w:p>
-            <w:r>
-              <w:t>失意</w:t>
-            </w:r>
-          </w:p>
-        </w:tc>
-        <w:tc>
-          <w:tcPr>
-            <w:tcW w:type="dxa" w:w="7370"/>
-          </w:tcPr>
-          <w:p>
-            <w:r>
-              <w:t>不如意，指未被錄取</w:t>
+              <w:t>比喻投考未被錄取，榜上無名。</w:t>
             </w:r>
           </w:p>
         </w:tc>
@@ -2085,35 +2238,8 @@
     </w:tbl>
     <w:p/>
     <w:p>
-      <w:r>
-        <w:rPr>
-          <w:b w:val="0"/>
-          <w:sz w:val="22"/>
-        </w:rPr>
-        <w:t>宋朝時吳地有個人名叫孫山，是個幽默風趣又有才氣的讀書人。有一年，他和同鄉人的兒子一起到別郡參加鄉試，發榜後，孫山僥倖考中榜末，同鄉人的兒子卻落榜了。孫山先回到家，同鄉人問起自己兒子考得如何，孫山回答：「舉人榜單上最後一名是孫山，您的兒子還落在孫山的後面呢！」</w:t>
-      </w:r>
-    </w:p>
-    <w:p>
-      <w:r>
-        <w:rPr>
-          <w:b w:val="0"/>
-          <w:sz w:val="22"/>
-        </w:rPr>
-        <w:t>成語「名落孫山」：比喻投考未被錄取，榜上無名。</w:t>
-      </w:r>
-    </w:p>
-    <w:p>
-      <w:r>
-        <w:rPr>
-          <w:b w:val="0"/>
-          <w:sz w:val="22"/>
-        </w:rPr>
-        <w:t>文學常識（科舉制度）：童生 →（縣、府試）→ 秀才 →（鄉試）→ 舉人（第一名稱解元）→（會試）→ 貢士（第一名稱會元）→（殿試）→ 進士（第一名稱狀元）。古人所謂「連中三元」，就是指在鄉試、會試、殿試中都考取第一名。</w:t>
-      </w:r>
-    </w:p>
-    <w:p>
       <w:pPr>
-        <w:spacing w:before="240" w:after="120"/>
+        <w:spacing w:before="200"/>
       </w:pPr>
       <w:r>
         <w:rPr>
@@ -2121,14 +2247,13 @@
           <w:color w:val="385723"/>
           <w:sz w:val="26"/>
         </w:rPr>
-        <w:t>第25課　齊人攫金　《列子》</w:t>
+        <w:t>第25課　齊人攫金</w:t>
       </w:r>
     </w:p>
     <w:tbl>
       <w:tblPr>
         <w:tblStyle w:val="TableGrid"/>
         <w:tblW w:type="auto" w:w="0"/>
-        <w:jc w:val="center"/>
         <w:tblLook w:firstColumn="1" w:firstRow="1" w:lastColumn="0" w:lastRow="0" w:noHBand="0" w:noVBand="1" w:val="04A0"/>
       </w:tblPr>
       <w:tblGrid>
@@ -2138,35 +2263,29 @@
       <w:tr>
         <w:tc>
           <w:tcPr>
-            <w:tcW w:type="dxa" w:w="1701"/>
-            <w:shd w:val="clear" w:color="auto" w:fill="E2EFDA"/>
+            <w:tcW w:type="dxa" w:w="2835"/>
+            <w:shd w:val="clear" w:color="auto" w:fill="FCE4D6"/>
           </w:tcPr>
           <w:p>
-            <w:pPr>
-              <w:jc w:val="center"/>
-            </w:pPr>
             <w:r>
               <w:rPr>
                 <w:b/>
               </w:rPr>
-              <w:t>詞語</w:t>
+              <w:t>成語</w:t>
             </w:r>
           </w:p>
         </w:tc>
         <w:tc>
           <w:tcPr>
-            <w:tcW w:type="dxa" w:w="7370"/>
-            <w:shd w:val="clear" w:color="auto" w:fill="E2EFDA"/>
+            <w:tcW w:type="dxa" w:w="6236"/>
+            <w:shd w:val="clear" w:color="auto" w:fill="FCE4D6"/>
           </w:tcPr>
           <w:p>
-            <w:pPr>
-              <w:jc w:val="center"/>
-            </w:pPr>
             <w:r>
               <w:rPr>
                 <w:b/>
               </w:rPr>
-              <w:t>意思</w:t>
+              <w:t>解釋</w:t>
             </w:r>
           </w:p>
         </w:tc>
@@ -2174,282 +2293,11 @@
       <w:tr>
         <w:tc>
           <w:tcPr>
-            <w:tcW w:type="dxa" w:w="1701"/>
+            <w:tcW w:type="dxa" w:w="2835"/>
           </w:tcPr>
           <w:p>
             <w:r>
-              <w:t>欲</w:t>
-            </w:r>
-          </w:p>
-        </w:tc>
-        <w:tc>
-          <w:tcPr>
-            <w:tcW w:type="dxa" w:w="7370"/>
-          </w:tcPr>
-          <w:p>
-            <w:r>
-              <w:t>想要</w:t>
-            </w:r>
-          </w:p>
-        </w:tc>
-      </w:tr>
-      <w:tr>
-        <w:tc>
-          <w:tcPr>
-            <w:tcW w:type="dxa" w:w="1701"/>
-          </w:tcPr>
-          <w:p>
-            <w:r>
-              <w:t>清旦</w:t>
-            </w:r>
-          </w:p>
-        </w:tc>
-        <w:tc>
-          <w:tcPr>
-            <w:tcW w:type="dxa" w:w="7370"/>
-          </w:tcPr>
-          <w:p>
-            <w:r>
-              <w:t>清早</w:t>
-            </w:r>
-          </w:p>
-        </w:tc>
-      </w:tr>
-      <w:tr>
-        <w:tc>
-          <w:tcPr>
-            <w:tcW w:type="dxa" w:w="1701"/>
-          </w:tcPr>
-          <w:p>
-            <w:r>
-              <w:t>衣冠</w:t>
-            </w:r>
-          </w:p>
-        </w:tc>
-        <w:tc>
-          <w:tcPr>
-            <w:tcW w:type="dxa" w:w="7370"/>
-          </w:tcPr>
-          <w:p>
-            <w:r>
-              <w:t>穿衣戴帽</w:t>
-            </w:r>
-          </w:p>
-        </w:tc>
-      </w:tr>
-      <w:tr>
-        <w:tc>
-          <w:tcPr>
-            <w:tcW w:type="dxa" w:w="1701"/>
-          </w:tcPr>
-          <w:p>
-            <w:r>
-              <w:t>適</w:t>
-            </w:r>
-          </w:p>
-        </w:tc>
-        <w:tc>
-          <w:tcPr>
-            <w:tcW w:type="dxa" w:w="7370"/>
-          </w:tcPr>
-          <w:p>
-            <w:r>
-              <w:t>到</w:t>
-            </w:r>
-          </w:p>
-        </w:tc>
-      </w:tr>
-      <w:tr>
-        <w:tc>
-          <w:tcPr>
-            <w:tcW w:type="dxa" w:w="1701"/>
-          </w:tcPr>
-          <w:p>
-            <w:r>
-              <w:t>鬻</w:t>
-            </w:r>
-          </w:p>
-        </w:tc>
-        <w:tc>
-          <w:tcPr>
-            <w:tcW w:type="dxa" w:w="7370"/>
-          </w:tcPr>
-          <w:p>
-            <w:r>
-              <w:t>出售</w:t>
-            </w:r>
-          </w:p>
-        </w:tc>
-      </w:tr>
-      <w:tr>
-        <w:tc>
-          <w:tcPr>
-            <w:tcW w:type="dxa" w:w="1701"/>
-          </w:tcPr>
-          <w:p>
-            <w:r>
-              <w:t>攫</w:t>
-            </w:r>
-          </w:p>
-        </w:tc>
-        <w:tc>
-          <w:tcPr>
-            <w:tcW w:type="dxa" w:w="7370"/>
-          </w:tcPr>
-          <w:p>
-            <w:r>
-              <w:t>抓取、搶奪</w:t>
-            </w:r>
-          </w:p>
-        </w:tc>
-      </w:tr>
-      <w:tr>
-        <w:tc>
-          <w:tcPr>
-            <w:tcW w:type="dxa" w:w="1701"/>
-          </w:tcPr>
-          <w:p>
-            <w:r>
-              <w:t>徒</w:t>
-            </w:r>
-          </w:p>
-        </w:tc>
-        <w:tc>
-          <w:tcPr>
-            <w:tcW w:type="dxa" w:w="7370"/>
-          </w:tcPr>
-          <w:p>
-            <w:r>
-              <w:t>只</w:t>
-            </w:r>
-          </w:p>
-        </w:tc>
-      </w:tr>
-    </w:tbl>
-    <w:p/>
-    <w:p>
-      <w:r>
-        <w:rPr>
-          <w:b w:val="0"/>
-          <w:sz w:val="22"/>
-        </w:rPr>
-        <w:t>原文：昔齊人有欲金者，清旦，衣冠而之市，適鬻金者之所，因攫其金而去。吏捕得之，問曰：「人皆在焉，子攫人之金何？」對曰：「取金之時，不見人，徒見金。」</w:t>
-      </w:r>
-    </w:p>
-    <w:p>
-      <w:r>
-        <w:rPr>
-          <w:b w:val="0"/>
-          <w:sz w:val="22"/>
-        </w:rPr>
-        <w:t>名句精讀：《三國志》：「勿以惡小而為之，勿以善小而不為。」／《孟子》：「富貴不能淫，貧賤不能移，威武不能屈，此之謂大丈夫。」</w:t>
-      </w:r>
-    </w:p>
-    <w:p>
-      <w:r>
-        <w:rPr>
-          <w:b w:val="0"/>
-          <w:sz w:val="22"/>
-        </w:rPr>
-        <w:t>成語「齊人攫金」：比喻一心貪圖財利，見利而不見其他，因利慾薰心而不顧一切、不擇手段的人。</w:t>
-      </w:r>
-    </w:p>
-    <w:p>
-      <w:pPr>
-        <w:spacing w:before="240" w:after="120"/>
-      </w:pPr>
-      <w:r>
-        <w:rPr>
-          <w:b/>
-          <w:color w:val="385723"/>
-          <w:sz w:val="26"/>
-        </w:rPr>
-        <w:t>字音辨析</w:t>
-      </w:r>
-    </w:p>
-    <w:tbl>
-      <w:tblPr>
-        <w:tblStyle w:val="TableGrid"/>
-        <w:tblW w:type="auto" w:w="0"/>
-        <w:jc w:val="center"/>
-        <w:tblLook w:firstColumn="1" w:firstRow="1" w:lastColumn="0" w:lastRow="0" w:noHBand="0" w:noVBand="1" w:val="04A0"/>
-      </w:tblPr>
-      <w:tblGrid>
-        <w:gridCol w:w="2880"/>
-        <w:gridCol w:w="2880"/>
-        <w:gridCol w:w="2880"/>
-      </w:tblGrid>
-      <w:tr>
-        <w:tc>
-          <w:tcPr>
-            <w:tcW w:type="dxa" w:w="1134"/>
-            <w:shd w:val="clear" w:color="auto" w:fill="E2EFDA"/>
-          </w:tcPr>
-          <w:p>
-            <w:pPr>
-              <w:jc w:val="center"/>
-            </w:pPr>
-            <w:r>
-              <w:rPr>
-                <w:b/>
-              </w:rPr>
-              <w:t>字</w:t>
-            </w:r>
-          </w:p>
-        </w:tc>
-        <w:tc>
-          <w:tcPr>
-            <w:tcW w:type="dxa" w:w="1701"/>
-            <w:shd w:val="clear" w:color="auto" w:fill="E2EFDA"/>
-          </w:tcPr>
-          <w:p>
-            <w:pPr>
-              <w:jc w:val="center"/>
-            </w:pPr>
-            <w:r>
-              <w:rPr>
-                <w:b/>
-              </w:rPr>
-              <w:t>讀音</w:t>
-            </w:r>
-          </w:p>
-        </w:tc>
-        <w:tc>
-          <w:tcPr>
-            <w:tcW w:type="dxa" w:w="6236"/>
-            <w:shd w:val="clear" w:color="auto" w:fill="E2EFDA"/>
-          </w:tcPr>
-          <w:p>
-            <w:pPr>
-              <w:jc w:val="center"/>
-            </w:pPr>
-            <w:r>
-              <w:rPr>
-                <w:b/>
-              </w:rPr>
-              <w:t>例詞（出處）</w:t>
-            </w:r>
-          </w:p>
-        </w:tc>
-      </w:tr>
-      <w:tr>
-        <w:tc>
-          <w:tcPr>
-            <w:tcW w:type="dxa" w:w="1134"/>
-          </w:tcPr>
-          <w:p>
-            <w:r>
-              <w:t>鬻</w:t>
-            </w:r>
-          </w:p>
-        </w:tc>
-        <w:tc>
-          <w:tcPr>
-            <w:tcW w:type="dxa" w:w="1701"/>
-          </w:tcPr>
-          <w:p>
-            <w:r>
-              <w:t>ㄩˋ</w:t>
+              <w:t>齊人攫金</w:t>
             </w:r>
           </w:p>
         </w:tc>
@@ -2459,327 +2307,7 @@
           </w:tcPr>
           <w:p>
             <w:r>
-              <w:t>鬻盾與矛（賣，第21課）</w:t>
-            </w:r>
-          </w:p>
-        </w:tc>
-      </w:tr>
-      <w:tr>
-        <w:tc>
-          <w:tcPr>
-            <w:tcW w:type="dxa" w:w="1134"/>
-          </w:tcPr>
-          <w:p>
-            <w:r>
-              <w:t>譽</w:t>
-            </w:r>
-          </w:p>
-        </w:tc>
-        <w:tc>
-          <w:tcPr>
-            <w:tcW w:type="dxa" w:w="1701"/>
-          </w:tcPr>
-          <w:p>
-            <w:r>
-              <w:t>ㄩˋ</w:t>
-            </w:r>
-          </w:p>
-        </w:tc>
-        <w:tc>
-          <w:tcPr>
-            <w:tcW w:type="dxa" w:w="6236"/>
-          </w:tcPr>
-          <w:p>
-            <w:r>
-              <w:t>譽之曰（誇讚，第21課）</w:t>
-            </w:r>
-          </w:p>
-        </w:tc>
-      </w:tr>
-      <w:tr>
-        <w:tc>
-          <w:tcPr>
-            <w:tcW w:type="dxa" w:w="1134"/>
-          </w:tcPr>
-          <w:p>
-            <w:r>
-              <w:t>陷</w:t>
-            </w:r>
-          </w:p>
-        </w:tc>
-        <w:tc>
-          <w:tcPr>
-            <w:tcW w:type="dxa" w:w="1701"/>
-          </w:tcPr>
-          <w:p>
-            <w:r>
-              <w:t>ㄒㄧㄢˋ</w:t>
-            </w:r>
-          </w:p>
-        </w:tc>
-        <w:tc>
-          <w:tcPr>
-            <w:tcW w:type="dxa" w:w="6236"/>
-          </w:tcPr>
-          <w:p>
-            <w:r>
-              <w:t>物莫能陷也（刺穿，第21課）</w:t>
-            </w:r>
-          </w:p>
-        </w:tc>
-      </w:tr>
-      <w:tr>
-        <w:tc>
-          <w:tcPr>
-            <w:tcW w:type="dxa" w:w="1134"/>
-          </w:tcPr>
-          <w:p>
-            <w:r>
-              <w:t>暮</w:t>
-            </w:r>
-          </w:p>
-        </w:tc>
-        <w:tc>
-          <w:tcPr>
-            <w:tcW w:type="dxa" w:w="1701"/>
-          </w:tcPr>
-          <w:p>
-            <w:r>
-              <w:t>ㄇㄨˋ</w:t>
-            </w:r>
-          </w:p>
-        </w:tc>
-        <w:tc>
-          <w:tcPr>
-            <w:tcW w:type="dxa" w:w="6236"/>
-          </w:tcPr>
-          <w:p>
-            <w:r>
-              <w:t>恐已暮矣（第22課）</w:t>
-            </w:r>
-          </w:p>
-        </w:tc>
-      </w:tr>
-      <w:tr>
-        <w:tc>
-          <w:tcPr>
-            <w:tcW w:type="dxa" w:w="1134"/>
-          </w:tcPr>
-          <w:p>
-            <w:r>
-              <w:t>炳</w:t>
-            </w:r>
-          </w:p>
-        </w:tc>
-        <w:tc>
-          <w:tcPr>
-            <w:tcW w:type="dxa" w:w="1701"/>
-          </w:tcPr>
-          <w:p>
-            <w:r>
-              <w:t>ㄅㄧㄥˇ</w:t>
-            </w:r>
-          </w:p>
-        </w:tc>
-        <w:tc>
-          <w:tcPr>
-            <w:tcW w:type="dxa" w:w="6236"/>
-          </w:tcPr>
-          <w:p>
-            <w:r>
-              <w:t>炳燭之明（第22課）</w:t>
-            </w:r>
-          </w:p>
-        </w:tc>
-      </w:tr>
-      <w:tr>
-        <w:tc>
-          <w:tcPr>
-            <w:tcW w:type="dxa" w:w="1134"/>
-          </w:tcPr>
-          <w:p>
-            <w:r>
-              <w:t>昧</w:t>
-            </w:r>
-          </w:p>
-        </w:tc>
-        <w:tc>
-          <w:tcPr>
-            <w:tcW w:type="dxa" w:w="1701"/>
-          </w:tcPr>
-          <w:p>
-            <w:r>
-              <w:t>ㄇㄟˋ</w:t>
-            </w:r>
-          </w:p>
-        </w:tc>
-        <w:tc>
-          <w:tcPr>
-            <w:tcW w:type="dxa" w:w="6236"/>
-          </w:tcPr>
-          <w:p>
-            <w:r>
-              <w:t>孰與昧行乎（第22課）</w:t>
-            </w:r>
-          </w:p>
-        </w:tc>
-      </w:tr>
-      <w:tr>
-        <w:tc>
-          <w:tcPr>
-            <w:tcW w:type="dxa" w:w="1134"/>
-          </w:tcPr>
-          <w:p>
-            <w:r>
-              <w:t>俄</w:t>
-            </w:r>
-          </w:p>
-        </w:tc>
-        <w:tc>
-          <w:tcPr>
-            <w:tcW w:type="dxa" w:w="1701"/>
-          </w:tcPr>
-          <w:p>
-            <w:r>
-              <w:t>ㄜˊ</w:t>
-            </w:r>
-          </w:p>
-        </w:tc>
-        <w:tc>
-          <w:tcPr>
-            <w:tcW w:type="dxa" w:w="6236"/>
-          </w:tcPr>
-          <w:p>
-            <w:r>
-              <w:t>俄而命母弟（第23課）</w:t>
-            </w:r>
-          </w:p>
-        </w:tc>
-      </w:tr>
-      <w:tr>
-        <w:tc>
-          <w:tcPr>
-            <w:tcW w:type="dxa" w:w="1134"/>
-          </w:tcPr>
-          <w:p>
-            <w:r>
-              <w:t>戮</w:t>
-            </w:r>
-          </w:p>
-        </w:tc>
-        <w:tc>
-          <w:tcPr>
-            <w:tcW w:type="dxa" w:w="1701"/>
-          </w:tcPr>
-          <w:p>
-            <w:r>
-              <w:t>ㄌㄨˋ</w:t>
-            </w:r>
-          </w:p>
-        </w:tc>
-        <w:tc>
-          <w:tcPr>
-            <w:tcW w:type="dxa" w:w="6236"/>
-          </w:tcPr>
-          <w:p>
-            <w:r>
-              <w:t>戮力一心（第23課）</w:t>
-            </w:r>
-          </w:p>
-        </w:tc>
-      </w:tr>
-      <w:tr>
-        <w:tc>
-          <w:tcPr>
-            <w:tcW w:type="dxa" w:w="1134"/>
-          </w:tcPr>
-          <w:p>
-            <w:r>
-              <w:t>稷</w:t>
-            </w:r>
-          </w:p>
-        </w:tc>
-        <w:tc>
-          <w:tcPr>
-            <w:tcW w:type="dxa" w:w="1701"/>
-          </w:tcPr>
-          <w:p>
-            <w:r>
-              <w:t>ㄐㄧˋ</w:t>
-            </w:r>
-          </w:p>
-        </w:tc>
-        <w:tc>
-          <w:tcPr>
-            <w:tcW w:type="dxa" w:w="6236"/>
-          </w:tcPr>
-          <w:p>
-            <w:r>
-              <w:t>社稷可固（第23課）</w:t>
-            </w:r>
-          </w:p>
-        </w:tc>
-      </w:tr>
-      <w:tr>
-        <w:tc>
-          <w:tcPr>
-            <w:tcW w:type="dxa" w:w="1134"/>
-          </w:tcPr>
-          <w:p>
-            <w:r>
-              <w:t>赴</w:t>
-            </w:r>
-          </w:p>
-        </w:tc>
-        <w:tc>
-          <w:tcPr>
-            <w:tcW w:type="dxa" w:w="1701"/>
-          </w:tcPr>
-          <w:p>
-            <w:r>
-              <w:t>ㄈㄨˋ</w:t>
-            </w:r>
-          </w:p>
-        </w:tc>
-        <w:tc>
-          <w:tcPr>
-            <w:tcW w:type="dxa" w:w="6236"/>
-          </w:tcPr>
-          <w:p>
-            <w:r>
-              <w:t>赴舉他郡（第24課）</w:t>
-            </w:r>
-          </w:p>
-        </w:tc>
-      </w:tr>
-      <w:tr>
-        <w:tc>
-          <w:tcPr>
-            <w:tcW w:type="dxa" w:w="1134"/>
-          </w:tcPr>
-          <w:p>
-            <w:r>
-              <w:t>攫</w:t>
-            </w:r>
-          </w:p>
-        </w:tc>
-        <w:tc>
-          <w:tcPr>
-            <w:tcW w:type="dxa" w:w="1701"/>
-          </w:tcPr>
-          <w:p>
-            <w:r>
-              <w:t>ㄐㄩㄝˊ</w:t>
-            </w:r>
-          </w:p>
-        </w:tc>
-        <w:tc>
-          <w:tcPr>
-            <w:tcW w:type="dxa" w:w="6236"/>
-          </w:tcPr>
-          <w:p>
-            <w:r>
-              <w:t>攫其金而去（第25課）</w:t>
+              <w:t>比喻一心貪圖財利，見利而不見其他，因利慾薰心而不顧一切、不擇手段的人。</w:t>
             </w:r>
           </w:p>
         </w:tc>
@@ -2787,45 +2315,8 @@
     </w:tbl>
     <w:p/>
     <w:p>
-      <w:r>
-        <w:br w:type="page"/>
-      </w:r>
-    </w:p>
-    <w:p>
       <w:pPr>
-        <w:spacing w:before="240" w:after="120"/>
-        <w:jc w:val="center"/>
-      </w:pPr>
-      <w:r>
-        <w:rPr>
-          <w:b/>
-          <w:color w:val="385723"/>
-          <w:sz w:val="32"/>
-        </w:rPr>
-        <w:t>古文今讀 21–25 課　虛字練習</w:t>
-      </w:r>
-    </w:p>
-    <w:p>
-      <w:r>
-        <w:rPr>
-          <w:b w:val="0"/>
-          <w:sz w:val="22"/>
-        </w:rPr>
-        <w:t>班級：＿＿＿＿　座號：＿＿＿＿　姓名：＿＿＿＿＿＿　　得分：＿＿＿＿</w:t>
-      </w:r>
-    </w:p>
-    <w:p>
-      <w:r>
-        <w:rPr>
-          <w:b/>
-          <w:sz w:val="22"/>
-        </w:rPr>
-        <w:t>選擇題（每題 4 分，共 64 分）。粗體加底線的字為題目所問的字。</w:t>
-      </w:r>
-    </w:p>
-    <w:p>
-      <w:pPr>
-        <w:spacing w:before="240" w:after="120"/>
+        <w:spacing w:before="200"/>
       </w:pPr>
       <w:r>
         <w:rPr>
@@ -2833,7 +2324,7 @@
           <w:color w:val="385723"/>
           <w:sz w:val="26"/>
         </w:rPr>
-        <w:t>虛字練習（課文中的虛字）</w:t>
+        <w:t>成語練習（不計分）</w:t>
       </w:r>
     </w:p>
     <w:p>
@@ -2841,327 +2332,7 @@
         <w:rPr>
           <w:b w:val="0"/>
         </w:rPr>
-        <w:t xml:space="preserve">（　　）1. </w:t>
-      </w:r>
-      <w:r>
-        <w:t>「[汝]取十九支箭折之」的「汝」，與下列哪一個字的意思「不同」？</w:t>
-      </w:r>
-    </w:p>
-    <w:p>
-      <w:pPr>
-        <w:ind w:left="454"/>
-      </w:pPr>
-      <w:r>
-        <w:t>(A) 爾　　(B) 若　　(C) 卿　　(D) 吾</w:t>
-      </w:r>
-    </w:p>
-    <w:p>
-      <w:r>
-        <w:rPr>
-          <w:b w:val="0"/>
-        </w:rPr>
-        <w:t xml:space="preserve">（　　）2. </w:t>
-      </w:r>
-      <w:r>
-        <w:t>「以子[之]矛，陷子[之]盾」的「之」，意思是？</w:t>
-      </w:r>
-    </w:p>
-    <w:p>
-      <w:pPr>
-        <w:ind w:left="454"/>
-      </w:pPr>
-      <w:r>
-        <w:t>(A) 他　　(B) 去、往　　(C) 的　　(D) 這</w:t>
-      </w:r>
-    </w:p>
-    <w:p>
-      <w:r>
-        <w:rPr>
-          <w:b w:val="0"/>
-        </w:rPr>
-        <w:t xml:space="preserve">（　　）3. </w:t>
-      </w:r>
-      <w:r>
-        <w:t>「衣冠而[之]市」的「之」，意思是？</w:t>
-      </w:r>
-    </w:p>
-    <w:p>
-      <w:pPr>
-        <w:ind w:left="454"/>
-      </w:pPr>
-      <w:r>
-        <w:t>(A) 的　　(B) 到、往　　(C) 他　　(D) 這</w:t>
-      </w:r>
-    </w:p>
-    <w:p>
-      <w:r>
-        <w:rPr>
-          <w:b w:val="0"/>
-        </w:rPr>
-        <w:t xml:space="preserve">（　　）4. </w:t>
-      </w:r>
-      <w:r>
-        <w:t>「吏捕得[之]」的「之」，指的是誰？</w:t>
-      </w:r>
-    </w:p>
-    <w:p>
-      <w:pPr>
-        <w:ind w:left="454"/>
-      </w:pPr>
-      <w:r>
-        <w:t>(A) 攫取金子的齊人　　(B) 賣金子的商人　　(C) 巡吏　　(D) 圍觀的群眾</w:t>
-      </w:r>
-    </w:p>
-    <w:p>
-      <w:r>
-        <w:rPr>
-          <w:b w:val="0"/>
-        </w:rPr>
-        <w:t xml:space="preserve">（　　）5. </w:t>
-      </w:r>
-      <w:r>
-        <w:t>「晉平公問[於]師曠」的「於」，意思是？</w:t>
-      </w:r>
-    </w:p>
-    <w:p>
-      <w:pPr>
-        <w:ind w:left="454"/>
-      </w:pPr>
-      <w:r>
-        <w:t>(A) 在　　(B) 向　　(C) 比　　(D) 被</w:t>
-      </w:r>
-    </w:p>
-    <w:p>
-      <w:r>
-        <w:rPr>
-          <w:b w:val="0"/>
-        </w:rPr>
-        <w:t xml:space="preserve">（　　）6. </w:t>
-      </w:r>
-      <w:r>
-        <w:t>「以子之矛，陷子之盾，[何如]？」的「何如」，意思是？</w:t>
-      </w:r>
-    </w:p>
-    <w:p>
-      <w:pPr>
-        <w:ind w:left="454"/>
-      </w:pPr>
-      <w:r>
-        <w:t>(A) 怎麼樣　　(B) 為什麼　　(C) 什麼時候　　(D) 在哪裡</w:t>
-      </w:r>
-    </w:p>
-    <w:p>
-      <w:r>
-        <w:rPr>
-          <w:b w:val="0"/>
-        </w:rPr>
-        <w:t xml:space="preserve">（　　）7. </w:t>
-      </w:r>
-      <w:r>
-        <w:t>「其人[弗]能應也」的「弗」，意思是？</w:t>
-      </w:r>
-    </w:p>
-    <w:p>
-      <w:pPr>
-        <w:ind w:left="454"/>
-      </w:pPr>
-      <w:r>
-        <w:t>(A) 才　　(B) 已經　　(C) 不　　(D) 又</w:t>
-      </w:r>
-    </w:p>
-    <w:p>
-      <w:r>
-        <w:rPr>
-          <w:b w:val="0"/>
-        </w:rPr>
-        <w:t xml:space="preserve">（　　）8. </w:t>
-      </w:r>
-      <w:r>
-        <w:t>「[俄而]命母弟慕利延曰」的「俄而」，意思是？</w:t>
-      </w:r>
-    </w:p>
-    <w:p>
-      <w:pPr>
-        <w:ind w:left="454"/>
-      </w:pPr>
-      <w:r>
-        <w:t>(A) 從此以後　　(B) 突然　　(C) 從前　　(D) 一會兒</w:t>
-      </w:r>
-    </w:p>
-    <w:p>
-      <w:r>
-        <w:rPr>
-          <w:b w:val="0"/>
-        </w:rPr>
-        <w:t xml:space="preserve">（　　）9. </w:t>
-      </w:r>
-      <w:r>
-        <w:t>阿豺對眾子說「[汝曹]知否」，「汝曹」是指誰？</w:t>
-      </w:r>
-    </w:p>
-    <w:p>
-      <w:pPr>
-        <w:ind w:left="454"/>
-      </w:pPr>
-      <w:r>
-        <w:t>(A) 社伯　　(B) 阿豺的兒子們　　(C) 慕利延一人　　(D) 鄰國的使者</w:t>
-      </w:r>
-    </w:p>
-    <w:p>
-      <w:r>
-        <w:rPr>
-          <w:b w:val="0"/>
-        </w:rPr>
-        <w:t xml:space="preserve">（　　）10. </w:t>
-      </w:r>
-      <w:r>
-        <w:t>「[清旦]，衣冠而之市」的「清旦」，意思是？</w:t>
-      </w:r>
-    </w:p>
-    <w:p>
-      <w:pPr>
-        <w:ind w:left="454"/>
-      </w:pPr>
-      <w:r>
-        <w:t>(A) 清早　　(B) 深夜　　(C) 傍晚　　(D) 正午</w:t>
-      </w:r>
-    </w:p>
-    <w:p>
-      <w:r>
-        <w:rPr>
-          <w:b w:val="0"/>
-        </w:rPr>
-        <w:t xml:space="preserve">（　　）11. </w:t>
-      </w:r>
-      <w:r>
-        <w:t>「不見人，[徒]見金」的「徒」，意思是？</w:t>
-      </w:r>
-    </w:p>
-    <w:p>
-      <w:pPr>
-        <w:ind w:left="454"/>
-      </w:pPr>
-      <w:r>
-        <w:t>(A) 徒弟　　(B) 白白地　　(C) 只　　(D) 步行</w:t>
-      </w:r>
-    </w:p>
-    <w:p>
-      <w:r>
-        <w:rPr>
-          <w:b w:val="0"/>
-        </w:rPr>
-        <w:t xml:space="preserve">（　　）12. </w:t>
-      </w:r>
-      <w:r>
-        <w:t>「師曠曰：『[何不炳燭]乎？』」的意思是？</w:t>
-      </w:r>
-    </w:p>
-    <w:p>
-      <w:pPr>
-        <w:ind w:left="454"/>
-      </w:pPr>
-      <w:r>
-        <w:t>(A) 為什麼要點蠟燭呢　　(B) 何時要點蠟燭呢　　(C) 誰要點蠟燭呢　　(D) 為什麼不點亮蠟燭呢</w:t>
-      </w:r>
-    </w:p>
-    <w:p>
-      <w:r>
-        <w:rPr>
-          <w:b w:val="0"/>
-        </w:rPr>
-        <w:t xml:space="preserve">（　　）13. </w:t>
-      </w:r>
-      <w:r>
-        <w:t>「老而好學，如炳燭之明，[孰與]昧行乎？」的「孰與」，意思是？</w:t>
-      </w:r>
-    </w:p>
-    <w:p>
-      <w:pPr>
-        <w:ind w:left="454"/>
-      </w:pPr>
-      <w:r>
-        <w:t>(A) 比……怎麼樣　　(B) 誰跟誰　　(C) 應該跟隨　　(D) 何必</w:t>
-      </w:r>
-    </w:p>
-    <w:p>
-      <w:r>
-        <w:rPr>
-          <w:b w:val="0"/>
-        </w:rPr>
-        <w:t xml:space="preserve">（　　）14. </w:t>
-      </w:r>
-      <w:r>
-        <w:t>「盲臣[安]敢戲其君乎？」的「安」，意思是？</w:t>
-      </w:r>
-    </w:p>
-    <w:p>
-      <w:pPr>
-        <w:ind w:left="454"/>
-      </w:pPr>
-      <w:r>
-        <w:t>(A) 安穩　　(B) 豈、怎麼　　(C) 安置　　(D) 於是</w:t>
-      </w:r>
-    </w:p>
-    <w:p>
-      <w:r>
-        <w:rPr>
-          <w:b w:val="0"/>
-        </w:rPr>
-        <w:t xml:space="preserve">（　　）15. </w:t>
-      </w:r>
-      <w:r>
-        <w:t>下列「之」字用法，何者與其他三者「不同」？</w:t>
-      </w:r>
-    </w:p>
-    <w:p>
-      <w:pPr>
-        <w:ind w:left="454"/>
-      </w:pPr>
-      <w:r>
-        <w:t>(A) 以子之矛　　(B) 以子之盾　　(C) 衣冠而之市　　(D) 陷子之盾</w:t>
-      </w:r>
-    </w:p>
-    <w:p>
-      <w:r>
-        <w:rPr>
-          <w:b w:val="0"/>
-        </w:rPr>
-        <w:t xml:space="preserve">（　　）16. </w:t>
-      </w:r>
-      <w:r>
-        <w:t>下列文句所表現的語氣，何者是「激問」？</w:t>
-      </w:r>
-    </w:p>
-    <w:p>
-      <w:pPr>
-        <w:ind w:left="454"/>
-      </w:pPr>
-      <w:r>
-        <w:t>(A) 善哉，講得好啊　　(B) 何不炳燭乎　　(C) 安有為人臣而戲其君乎　　(D) 取金之時，不見人</w:t>
-      </w:r>
-    </w:p>
-    <w:p>
-      <w:pPr>
-        <w:spacing w:before="240" w:after="120"/>
-      </w:pPr>
-      <w:r>
-        <w:rPr>
-          <w:b/>
-          <w:color w:val="385723"/>
-          <w:sz w:val="26"/>
-        </w:rPr>
-        <w:t>成語、修辭與文學常識</w:t>
-      </w:r>
-    </w:p>
-    <w:p>
-      <w:r>
-        <w:rPr>
-          <w:b w:val="0"/>
-        </w:rPr>
-        <w:t xml:space="preserve">（　　）17. </w:t>
-      </w:r>
-      <w:r>
-        <w:t>後人以「自相矛盾」比喻什麼？</w:t>
+        <w:t>（　　）1. 後人以「自相矛盾」比喻什麼？</w:t>
       </w:r>
     </w:p>
     <w:p>
@@ -3177,10 +2348,7 @@
         <w:rPr>
           <w:b w:val="0"/>
         </w:rPr>
-        <w:t xml:space="preserve">（　　）18. </w:t>
-      </w:r>
-      <w:r>
-        <w:t>「少而好學，如日出之陽；壯而好學，如日中之光；老而好學，如炳燭之明」運用了哪兩種修辭？</w:t>
+        <w:t>（　　）2. 「少而好學，如日出之陽；壯而好學，如日中之光；老而好學，如炳燭之明」運用了哪兩種修辭？</w:t>
       </w:r>
     </w:p>
     <w:p>
@@ -3196,10 +2364,7 @@
         <w:rPr>
           <w:b w:val="0"/>
         </w:rPr>
-        <w:t xml:space="preserve">（　　）19. </w:t>
-      </w:r>
-      <w:r>
-        <w:t>後人以「炳燭之明」比喻什麼？</w:t>
+        <w:t>（　　）3. 後人以「炳燭之明」比喻什麼？</w:t>
       </w:r>
     </w:p>
     <w:p>
@@ -3215,10 +2380,7 @@
         <w:rPr>
           <w:b w:val="0"/>
         </w:rPr>
-        <w:t xml:space="preserve">（　　）20. </w:t>
-      </w:r>
-      <w:r>
-        <w:t>「單者易折，眾則難摧」與下列哪一句意思最接近？</w:t>
+        <w:t>（　　）4. 「單者易折，眾則難摧」與下列哪一句意思最接近？</w:t>
       </w:r>
     </w:p>
     <w:p>
@@ -3234,10 +2396,7 @@
         <w:rPr>
           <w:b w:val="0"/>
         </w:rPr>
-        <w:t xml:space="preserve">（　　）21. </w:t>
-      </w:r>
-      <w:r>
-        <w:t>後人以「名落孫山」比喻什麼？</w:t>
+        <w:t>（　　）5. 後人以「名落孫山」比喻什麼？</w:t>
       </w:r>
     </w:p>
     <w:p>
@@ -3253,10 +2412,7 @@
         <w:rPr>
           <w:b w:val="0"/>
         </w:rPr>
-        <w:t xml:space="preserve">（　　）22. </w:t>
-      </w:r>
-      <w:r>
-        <w:t>「蓬生麻中，不扶而直；白沙在涅，與之俱黑」這段話，與下列哪一個成語最能表現「環境對人的影響」？</w:t>
+        <w:t>（　　）6. 「蓬生麻中，不扶而直；白沙在涅，與之俱黑」這段話，與下列哪一個成語最能表現「環境對人的影響」？</w:t>
       </w:r>
     </w:p>
     <w:p>
@@ -3274,7 +2430,7 @@
     </w:p>
     <w:p>
       <w:pPr>
-        <w:spacing w:before="240" w:after="120"/>
+        <w:spacing w:before="200"/>
         <w:jc w:val="center"/>
       </w:pPr>
       <w:r>
@@ -3283,14 +2439,13 @@
           <w:color w:val="385723"/>
           <w:sz w:val="32"/>
         </w:rPr>
-        <w:t>古文今讀 21–25 課　課文選擇題</w:t>
+        <w:t>虛字練習</w:t>
       </w:r>
     </w:p>
     <w:p>
       <w:r>
         <w:rPr>
           <w:b w:val="0"/>
-          <w:sz w:val="22"/>
         </w:rPr>
         <w:t>班級：＿＿＿＿　座號：＿＿＿＿　姓名：＿＿＿＿＿＿　　得分：＿＿＿＿</w:t>
       </w:r>
@@ -3299,22 +2454,8 @@
       <w:r>
         <w:rPr>
           <w:b/>
-          <w:sz w:val="22"/>
         </w:rPr>
-        <w:t>課文文意選擇題（每課 4 題，每題 5 分，共 100 分）。</w:t>
-      </w:r>
-    </w:p>
-    <w:p>
-      <w:pPr>
-        <w:spacing w:before="240" w:after="120"/>
-      </w:pPr>
-      <w:r>
-        <w:rPr>
-          <w:b/>
-          <w:color w:val="385723"/>
-          <w:sz w:val="26"/>
-        </w:rPr>
-        <w:t>第21課　自相矛盾　《韓非子》</w:t>
+        <w:t>選擇題（每題 5 分，共 80 分）。方括號內的字為題目所問的字。</w:t>
       </w:r>
     </w:p>
     <w:p>
@@ -3322,10 +2463,7 @@
         <w:rPr>
           <w:b w:val="0"/>
         </w:rPr>
-        <w:t xml:space="preserve">（　　）1. </w:t>
-      </w:r>
-      <w:r>
-        <w:t>楚人先誇讚自己的盾牌堅固無比，接著又誇讚自己的長矛銳利無比，這樣的言論顯示了什麼？</w:t>
+        <w:t>（　　）1. 「[汝]取十九支箭折之」的「汝」，與下列哪一個字的意思「不同」？</w:t>
       </w:r>
     </w:p>
     <w:p>
@@ -3333,7 +2471,7 @@
         <w:ind w:left="454"/>
       </w:pPr>
       <w:r>
-        <w:t>(A) 缺乏見識，胡亂稱讚自己的貨品　　(B) 只顧眼前利益，前後說法互相衝突而不自知　　(C) 謙虛謹慎，實事求是　　(D) 機智過人，善於推銷</w:t>
+        <w:t>(A) 爾　　(B) 若　　(C) 卿　　(D) 吾</w:t>
       </w:r>
     </w:p>
     <w:p>
@@ -3341,10 +2479,7 @@
         <w:rPr>
           <w:b w:val="0"/>
         </w:rPr>
-        <w:t xml:space="preserve">（　　）2. </w:t>
-      </w:r>
-      <w:r>
-        <w:t>「以子之矛，陷子之盾，何如？」這句話的作用是？</w:t>
+        <w:t>（　　）2. 「以子[之]矛，陷子[之]盾」的「之」，意思是？</w:t>
       </w:r>
     </w:p>
     <w:p>
@@ -3352,7 +2487,7 @@
         <w:ind w:left="454"/>
       </w:pPr>
       <w:r>
-        <w:t>(A) 提出質疑，讓楚人自相矛盾的說法露出破綻　　(B) 嘲笑楚人的兵器太差　　(C) 表示想購買楚人的矛和盾　　(D) 請楚人示範兵器的用法</w:t>
+        <w:t>(A) 他　　(B) 去、往　　(C) 的　　(D) 這</w:t>
       </w:r>
     </w:p>
     <w:p>
@@ -3360,10 +2495,7 @@
         <w:rPr>
           <w:b w:val="0"/>
         </w:rPr>
-        <w:t xml:space="preserve">（　　）3. </w:t>
-      </w:r>
-      <w:r>
-        <w:t>根據這則寓言，後人以「自相矛盾」比喻什麼樣的人？</w:t>
+        <w:t>（　　）3. 「衣冠而[之]市」的「之」，意思是？</w:t>
       </w:r>
     </w:p>
     <w:p>
@@ -3371,7 +2503,7 @@
         <w:ind w:left="454"/>
       </w:pPr>
       <w:r>
-        <w:t>(A) 無意間顯露出自己短處的人　　(B) 太過自滿的人　　(C) 言語或行事前後互相牴觸，不能自圓其說的人　　(D) 缺乏信用操守的人</w:t>
+        <w:t>(A) 的　　(B) 到、往　　(C) 他　　(D) 這</w:t>
       </w:r>
     </w:p>
     <w:p>
@@ -3379,10 +2511,7 @@
         <w:rPr>
           <w:b w:val="0"/>
         </w:rPr>
-        <w:t xml:space="preserve">（　　）4. </w:t>
-      </w:r>
-      <w:r>
-        <w:t>「其人弗能應也」的「應」，意思是？</w:t>
+        <w:t>（　　）4. 「吏捕得[之]」的「之」，指的是誰？</w:t>
       </w:r>
     </w:p>
     <w:p>
@@ -3390,20 +2519,7 @@
         <w:ind w:left="454"/>
       </w:pPr>
       <w:r>
-        <w:t>(A) 回答　　(B) 對付　　(C) 適合　　(D) 附和</w:t>
-      </w:r>
-    </w:p>
-    <w:p>
-      <w:pPr>
-        <w:spacing w:before="240" w:after="120"/>
-      </w:pPr>
-      <w:r>
-        <w:rPr>
-          <w:b/>
-          <w:color w:val="385723"/>
-          <w:sz w:val="26"/>
-        </w:rPr>
-        <w:t>第22課　師曠論學　《說苑》</w:t>
+        <w:t>(A) 攫取金子的齊人　　(B) 賣金子的商人　　(C) 巡吏　　(D) 圍觀的群眾</w:t>
       </w:r>
     </w:p>
     <w:p>
@@ -3411,10 +2527,7 @@
         <w:rPr>
           <w:b w:val="0"/>
         </w:rPr>
-        <w:t xml:space="preserve">（　　）1. </w:t>
-      </w:r>
-      <w:r>
-        <w:t>在本文中，晉平公起初認為自己？</w:t>
+        <w:t>（　　）5. 「晉平公問[於]師曠」的「於」，意思是？</w:t>
       </w:r>
     </w:p>
     <w:p>
@@ -3422,7 +2535,7 @@
         <w:ind w:left="454"/>
       </w:pPr>
       <w:r>
-        <w:t>(A) 每天都在求新知　　(B) 年紀大了，不適合再學習了　　(C) 聰明才智比年輕時更靈光　　(D) 年紀越大，越要多讀書自我充實</w:t>
+        <w:t>(A) 在　　(B) 向　　(C) 比　　(D) 被</w:t>
       </w:r>
     </w:p>
     <w:p>
@@ -3430,10 +2543,7 @@
         <w:rPr>
           <w:b w:val="0"/>
         </w:rPr>
-        <w:t xml:space="preserve">（　　）2. </w:t>
-      </w:r>
-      <w:r>
-        <w:t>從師曠對平公說的話中可以看出，他認為最重要的是？</w:t>
+        <w:t>（　　）6. 「以子之矛，陷子之盾，[何如]？」的「何如」，意思是？</w:t>
       </w:r>
     </w:p>
     <w:p>
@@ -3441,7 +2551,7 @@
         <w:ind w:left="454"/>
       </w:pPr>
       <w:r>
-        <w:t>(A) 年紀大小　　(B) 時時多讀書　　(C) 良師益友　　(D) 向學的心</w:t>
+        <w:t>(A) 怎麼樣　　(B) 為什麼　　(C) 什麼時候　　(D) 在哪裡</w:t>
       </w:r>
     </w:p>
     <w:p>
@@ -3449,10 +2559,7 @@
         <w:rPr>
           <w:b w:val="0"/>
         </w:rPr>
-        <w:t xml:space="preserve">（　　）3. </w:t>
-      </w:r>
-      <w:r>
-        <w:t>下列哪句話最切合本文主旨？</w:t>
+        <w:t>（　　）7. 「其人[弗]能應也」的「弗」，意思是？</w:t>
       </w:r>
     </w:p>
     <w:p>
@@ -3460,7 +2567,7 @@
         <w:ind w:left="454"/>
       </w:pPr>
       <w:r>
-        <w:t>(A) 不怕慢，只怕站　　(B) 活到老，學到老　　(C) 近朱者赤，近墨者黑　　(D) 光陰似箭，歲月如梭</w:t>
+        <w:t>(A) 才　　(B) 已經　　(C) 不　　(D) 又</w:t>
       </w:r>
     </w:p>
     <w:p>
@@ -3468,10 +2575,7 @@
         <w:rPr>
           <w:b w:val="0"/>
         </w:rPr>
-        <w:t xml:space="preserve">（　　）4. </w:t>
-      </w:r>
-      <w:r>
-        <w:t>根據本文，後人便以「炳燭之明」來比喻？</w:t>
+        <w:t>（　　）8. 「[俄而]命母弟慕利延曰」的「俄而」，意思是？</w:t>
       </w:r>
     </w:p>
     <w:p>
@@ -3479,20 +2583,7 @@
         <w:ind w:left="454"/>
       </w:pPr>
       <w:r>
-        <w:t>(A) 珍惜光陰　　(B) 老而好學　　(C) 不厭其煩　　(D) 不可輕忽怠慢</w:t>
-      </w:r>
-    </w:p>
-    <w:p>
-      <w:pPr>
-        <w:spacing w:before="240" w:after="120"/>
-      </w:pPr>
-      <w:r>
-        <w:rPr>
-          <w:b/>
-          <w:color w:val="385723"/>
-          <w:sz w:val="26"/>
-        </w:rPr>
-        <w:t>第23課　阿豺折箭　《魏書》</w:t>
+        <w:t>(A) 從此以後　　(B) 突然　　(C) 從前　　(D) 一會兒</w:t>
       </w:r>
     </w:p>
     <w:p>
@@ -3500,10 +2591,7 @@
         <w:rPr>
           <w:b w:val="0"/>
         </w:rPr>
-        <w:t xml:space="preserve">（　　）1. </w:t>
-      </w:r>
-      <w:r>
-        <w:t>下列哪一句最貼近本文的主旨？</w:t>
+        <w:t>（　　）9. 阿豺對眾子說「[汝曹]知否」，「汝曹」是指誰？</w:t>
       </w:r>
     </w:p>
     <w:p>
@@ -3511,7 +2599,7 @@
         <w:ind w:left="454"/>
       </w:pPr>
       <w:r>
-        <w:t>(A) 團結就是力量，金石為開　　(B) 事實勝於雄辯　　(C) 精誠所至，金石為開　　(D) 明槍易躲，暗箭難防</w:t>
+        <w:t>(A) 社伯　　(B) 阿豺的兒子們　　(C) 慕利延一人　　(D) 鄰國的使者</w:t>
       </w:r>
     </w:p>
     <w:p>
@@ -3519,10 +2607,7 @@
         <w:rPr>
           <w:b w:val="0"/>
         </w:rPr>
-        <w:t xml:space="preserve">（　　）2. </w:t>
-      </w:r>
-      <w:r>
-        <w:t>阿豺臨終前教誨眾子折箭，是希望？</w:t>
+        <w:t>（　　）10. 「[清旦]，衣冠而之市」的「清旦」，意思是？</w:t>
       </w:r>
     </w:p>
     <w:p>
@@ -3530,7 +2615,7 @@
         <w:ind w:left="454"/>
       </w:pPr>
       <w:r>
-        <w:t>(A) 兒子們允文允武　　(B) 兒子們能兄弟齊心，共同穩固國家　　(C) 兒子們以後要聽從叔叔慕利延的話　　(D) 兒子們能各自獨當一面</w:t>
+        <w:t>(A) 清早　　(B) 深夜　　(C) 傍晚　　(D) 正午</w:t>
       </w:r>
     </w:p>
     <w:p>
@@ -3538,10 +2623,7 @@
         <w:rPr>
           <w:b w:val="0"/>
         </w:rPr>
-        <w:t xml:space="preserve">（　　）3. </w:t>
-      </w:r>
-      <w:r>
-        <w:t>「單者易折，眾則難摧」，意思最接近下列哪一個成語？</w:t>
+        <w:t>（　　）11. 「不見人，[徒]見金」的「徒」，意思是？</w:t>
       </w:r>
     </w:p>
     <w:p>
@@ -3549,7 +2631,7 @@
         <w:ind w:left="454"/>
       </w:pPr>
       <w:r>
-        <w:t>(A) 三人成虎　　(B) 眾志成城　　(C) 隔岸觀火　　(D) 各自為政</w:t>
+        <w:t>(A) 徒弟　　(B) 白白地　　(C) 只　　(D) 步行</w:t>
       </w:r>
     </w:p>
     <w:p>
@@ -3557,10 +2639,7 @@
         <w:rPr>
           <w:b w:val="0"/>
         </w:rPr>
-        <w:t xml:space="preserve">（　　）4. </w:t>
-      </w:r>
-      <w:r>
-        <w:t>「俄而」的意思接近「不久」，下列何者「不可以」替換？</w:t>
+        <w:t>（　　）12. 「師曠曰：『[何不炳燭]乎？』」的意思是？</w:t>
       </w:r>
     </w:p>
     <w:p>
@@ -3568,20 +2647,7 @@
         <w:ind w:left="454"/>
       </w:pPr>
       <w:r>
-        <w:t>(A) 剎那　　(B) 須臾　　(C) 頃刻　　(D) 三人成虎</w:t>
-      </w:r>
-    </w:p>
-    <w:p>
-      <w:pPr>
-        <w:spacing w:before="240" w:after="120"/>
-      </w:pPr>
-      <w:r>
-        <w:rPr>
-          <w:b/>
-          <w:color w:val="385723"/>
-          <w:sz w:val="26"/>
-        </w:rPr>
-        <w:t>第24課　名落孫山　《過庭錄》</w:t>
+        <w:t>(A) 為什麼要點蠟燭呢　　(B) 何時要點蠟燭呢　　(C) 誰要點蠟燭呢　　(D) 為什麼不點亮蠟燭呢</w:t>
       </w:r>
     </w:p>
     <w:p>
@@ -3589,10 +2655,7 @@
         <w:rPr>
           <w:b w:val="0"/>
         </w:rPr>
-        <w:t xml:space="preserve">（　　）1. </w:t>
-      </w:r>
-      <w:r>
-        <w:t>本文中提到到別郡參加鄉試的人，一共有幾位？</w:t>
+        <w:t>（　　）13. 「老而好學，如炳燭之明，[孰與]昧行乎？」的「孰與」，意思是？</w:t>
       </w:r>
     </w:p>
     <w:p>
@@ -3600,7 +2663,7 @@
         <w:ind w:left="454"/>
       </w:pPr>
       <w:r>
-        <w:t>(A) 一位　　(B) 二位　　(C) 三位　　(D) 沒有人參加</w:t>
+        <w:t>(A) 比……怎麼樣　　(B) 誰跟誰　　(C) 應該跟隨　　(D) 何必</w:t>
       </w:r>
     </w:p>
     <w:p>
@@ -3608,10 +2671,7 @@
         <w:rPr>
           <w:b w:val="0"/>
         </w:rPr>
-        <w:t xml:space="preserve">（　　）2. </w:t>
-      </w:r>
-      <w:r>
-        <w:t>孫山用「解名盡處是孫山，賢郎更在孫山外」回答鄉人，是為了說明什麼？</w:t>
+        <w:t>（　　）14. 「盲臣[安]敢戲其君乎？」的「安」，意思是？</w:t>
       </w:r>
     </w:p>
     <w:p>
@@ -3619,7 +2679,7 @@
         <w:ind w:left="454"/>
       </w:pPr>
       <w:r>
-        <w:t>(A) 自己僥倖考中最後一名，而鄉人的兒子連他都不如，已經落榜　　(B) 自己根本沒有考中　　(C) 鄉人的兒子考得比自己好　　(D) 兩人這次都沒有去考試</w:t>
+        <w:t>(A) 安穩　　(B) 豈、怎麼　　(C) 安置　　(D) 於是</w:t>
       </w:r>
     </w:p>
     <w:p>
@@ -3627,10 +2687,7 @@
         <w:rPr>
           <w:b w:val="0"/>
         </w:rPr>
-        <w:t xml:space="preserve">（　　）3. </w:t>
-      </w:r>
-      <w:r>
-        <w:t>本文主要是在敘述哪一種情境？</w:t>
+        <w:t>（　　）15. 下列「之」字用法，何者與其他三者「不同」？</w:t>
       </w:r>
     </w:p>
     <w:p>
@@ -3638,7 +2695,7 @@
         <w:ind w:left="454"/>
       </w:pPr>
       <w:r>
-        <w:t>(A) 科舉題名的喜悅　　(B) 孫山以詼諧的說法，委婉道出鄉人之子落榜的實情　　(C) 父母對子女過高的期許　　(D) 鄉試制度的種種弊端</w:t>
+        <w:t>(A) 以子之矛　　(B) 以子之盾　　(C) 衣冠而之市　　(D) 陷子之盾</w:t>
       </w:r>
     </w:p>
     <w:p>
@@ -3646,10 +2703,7 @@
         <w:rPr>
           <w:b w:val="0"/>
         </w:rPr>
-        <w:t xml:space="preserve">（　　）4. </w:t>
-      </w:r>
-      <w:r>
-        <w:t>後人以「名落孫山」比喻什麼？</w:t>
+        <w:t>（　　）16. 下列文句所表現的語氣，何者是「激問」？</w:t>
       </w:r>
     </w:p>
     <w:p>
@@ -3657,96 +2711,7 @@
         <w:ind w:left="454"/>
       </w:pPr>
       <w:r>
-        <w:t>(A) 考試得到最高分　　(B) 名聲遠播四方　　(C) 考中舉人的最後一名　　(D) 投考未被錄取</w:t>
-      </w:r>
-    </w:p>
-    <w:p>
-      <w:pPr>
-        <w:spacing w:before="240" w:after="120"/>
-      </w:pPr>
-      <w:r>
-        <w:rPr>
-          <w:b/>
-          <w:color w:val="385723"/>
-          <w:sz w:val="26"/>
-        </w:rPr>
-        <w:t>第25課　齊人攫金　《列子》</w:t>
-      </w:r>
-    </w:p>
-    <w:p>
-      <w:r>
-        <w:rPr>
-          <w:b w:val="0"/>
-        </w:rPr>
-        <w:t xml:space="preserve">（　　）1. </w:t>
-      </w:r>
-      <w:r>
-        <w:t>本文的主旨最可能是？</w:t>
-      </w:r>
-    </w:p>
-    <w:p>
-      <w:pPr>
-        <w:ind w:left="454"/>
-      </w:pPr>
-      <w:r>
-        <w:t>(A) 做了壞事情，一定會被別人發現　　(B) 人窮志短，便會做出壞事　　(C) 金錢是萬惡的根源，應該遠離金錢　　(D) 諷刺被利慾蒙蔽了心智，因而不擇手段、不顧一切的人</w:t>
-      </w:r>
-    </w:p>
-    <w:p>
-      <w:r>
-        <w:rPr>
-          <w:b w:val="0"/>
-        </w:rPr>
-        <w:t xml:space="preserve">（　　）2. </w:t>
-      </w:r>
-      <w:r>
-        <w:t>「攫金者」的「攫」是指？</w:t>
-      </w:r>
-    </w:p>
-    <w:p>
-      <w:pPr>
-        <w:ind w:left="454"/>
-      </w:pPr>
-      <w:r>
-        <w:t>(A) 購買　　(B) 欣賞　　(C) 搶奪、抓取　　(D) 遺失</w:t>
-      </w:r>
-    </w:p>
-    <w:p>
-      <w:r>
-        <w:rPr>
-          <w:b w:val="0"/>
-        </w:rPr>
-        <w:t xml:space="preserve">（　　）3. </w:t>
-      </w:r>
-      <w:r>
-        <w:t>「不見人，徒見金」的「徒」，意思是？</w:t>
-      </w:r>
-    </w:p>
-    <w:p>
-      <w:pPr>
-        <w:ind w:left="454"/>
-      </w:pPr>
-      <w:r>
-        <w:t>(A) 只　　(B) 白白地　　(C) 徒弟　　(D) 步行</w:t>
-      </w:r>
-    </w:p>
-    <w:p>
-      <w:r>
-        <w:rPr>
-          <w:b w:val="0"/>
-        </w:rPr>
-        <w:t xml:space="preserve">（　　）4. </w:t>
-      </w:r>
-      <w:r>
-        <w:t>後人以「齊人攫金」比喻什麼樣的人？</w:t>
-      </w:r>
-    </w:p>
-    <w:p>
-      <w:pPr>
-        <w:ind w:left="454"/>
-      </w:pPr>
-      <w:r>
-        <w:t>(A) 一心貪圖財利，見利而不見其他，因利慾薰心而不顧一切、不擇手段的人　　(B) 誠實可靠，堂堂正正做事的人　　(C) 行事謹慎，瞻前顧後的人　　(D) 喜歡在市集閒逛購物的人</w:t>
+        <w:t>(A) 善哉，講得好啊　　(B) 何不炳燭乎　　(C) 安有為人臣而戲其君乎　　(D) 取金之時，不見人</w:t>
       </w:r>
     </w:p>
     <w:p>
@@ -3756,7 +2721,7 @@
     </w:p>
     <w:p>
       <w:pPr>
-        <w:spacing w:before="240" w:after="120"/>
+        <w:spacing w:before="200"/>
       </w:pPr>
       <w:r>
         <w:rPr>
@@ -3764,12 +2729,12 @@
           <w:color w:val="385723"/>
           <w:sz w:val="32"/>
         </w:rPr>
-        <w:t>參考答案與解析（老師用）</w:t>
+        <w:t>參考答案與解析</w:t>
       </w:r>
     </w:p>
     <w:p>
       <w:pPr>
-        <w:spacing w:before="240" w:after="120"/>
+        <w:spacing w:before="200"/>
       </w:pPr>
       <w:r>
         <w:rPr>
@@ -3784,7 +2749,6 @@
       <w:tblPr>
         <w:tblStyle w:val="TableGrid"/>
         <w:tblW w:type="auto" w:w="0"/>
-        <w:jc w:val="center"/>
         <w:tblLook w:firstColumn="1" w:firstRow="1" w:lastColumn="0" w:lastRow="0" w:noHBand="0" w:noVBand="1" w:val="04A0"/>
       </w:tblPr>
       <w:tblGrid>
@@ -3799,9 +2763,6 @@
             <w:shd w:val="clear" w:color="auto" w:fill="E2EFDA"/>
           </w:tcPr>
           <w:p>
-            <w:pPr>
-              <w:jc w:val="center"/>
-            </w:pPr>
             <w:r>
               <w:rPr>
                 <w:b/>
@@ -3816,9 +2777,6 @@
             <w:shd w:val="clear" w:color="auto" w:fill="E2EFDA"/>
           </w:tcPr>
           <w:p>
-            <w:pPr>
-              <w:jc w:val="center"/>
-            </w:pPr>
             <w:r>
               <w:rPr>
                 <w:b/>
@@ -3829,13 +2787,10 @@
         </w:tc>
         <w:tc>
           <w:tcPr>
-            <w:tcW w:type="dxa" w:w="7370"/>
+            <w:tcW w:type="dxa" w:w="6803"/>
             <w:shd w:val="clear" w:color="auto" w:fill="E2EFDA"/>
           </w:tcPr>
           <w:p>
-            <w:pPr>
-              <w:jc w:val="center"/>
-            </w:pPr>
             <w:r>
               <w:rPr>
                 <w:b/>
@@ -3868,7 +2823,7 @@
         </w:tc>
         <w:tc>
           <w:tcPr>
-            <w:tcW w:type="dxa" w:w="7370"/>
+            <w:tcW w:type="dxa" w:w="6803"/>
           </w:tcPr>
           <w:p>
             <w:r>
@@ -3900,7 +2855,7 @@
         </w:tc>
         <w:tc>
           <w:tcPr>
-            <w:tcW w:type="dxa" w:w="7370"/>
+            <w:tcW w:type="dxa" w:w="6803"/>
           </w:tcPr>
           <w:p>
             <w:r>
@@ -3932,7 +2887,7 @@
         </w:tc>
         <w:tc>
           <w:tcPr>
-            <w:tcW w:type="dxa" w:w="7370"/>
+            <w:tcW w:type="dxa" w:w="6803"/>
           </w:tcPr>
           <w:p>
             <w:r>
@@ -3964,7 +2919,7 @@
         </w:tc>
         <w:tc>
           <w:tcPr>
-            <w:tcW w:type="dxa" w:w="7370"/>
+            <w:tcW w:type="dxa" w:w="6803"/>
           </w:tcPr>
           <w:p>
             <w:r>
@@ -3996,7 +2951,7 @@
         </w:tc>
         <w:tc>
           <w:tcPr>
-            <w:tcW w:type="dxa" w:w="7370"/>
+            <w:tcW w:type="dxa" w:w="6803"/>
           </w:tcPr>
           <w:p>
             <w:r>
@@ -4028,7 +2983,7 @@
         </w:tc>
         <w:tc>
           <w:tcPr>
-            <w:tcW w:type="dxa" w:w="7370"/>
+            <w:tcW w:type="dxa" w:w="6803"/>
           </w:tcPr>
           <w:p>
             <w:r>
@@ -4060,7 +3015,7 @@
         </w:tc>
         <w:tc>
           <w:tcPr>
-            <w:tcW w:type="dxa" w:w="7370"/>
+            <w:tcW w:type="dxa" w:w="6803"/>
           </w:tcPr>
           <w:p>
             <w:r>
@@ -4092,7 +3047,7 @@
         </w:tc>
         <w:tc>
           <w:tcPr>
-            <w:tcW w:type="dxa" w:w="7370"/>
+            <w:tcW w:type="dxa" w:w="6803"/>
           </w:tcPr>
           <w:p>
             <w:r>
@@ -4124,7 +3079,7 @@
         </w:tc>
         <w:tc>
           <w:tcPr>
-            <w:tcW w:type="dxa" w:w="7370"/>
+            <w:tcW w:type="dxa" w:w="6803"/>
           </w:tcPr>
           <w:p>
             <w:r>
@@ -4156,7 +3111,7 @@
         </w:tc>
         <w:tc>
           <w:tcPr>
-            <w:tcW w:type="dxa" w:w="7370"/>
+            <w:tcW w:type="dxa" w:w="6803"/>
           </w:tcPr>
           <w:p>
             <w:r>
@@ -4188,11 +3143,11 @@
         </w:tc>
         <w:tc>
           <w:tcPr>
-            <w:tcW w:type="dxa" w:w="7370"/>
+            <w:tcW w:type="dxa" w:w="6803"/>
           </w:tcPr>
           <w:p>
             <w:r>
-              <w:t>徒：只（注釋⑩）。取金之時，眼中只看見金子。</w:t>
+              <w:t>徒：只（注釋⑦）。取金之時，眼中只看見金子。</w:t>
             </w:r>
           </w:p>
         </w:tc>
@@ -4220,7 +3175,7 @@
         </w:tc>
         <w:tc>
           <w:tcPr>
-            <w:tcW w:type="dxa" w:w="7370"/>
+            <w:tcW w:type="dxa" w:w="6803"/>
           </w:tcPr>
           <w:p>
             <w:r>
@@ -4252,7 +3207,7 @@
         </w:tc>
         <w:tc>
           <w:tcPr>
-            <w:tcW w:type="dxa" w:w="7370"/>
+            <w:tcW w:type="dxa" w:w="6803"/>
           </w:tcPr>
           <w:p>
             <w:r>
@@ -4284,7 +3239,7 @@
         </w:tc>
         <w:tc>
           <w:tcPr>
-            <w:tcW w:type="dxa" w:w="7370"/>
+            <w:tcW w:type="dxa" w:w="6803"/>
           </w:tcPr>
           <w:p>
             <w:r>
@@ -4316,7 +3271,7 @@
         </w:tc>
         <w:tc>
           <w:tcPr>
-            <w:tcW w:type="dxa" w:w="7370"/>
+            <w:tcW w:type="dxa" w:w="6803"/>
           </w:tcPr>
           <w:p>
             <w:r>
@@ -4348,7 +3303,7 @@
         </w:tc>
         <w:tc>
           <w:tcPr>
-            <w:tcW w:type="dxa" w:w="7370"/>
+            <w:tcW w:type="dxa" w:w="6803"/>
           </w:tcPr>
           <w:p>
             <w:r>
@@ -4361,7 +3316,7 @@
     <w:p/>
     <w:p>
       <w:pPr>
-        <w:spacing w:before="240" w:after="120"/>
+        <w:spacing w:before="200"/>
       </w:pPr>
       <w:r>
         <w:rPr>
@@ -4369,14 +3324,13 @@
           <w:color w:val="385723"/>
           <w:sz w:val="26"/>
         </w:rPr>
-        <w:t>貳、成語、修辭與文學常識</w:t>
+        <w:t>貳、課文選擇題</w:t>
       </w:r>
     </w:p>
     <w:tbl>
       <w:tblPr>
         <w:tblStyle w:val="TableGrid"/>
         <w:tblW w:type="auto" w:w="0"/>
-        <w:jc w:val="center"/>
         <w:tblLook w:firstColumn="1" w:firstRow="1" w:lastColumn="0" w:lastRow="0" w:noHBand="0" w:noVBand="1" w:val="04A0"/>
       </w:tblPr>
       <w:tblGrid>
@@ -4391,9 +3345,6 @@
             <w:shd w:val="clear" w:color="auto" w:fill="E2EFDA"/>
           </w:tcPr>
           <w:p>
-            <w:pPr>
-              <w:jc w:val="center"/>
-            </w:pPr>
             <w:r>
               <w:rPr>
                 <w:b/>
@@ -4408,9 +3359,6 @@
             <w:shd w:val="clear" w:color="auto" w:fill="E2EFDA"/>
           </w:tcPr>
           <w:p>
-            <w:pPr>
-              <w:jc w:val="center"/>
-            </w:pPr>
             <w:r>
               <w:rPr>
                 <w:b/>
@@ -4421,285 +3369,10 @@
         </w:tc>
         <w:tc>
           <w:tcPr>
-            <w:tcW w:type="dxa" w:w="7370"/>
+            <w:tcW w:type="dxa" w:w="6803"/>
             <w:shd w:val="clear" w:color="auto" w:fill="E2EFDA"/>
           </w:tcPr>
           <w:p>
-            <w:pPr>
-              <w:jc w:val="center"/>
-            </w:pPr>
-            <w:r>
-              <w:rPr>
-                <w:b/>
-              </w:rPr>
-              <w:t>解析</w:t>
-            </w:r>
-          </w:p>
-        </w:tc>
-      </w:tr>
-      <w:tr>
-        <w:tc>
-          <w:tcPr>
-            <w:tcW w:type="dxa" w:w="1134"/>
-          </w:tcPr>
-          <w:p>
-            <w:r>
-              <w:t>17</w:t>
-            </w:r>
-          </w:p>
-        </w:tc>
-        <w:tc>
-          <w:tcPr>
-            <w:tcW w:type="dxa" w:w="1134"/>
-          </w:tcPr>
-          <w:p>
-            <w:r>
-              <w:t>C</w:t>
-            </w:r>
-          </w:p>
-        </w:tc>
-        <w:tc>
-          <w:tcPr>
-            <w:tcW w:type="dxa" w:w="7370"/>
-          </w:tcPr>
-          <w:p>
-            <w:r>
-              <w:t>自相矛盾：說話或做事前後衝突，不能自圓其說（課本標註）。</w:t>
-            </w:r>
-          </w:p>
-        </w:tc>
-      </w:tr>
-      <w:tr>
-        <w:tc>
-          <w:tcPr>
-            <w:tcW w:type="dxa" w:w="1134"/>
-          </w:tcPr>
-          <w:p>
-            <w:r>
-              <w:t>18</w:t>
-            </w:r>
-          </w:p>
-        </w:tc>
-        <w:tc>
-          <w:tcPr>
-            <w:tcW w:type="dxa" w:w="1134"/>
-          </w:tcPr>
-          <w:p>
-            <w:r>
-              <w:t>B</w:t>
-            </w:r>
-          </w:p>
-        </w:tc>
-        <w:tc>
-          <w:tcPr>
-            <w:tcW w:type="dxa" w:w="7370"/>
-          </w:tcPr>
-          <w:p>
-            <w:r>
-              <w:t>三句結構相同、依年齡層層推進，兼具排比與層遞。</w:t>
-            </w:r>
-          </w:p>
-        </w:tc>
-      </w:tr>
-      <w:tr>
-        <w:tc>
-          <w:tcPr>
-            <w:tcW w:type="dxa" w:w="1134"/>
-          </w:tcPr>
-          <w:p>
-            <w:r>
-              <w:t>19</w:t>
-            </w:r>
-          </w:p>
-        </w:tc>
-        <w:tc>
-          <w:tcPr>
-            <w:tcW w:type="dxa" w:w="1134"/>
-          </w:tcPr>
-          <w:p>
-            <w:r>
-              <w:t>A</w:t>
-            </w:r>
-          </w:p>
-        </w:tc>
-        <w:tc>
-          <w:tcPr>
-            <w:tcW w:type="dxa" w:w="7370"/>
-          </w:tcPr>
-          <w:p>
-            <w:r>
-              <w:t>師曠以點燭之光比喻老年好學，仍能照亮前路（課本標註）。</w:t>
-            </w:r>
-          </w:p>
-        </w:tc>
-      </w:tr>
-      <w:tr>
-        <w:tc>
-          <w:tcPr>
-            <w:tcW w:type="dxa" w:w="1134"/>
-          </w:tcPr>
-          <w:p>
-            <w:r>
-              <w:t>20</w:t>
-            </w:r>
-          </w:p>
-        </w:tc>
-        <w:tc>
-          <w:tcPr>
-            <w:tcW w:type="dxa" w:w="1134"/>
-          </w:tcPr>
-          <w:p>
-            <w:r>
-              <w:t>D</w:t>
-            </w:r>
-          </w:p>
-        </w:tc>
-        <w:tc>
-          <w:tcPr>
-            <w:tcW w:type="dxa" w:w="7370"/>
-          </w:tcPr>
-          <w:p>
-            <w:r>
-              <w:t>單一的箭容易折斷，聚集起來就難以摧毀，意近「眾志成城」。</w:t>
-            </w:r>
-          </w:p>
-        </w:tc>
-      </w:tr>
-      <w:tr>
-        <w:tc>
-          <w:tcPr>
-            <w:tcW w:type="dxa" w:w="1134"/>
-          </w:tcPr>
-          <w:p>
-            <w:r>
-              <w:t>21</w:t>
-            </w:r>
-          </w:p>
-        </w:tc>
-        <w:tc>
-          <w:tcPr>
-            <w:tcW w:type="dxa" w:w="1134"/>
-          </w:tcPr>
-          <w:p>
-            <w:r>
-              <w:t>B</w:t>
-            </w:r>
-          </w:p>
-        </w:tc>
-        <w:tc>
-          <w:tcPr>
-            <w:tcW w:type="dxa" w:w="7370"/>
-          </w:tcPr>
-          <w:p>
-            <w:r>
-              <w:t>孫山雖是榜末，仍算考中；「名落孫山」則專指落榜、未被錄取。</w:t>
-            </w:r>
-          </w:p>
-        </w:tc>
-      </w:tr>
-      <w:tr>
-        <w:tc>
-          <w:tcPr>
-            <w:tcW w:type="dxa" w:w="1134"/>
-          </w:tcPr>
-          <w:p>
-            <w:r>
-              <w:t>22</w:t>
-            </w:r>
-          </w:p>
-        </w:tc>
-        <w:tc>
-          <w:tcPr>
-            <w:tcW w:type="dxa" w:w="1134"/>
-          </w:tcPr>
-          <w:p>
-            <w:r>
-              <w:t>A</w:t>
-            </w:r>
-          </w:p>
-        </w:tc>
-        <w:tc>
-          <w:tcPr>
-            <w:tcW w:type="dxa" w:w="7370"/>
-          </w:tcPr>
-          <w:p>
-            <w:r>
-              <w:t>蓬草生長在麻中會自然挺直，白沙混入黑泥也會變黑，正說明環境對人潛移默化的影響，意近「近朱者赤，近墨者黑」。</w:t>
-            </w:r>
-          </w:p>
-        </w:tc>
-      </w:tr>
-    </w:tbl>
-    <w:p/>
-    <w:p>
-      <w:pPr>
-        <w:spacing w:before="240" w:after="120"/>
-      </w:pPr>
-      <w:r>
-        <w:rPr>
-          <w:b/>
-          <w:color w:val="385723"/>
-          <w:sz w:val="26"/>
-        </w:rPr>
-        <w:t>參、課文選擇題（題號：課次－題號）</w:t>
-      </w:r>
-    </w:p>
-    <w:tbl>
-      <w:tblPr>
-        <w:tblStyle w:val="TableGrid"/>
-        <w:tblW w:type="auto" w:w="0"/>
-        <w:jc w:val="center"/>
-        <w:tblLook w:firstColumn="1" w:firstRow="1" w:lastColumn="0" w:lastRow="0" w:noHBand="0" w:noVBand="1" w:val="04A0"/>
-      </w:tblPr>
-      <w:tblGrid>
-        <w:gridCol w:w="2880"/>
-        <w:gridCol w:w="2880"/>
-        <w:gridCol w:w="2880"/>
-      </w:tblGrid>
-      <w:tr>
-        <w:tc>
-          <w:tcPr>
-            <w:tcW w:type="dxa" w:w="1134"/>
-            <w:shd w:val="clear" w:color="auto" w:fill="E2EFDA"/>
-          </w:tcPr>
-          <w:p>
-            <w:pPr>
-              <w:jc w:val="center"/>
-            </w:pPr>
-            <w:r>
-              <w:rPr>
-                <w:b/>
-              </w:rPr>
-              <w:t>題號</w:t>
-            </w:r>
-          </w:p>
-        </w:tc>
-        <w:tc>
-          <w:tcPr>
-            <w:tcW w:type="dxa" w:w="1134"/>
-            <w:shd w:val="clear" w:color="auto" w:fill="E2EFDA"/>
-          </w:tcPr>
-          <w:p>
-            <w:pPr>
-              <w:jc w:val="center"/>
-            </w:pPr>
-            <w:r>
-              <w:rPr>
-                <w:b/>
-              </w:rPr>
-              <w:t>答案</w:t>
-            </w:r>
-          </w:p>
-        </w:tc>
-        <w:tc>
-          <w:tcPr>
-            <w:tcW w:type="dxa" w:w="7370"/>
-            <w:shd w:val="clear" w:color="auto" w:fill="E2EFDA"/>
-          </w:tcPr>
-          <w:p>
-            <w:pPr>
-              <w:jc w:val="center"/>
-            </w:pPr>
             <w:r>
               <w:rPr>
                 <w:b/>
@@ -4732,7 +3405,7 @@
         </w:tc>
         <w:tc>
           <w:tcPr>
-            <w:tcW w:type="dxa" w:w="7370"/>
+            <w:tcW w:type="dxa" w:w="6803"/>
           </w:tcPr>
           <w:p>
             <w:r>
@@ -4764,7 +3437,7 @@
         </w:tc>
         <w:tc>
           <w:tcPr>
-            <w:tcW w:type="dxa" w:w="7370"/>
+            <w:tcW w:type="dxa" w:w="6803"/>
           </w:tcPr>
           <w:p>
             <w:r>
@@ -4796,7 +3469,7 @@
         </w:tc>
         <w:tc>
           <w:tcPr>
-            <w:tcW w:type="dxa" w:w="7370"/>
+            <w:tcW w:type="dxa" w:w="6803"/>
           </w:tcPr>
           <w:p>
             <w:r>
@@ -4828,7 +3501,7 @@
         </w:tc>
         <w:tc>
           <w:tcPr>
-            <w:tcW w:type="dxa" w:w="7370"/>
+            <w:tcW w:type="dxa" w:w="6803"/>
           </w:tcPr>
           <w:p>
             <w:r>
@@ -4860,7 +3533,7 @@
         </w:tc>
         <w:tc>
           <w:tcPr>
-            <w:tcW w:type="dxa" w:w="7370"/>
+            <w:tcW w:type="dxa" w:w="6803"/>
           </w:tcPr>
           <w:p>
             <w:r>
@@ -4892,7 +3565,7 @@
         </w:tc>
         <w:tc>
           <w:tcPr>
-            <w:tcW w:type="dxa" w:w="7370"/>
+            <w:tcW w:type="dxa" w:w="6803"/>
           </w:tcPr>
           <w:p>
             <w:r>
@@ -4924,7 +3597,7 @@
         </w:tc>
         <w:tc>
           <w:tcPr>
-            <w:tcW w:type="dxa" w:w="7370"/>
+            <w:tcW w:type="dxa" w:w="6803"/>
           </w:tcPr>
           <w:p>
             <w:r>
@@ -4956,7 +3629,7 @@
         </w:tc>
         <w:tc>
           <w:tcPr>
-            <w:tcW w:type="dxa" w:w="7370"/>
+            <w:tcW w:type="dxa" w:w="6803"/>
           </w:tcPr>
           <w:p>
             <w:r>
@@ -4988,7 +3661,7 @@
         </w:tc>
         <w:tc>
           <w:tcPr>
-            <w:tcW w:type="dxa" w:w="7370"/>
+            <w:tcW w:type="dxa" w:w="6803"/>
           </w:tcPr>
           <w:p>
             <w:r>
@@ -5020,7 +3693,7 @@
         </w:tc>
         <w:tc>
           <w:tcPr>
-            <w:tcW w:type="dxa" w:w="7370"/>
+            <w:tcW w:type="dxa" w:w="6803"/>
           </w:tcPr>
           <w:p>
             <w:r>
@@ -5052,7 +3725,7 @@
         </w:tc>
         <w:tc>
           <w:tcPr>
-            <w:tcW w:type="dxa" w:w="7370"/>
+            <w:tcW w:type="dxa" w:w="6803"/>
           </w:tcPr>
           <w:p>
             <w:r>
@@ -5084,7 +3757,7 @@
         </w:tc>
         <w:tc>
           <w:tcPr>
-            <w:tcW w:type="dxa" w:w="7370"/>
+            <w:tcW w:type="dxa" w:w="6803"/>
           </w:tcPr>
           <w:p>
             <w:r>
@@ -5116,7 +3789,7 @@
         </w:tc>
         <w:tc>
           <w:tcPr>
-            <w:tcW w:type="dxa" w:w="7370"/>
+            <w:tcW w:type="dxa" w:w="6803"/>
           </w:tcPr>
           <w:p>
             <w:r>
@@ -5148,7 +3821,7 @@
         </w:tc>
         <w:tc>
           <w:tcPr>
-            <w:tcW w:type="dxa" w:w="7370"/>
+            <w:tcW w:type="dxa" w:w="6803"/>
           </w:tcPr>
           <w:p>
             <w:r>
@@ -5180,7 +3853,7 @@
         </w:tc>
         <w:tc>
           <w:tcPr>
-            <w:tcW w:type="dxa" w:w="7370"/>
+            <w:tcW w:type="dxa" w:w="6803"/>
           </w:tcPr>
           <w:p>
             <w:r>
@@ -5212,7 +3885,7 @@
         </w:tc>
         <w:tc>
           <w:tcPr>
-            <w:tcW w:type="dxa" w:w="7370"/>
+            <w:tcW w:type="dxa" w:w="6803"/>
           </w:tcPr>
           <w:p>
             <w:r>
@@ -5244,7 +3917,7 @@
         </w:tc>
         <w:tc>
           <w:tcPr>
-            <w:tcW w:type="dxa" w:w="7370"/>
+            <w:tcW w:type="dxa" w:w="6803"/>
           </w:tcPr>
           <w:p>
             <w:r>
@@ -5276,11 +3949,11 @@
         </w:tc>
         <w:tc>
           <w:tcPr>
-            <w:tcW w:type="dxa" w:w="7370"/>
+            <w:tcW w:type="dxa" w:w="6803"/>
           </w:tcPr>
           <w:p>
             <w:r>
-              <w:t>攫：抓取、搶奪（注釋⑦）。</w:t>
+              <w:t>攫：抓取、搶奪（注釋⑥）。</w:t>
             </w:r>
           </w:p>
         </w:tc>
@@ -5308,11 +3981,11 @@
         </w:tc>
         <w:tc>
           <w:tcPr>
-            <w:tcW w:type="dxa" w:w="7370"/>
+            <w:tcW w:type="dxa" w:w="6803"/>
           </w:tcPr>
           <w:p>
             <w:r>
-              <w:t>徒：只（注釋⑩）。齊人眼中只看見金子，看不見在場的人。</w:t>
+              <w:t>徒：只（注釋⑦）。齊人眼中只看見金子，看不見在場的人。</w:t>
             </w:r>
           </w:p>
         </w:tc>
@@ -5340,11 +4013,273 @@
         </w:tc>
         <w:tc>
           <w:tcPr>
-            <w:tcW w:type="dxa" w:w="7370"/>
+            <w:tcW w:type="dxa" w:w="6803"/>
           </w:tcPr>
           <w:p>
             <w:r>
               <w:t>(A)正確：「齊人攫金」正是形容一心貪圖財利、見利不見其他，因利慾薰心而不顧一切、不擇手段的人。(B)錯誤：齊人當眾搶奪他人財物，正好與「誠實可靠，堂堂正正」相反。(C)錯誤：齊人取金時「不見人，徒見金」，是不顧後果、莽撞行事，並非謹慎、瞻前顧後。(D)錯誤：齊人到市集的目的是伺機搶奪金子，不是單純逛街購物。</w:t>
+            </w:r>
+          </w:p>
+        </w:tc>
+      </w:tr>
+    </w:tbl>
+    <w:p/>
+    <w:p>
+      <w:pPr>
+        <w:spacing w:before="200"/>
+      </w:pPr>
+      <w:r>
+        <w:rPr>
+          <w:b/>
+          <w:color w:val="385723"/>
+          <w:sz w:val="26"/>
+        </w:rPr>
+        <w:t>參、成語練習</w:t>
+      </w:r>
+    </w:p>
+    <w:tbl>
+      <w:tblPr>
+        <w:tblStyle w:val="TableGrid"/>
+        <w:tblW w:type="auto" w:w="0"/>
+        <w:tblLook w:firstColumn="1" w:firstRow="1" w:lastColumn="0" w:lastRow="0" w:noHBand="0" w:noVBand="1" w:val="04A0"/>
+      </w:tblPr>
+      <w:tblGrid>
+        <w:gridCol w:w="2880"/>
+        <w:gridCol w:w="2880"/>
+        <w:gridCol w:w="2880"/>
+      </w:tblGrid>
+      <w:tr>
+        <w:tc>
+          <w:tcPr>
+            <w:tcW w:type="dxa" w:w="1134"/>
+            <w:shd w:val="clear" w:color="auto" w:fill="E2EFDA"/>
+          </w:tcPr>
+          <w:p>
+            <w:r>
+              <w:rPr>
+                <w:b/>
+              </w:rPr>
+              <w:t>題號</w:t>
+            </w:r>
+          </w:p>
+        </w:tc>
+        <w:tc>
+          <w:tcPr>
+            <w:tcW w:type="dxa" w:w="1134"/>
+            <w:shd w:val="clear" w:color="auto" w:fill="E2EFDA"/>
+          </w:tcPr>
+          <w:p>
+            <w:r>
+              <w:rPr>
+                <w:b/>
+              </w:rPr>
+              <w:t>答案</w:t>
+            </w:r>
+          </w:p>
+        </w:tc>
+        <w:tc>
+          <w:tcPr>
+            <w:tcW w:type="dxa" w:w="6803"/>
+            <w:shd w:val="clear" w:color="auto" w:fill="E2EFDA"/>
+          </w:tcPr>
+          <w:p>
+            <w:r>
+              <w:rPr>
+                <w:b/>
+              </w:rPr>
+              <w:t>解析</w:t>
+            </w:r>
+          </w:p>
+        </w:tc>
+      </w:tr>
+      <w:tr>
+        <w:tc>
+          <w:tcPr>
+            <w:tcW w:type="dxa" w:w="1134"/>
+          </w:tcPr>
+          <w:p>
+            <w:r>
+              <w:t>1</w:t>
+            </w:r>
+          </w:p>
+        </w:tc>
+        <w:tc>
+          <w:tcPr>
+            <w:tcW w:type="dxa" w:w="1134"/>
+          </w:tcPr>
+          <w:p>
+            <w:r>
+              <w:t>C</w:t>
+            </w:r>
+          </w:p>
+        </w:tc>
+        <w:tc>
+          <w:tcPr>
+            <w:tcW w:type="dxa" w:w="6803"/>
+          </w:tcPr>
+          <w:p>
+            <w:r>
+              <w:t>自相矛盾：說話或做事前後衝突，不能自圓其說（課本標註）。</w:t>
+            </w:r>
+          </w:p>
+        </w:tc>
+      </w:tr>
+      <w:tr>
+        <w:tc>
+          <w:tcPr>
+            <w:tcW w:type="dxa" w:w="1134"/>
+          </w:tcPr>
+          <w:p>
+            <w:r>
+              <w:t>2</w:t>
+            </w:r>
+          </w:p>
+        </w:tc>
+        <w:tc>
+          <w:tcPr>
+            <w:tcW w:type="dxa" w:w="1134"/>
+          </w:tcPr>
+          <w:p>
+            <w:r>
+              <w:t>B</w:t>
+            </w:r>
+          </w:p>
+        </w:tc>
+        <w:tc>
+          <w:tcPr>
+            <w:tcW w:type="dxa" w:w="6803"/>
+          </w:tcPr>
+          <w:p>
+            <w:r>
+              <w:t>三句結構相同、依年齡層層推進，兼具排比與層遞。</w:t>
+            </w:r>
+          </w:p>
+        </w:tc>
+      </w:tr>
+      <w:tr>
+        <w:tc>
+          <w:tcPr>
+            <w:tcW w:type="dxa" w:w="1134"/>
+          </w:tcPr>
+          <w:p>
+            <w:r>
+              <w:t>3</w:t>
+            </w:r>
+          </w:p>
+        </w:tc>
+        <w:tc>
+          <w:tcPr>
+            <w:tcW w:type="dxa" w:w="1134"/>
+          </w:tcPr>
+          <w:p>
+            <w:r>
+              <w:t>A</w:t>
+            </w:r>
+          </w:p>
+        </w:tc>
+        <w:tc>
+          <w:tcPr>
+            <w:tcW w:type="dxa" w:w="6803"/>
+          </w:tcPr>
+          <w:p>
+            <w:r>
+              <w:t>師曠以點燭之光比喻老年好學，仍能照亮前路（課本標註）。</w:t>
+            </w:r>
+          </w:p>
+        </w:tc>
+      </w:tr>
+      <w:tr>
+        <w:tc>
+          <w:tcPr>
+            <w:tcW w:type="dxa" w:w="1134"/>
+          </w:tcPr>
+          <w:p>
+            <w:r>
+              <w:t>4</w:t>
+            </w:r>
+          </w:p>
+        </w:tc>
+        <w:tc>
+          <w:tcPr>
+            <w:tcW w:type="dxa" w:w="1134"/>
+          </w:tcPr>
+          <w:p>
+            <w:r>
+              <w:t>D</w:t>
+            </w:r>
+          </w:p>
+        </w:tc>
+        <w:tc>
+          <w:tcPr>
+            <w:tcW w:type="dxa" w:w="6803"/>
+          </w:tcPr>
+          <w:p>
+            <w:r>
+              <w:t>單一的箭容易折斷，聚集起來就難以摧毀，意近「眾志成城」。</w:t>
+            </w:r>
+          </w:p>
+        </w:tc>
+      </w:tr>
+      <w:tr>
+        <w:tc>
+          <w:tcPr>
+            <w:tcW w:type="dxa" w:w="1134"/>
+          </w:tcPr>
+          <w:p>
+            <w:r>
+              <w:t>5</w:t>
+            </w:r>
+          </w:p>
+        </w:tc>
+        <w:tc>
+          <w:tcPr>
+            <w:tcW w:type="dxa" w:w="1134"/>
+          </w:tcPr>
+          <w:p>
+            <w:r>
+              <w:t>B</w:t>
+            </w:r>
+          </w:p>
+        </w:tc>
+        <w:tc>
+          <w:tcPr>
+            <w:tcW w:type="dxa" w:w="6803"/>
+          </w:tcPr>
+          <w:p>
+            <w:r>
+              <w:t>孫山雖是榜末，仍算考中；「名落孫山」則專指落榜、未被錄取。</w:t>
+            </w:r>
+          </w:p>
+        </w:tc>
+      </w:tr>
+      <w:tr>
+        <w:tc>
+          <w:tcPr>
+            <w:tcW w:type="dxa" w:w="1134"/>
+          </w:tcPr>
+          <w:p>
+            <w:r>
+              <w:t>6</w:t>
+            </w:r>
+          </w:p>
+        </w:tc>
+        <w:tc>
+          <w:tcPr>
+            <w:tcW w:type="dxa" w:w="1134"/>
+          </w:tcPr>
+          <w:p>
+            <w:r>
+              <w:t>A</w:t>
+            </w:r>
+          </w:p>
+        </w:tc>
+        <w:tc>
+          <w:tcPr>
+            <w:tcW w:type="dxa" w:w="6803"/>
+          </w:tcPr>
+          <w:p>
+            <w:r>
+              <w:t>蓬草生長在麻中會自然挺直，白沙混入黑泥也會變黑，正說明環境對人潛移默化的影響，意近「近朱者赤，近墨者黑」。</w:t>
             </w:r>
           </w:p>
         </w:tc>
